--- a/Viti-Theo-dossier-projet.docx
+++ b/Viti-Theo-dossier-projet.docx
@@ -60,8 +60,52 @@
           <w:szCs w:val="56"/>
         </w:rPr>
         <w:br/>
-      </w:r>
-      <w:proofErr w:type="spellStart"/>
+        <w:t>Developpeur Web et Web Mobile</w:t>
+      </w:r>
+    </w:p>
+    <w:p>
+      <w:pPr>
+        <w:jc w:val="center"/>
+        <w:rPr>
+          <w:rFonts w:ascii="Century Gothic" w:hAnsi="Century Gothic"/>
+          <w:i/>
+          <w:iCs/>
+          <w:sz w:val="72"/>
+          <w:szCs w:val="72"/>
+        </w:rPr>
+      </w:pPr>
+    </w:p>
+    <w:p>
+      <w:pPr>
+        <w:jc w:val="center"/>
+        <w:rPr>
+          <w:rFonts w:ascii="Century Gothic" w:hAnsi="Century Gothic"/>
+          <w:b/>
+          <w:bCs/>
+          <w:sz w:val="72"/>
+          <w:szCs w:val="72"/>
+        </w:rPr>
+      </w:pPr>
+      <w:r>
+        <w:rPr>
+          <w:rFonts w:ascii="Century Gothic" w:hAnsi="Century Gothic"/>
+          <w:b/>
+          <w:bCs/>
+          <w:sz w:val="72"/>
+          <w:szCs w:val="72"/>
+        </w:rPr>
+        <w:t>RankLobby</w:t>
+      </w:r>
+    </w:p>
+    <w:p>
+      <w:pPr>
+        <w:jc w:val="center"/>
+        <w:rPr>
+          <w:rFonts w:ascii="Century Gothic" w:hAnsi="Century Gothic"/>
+          <w:sz w:val="56"/>
+          <w:szCs w:val="56"/>
+        </w:rPr>
+      </w:pPr>
       <w:r>
         <w:rPr>
           <w:rFonts w:ascii="Century Gothic" w:hAnsi="Century Gothic"/>
@@ -70,31 +114,98 @@
           <w:sz w:val="56"/>
           <w:szCs w:val="56"/>
         </w:rPr>
-        <w:t>Developpeur</w:t>
-      </w:r>
-      <w:proofErr w:type="spellEnd"/>
-      <w:r>
-        <w:rPr>
-          <w:rFonts w:ascii="Century Gothic" w:hAnsi="Century Gothic"/>
-          <w:i/>
-          <w:iCs/>
-          <w:sz w:val="56"/>
-          <w:szCs w:val="56"/>
-        </w:rPr>
-        <w:t xml:space="preserve"> Web et Web Mobile</w:t>
-      </w:r>
-    </w:p>
-    <w:p>
-      <w:pPr>
-        <w:jc w:val="center"/>
+        <w:t>Rencontre des joueurs de ton même niveau</w:t>
+      </w:r>
+    </w:p>
+    <w:p>
+      <w:pPr>
+        <w:jc w:val="center"/>
+        <w:rPr>
+          <w:rFonts w:ascii="Century Gothic" w:hAnsi="Century Gothic"/>
+          <w:sz w:val="72"/>
+          <w:szCs w:val="72"/>
+          <w:lang w:val="en-GB"/>
+        </w:rPr>
+      </w:pPr>
+      <w:r>
         <w:rPr>
           <w:rFonts w:ascii="Century Gothic" w:hAnsi="Century Gothic"/>
           <w:i/>
           <w:iCs/>
           <w:sz w:val="72"/>
           <w:szCs w:val="72"/>
-        </w:rPr>
-      </w:pPr>
+          <w:lang w:val="en-GB"/>
+        </w:rPr>
+        <w:t>TODO LOGO</w:t>
+      </w:r>
+    </w:p>
+    <w:p>
+      <w:pPr>
+        <w:jc w:val="center"/>
+        <w:rPr>
+          <w:rFonts w:ascii="Century Gothic" w:hAnsi="Century Gothic"/>
+          <w:sz w:val="56"/>
+          <w:szCs w:val="56"/>
+          <w:lang w:val="en-GB"/>
+        </w:rPr>
+      </w:pPr>
+      <w:r>
+        <w:rPr>
+          <w:rFonts w:ascii="Century Gothic" w:hAnsi="Century Gothic"/>
+          <w:sz w:val="56"/>
+          <w:szCs w:val="56"/>
+          <w:lang w:val="en-GB"/>
+        </w:rPr>
+        <w:t>Viti Théo</w:t>
+      </w:r>
+    </w:p>
+    <w:p>
+      <w:pPr>
+        <w:jc w:val="center"/>
+        <w:rPr>
+          <w:rFonts w:ascii="Century Gothic" w:hAnsi="Century Gothic"/>
+          <w:sz w:val="56"/>
+          <w:szCs w:val="56"/>
+          <w:lang w:val="en-GB"/>
+        </w:rPr>
+      </w:pPr>
+    </w:p>
+    <w:p>
+      <w:pPr>
+        <w:rPr>
+          <w:rFonts w:ascii="Century Gothic" w:hAnsi="Century Gothic"/>
+          <w:sz w:val="36"/>
+          <w:szCs w:val="36"/>
+          <w:lang w:val="en-GB"/>
+        </w:rPr>
+      </w:pPr>
+      <w:r>
+        <w:rPr>
+          <w:rFonts w:ascii="Century Gothic" w:hAnsi="Century Gothic"/>
+          <w:sz w:val="36"/>
+          <w:szCs w:val="36"/>
+          <w:lang w:val="en-GB"/>
+        </w:rPr>
+        <w:t xml:space="preserve">LaPlateforme 2025 </w:t>
+      </w:r>
+      <w:r>
+        <w:rPr>
+          <w:rFonts w:ascii="Century Gothic" w:hAnsi="Century Gothic"/>
+          <w:sz w:val="36"/>
+          <w:szCs w:val="36"/>
+          <w:lang w:val="en-GB"/>
+        </w:rPr>
+        <w:t>–</w:t>
+      </w:r>
+      <w:r>
+        <w:rPr>
+          <w:rFonts w:ascii="Century Gothic" w:hAnsi="Century Gothic"/>
+          <w:sz w:val="36"/>
+          <w:szCs w:val="36"/>
+          <w:lang w:val="en-GB"/>
+        </w:rPr>
+        <w:t xml:space="preserve"> 2026</w:t>
+      </w:r>
     </w:p>
     <w:p>
       <w:pPr>
@@ -103,164 +214,19 @@
           <w:rFonts w:ascii="Century Gothic" w:hAnsi="Century Gothic"/>
           <w:b/>
           <w:bCs/>
-          <w:sz w:val="72"/>
-          <w:szCs w:val="72"/>
-        </w:rPr>
-      </w:pPr>
-      <w:proofErr w:type="spellStart"/>
+          <w:sz w:val="36"/>
+          <w:szCs w:val="36"/>
+        </w:rPr>
+      </w:pPr>
       <w:r>
         <w:rPr>
           <w:rFonts w:ascii="Century Gothic" w:hAnsi="Century Gothic"/>
           <w:b/>
           <w:bCs/>
-          <w:sz w:val="72"/>
-          <w:szCs w:val="72"/>
-        </w:rPr>
-        <w:t>RankLobby</w:t>
-      </w:r>
-      <w:proofErr w:type="spellEnd"/>
-    </w:p>
-    <w:p>
-      <w:pPr>
-        <w:jc w:val="center"/>
-        <w:rPr>
-          <w:rFonts w:ascii="Century Gothic" w:hAnsi="Century Gothic"/>
-          <w:sz w:val="56"/>
-          <w:szCs w:val="56"/>
-        </w:rPr>
-      </w:pPr>
-      <w:r>
-        <w:rPr>
-          <w:rFonts w:ascii="Century Gothic" w:hAnsi="Century Gothic"/>
-          <w:i/>
-          <w:iCs/>
-          <w:sz w:val="56"/>
-          <w:szCs w:val="56"/>
-        </w:rPr>
-        <w:t>Rencontre des joueurs de ton même niveau</w:t>
-      </w:r>
-    </w:p>
-    <w:p>
-      <w:pPr>
-        <w:jc w:val="center"/>
-        <w:rPr>
-          <w:rFonts w:ascii="Century Gothic" w:hAnsi="Century Gothic"/>
-          <w:sz w:val="72"/>
-          <w:szCs w:val="72"/>
-        </w:rPr>
-      </w:pPr>
-      <w:r>
-        <w:rPr>
-          <w:rFonts w:ascii="Century Gothic" w:hAnsi="Century Gothic"/>
-          <w:i/>
-          <w:iCs/>
-          <w:sz w:val="72"/>
-          <w:szCs w:val="72"/>
-        </w:rPr>
-        <w:t>TODO LOGO</w:t>
-      </w:r>
-    </w:p>
-    <w:p>
-      <w:pPr>
-        <w:jc w:val="center"/>
-        <w:rPr>
-          <w:rFonts w:ascii="Century Gothic" w:hAnsi="Century Gothic"/>
-          <w:sz w:val="56"/>
-          <w:szCs w:val="56"/>
-        </w:rPr>
-      </w:pPr>
-      <w:r>
-        <w:rPr>
-          <w:rFonts w:ascii="Century Gothic" w:hAnsi="Century Gothic"/>
-          <w:sz w:val="56"/>
-          <w:szCs w:val="56"/>
-        </w:rPr>
-        <w:t>Viti Théo</w:t>
-      </w:r>
-    </w:p>
-    <w:p>
-      <w:pPr>
-        <w:jc w:val="center"/>
-        <w:rPr>
-          <w:rFonts w:ascii="Century Gothic" w:hAnsi="Century Gothic"/>
-          <w:sz w:val="56"/>
-          <w:szCs w:val="56"/>
-        </w:rPr>
-      </w:pPr>
-    </w:p>
-    <w:p>
-      <w:pPr>
-        <w:rPr>
-          <w:rFonts w:ascii="Century Gothic" w:hAnsi="Century Gothic"/>
-          <w:sz w:val="36"/>
-          <w:szCs w:val="36"/>
-        </w:rPr>
-      </w:pPr>
-      <w:proofErr w:type="spellStart"/>
-      <w:r>
-        <w:rPr>
-          <w:rFonts w:ascii="Century Gothic" w:hAnsi="Century Gothic"/>
-          <w:sz w:val="36"/>
-          <w:szCs w:val="36"/>
-        </w:rPr>
-        <w:t>LaPlateforme</w:t>
-      </w:r>
-      <w:proofErr w:type="spellEnd"/>
-      <w:r>
-        <w:rPr>
-          <w:rFonts w:ascii="Century Gothic" w:hAnsi="Century Gothic"/>
-          <w:sz w:val="36"/>
-          <w:szCs w:val="36"/>
-        </w:rPr>
-        <w:t xml:space="preserve"> 2025 </w:t>
-      </w:r>
-      <w:r>
-        <w:rPr>
-          <w:rFonts w:ascii="Century Gothic" w:hAnsi="Century Gothic"/>
-          <w:sz w:val="36"/>
-          <w:szCs w:val="36"/>
-        </w:rPr>
-        <w:t>–</w:t>
-      </w:r>
-      <w:r>
-        <w:rPr>
-          <w:rFonts w:ascii="Century Gothic" w:hAnsi="Century Gothic"/>
-          <w:sz w:val="36"/>
-          <w:szCs w:val="36"/>
-        </w:rPr>
-        <w:t xml:space="preserve"> 2026</w:t>
-      </w:r>
-    </w:p>
-    <w:p>
-      <w:pPr>
-        <w:jc w:val="center"/>
-        <w:rPr>
-          <w:rFonts w:ascii="Century Gothic" w:hAnsi="Century Gothic"/>
-          <w:b/>
-          <w:bCs/>
-          <w:sz w:val="36"/>
-          <w:szCs w:val="36"/>
-        </w:rPr>
-      </w:pPr>
-      <w:r>
-        <w:rPr>
-          <w:rFonts w:ascii="Century Gothic" w:hAnsi="Century Gothic"/>
-          <w:b/>
-          <w:bCs/>
-          <w:sz w:val="36"/>
-          <w:szCs w:val="36"/>
-        </w:rPr>
-        <w:t>SOMMAIR</w:t>
-      </w:r>
-      <w:r>
-        <w:rPr>
-          <w:rFonts w:ascii="Century Gothic" w:hAnsi="Century Gothic"/>
-          <w:b/>
-          <w:bCs/>
-          <w:sz w:val="36"/>
-          <w:szCs w:val="36"/>
-        </w:rPr>
-        <w:t>E</w:t>
+          <w:sz w:val="36"/>
+          <w:szCs w:val="36"/>
+        </w:rPr>
+        <w:t>SOMMAIRE</w:t>
       </w:r>
     </w:p>
     <w:p>
@@ -335,23 +301,7 @@
           <w:sz w:val="36"/>
           <w:szCs w:val="36"/>
         </w:rPr>
-        <w:t>02</w:t>
-      </w:r>
-      <w:r>
-        <w:rPr>
-          <w:rFonts w:ascii="Century Gothic" w:hAnsi="Century Gothic"/>
-          <w:sz w:val="36"/>
-          <w:szCs w:val="36"/>
-        </w:rPr>
-        <w:t xml:space="preserve"> </w:t>
-      </w:r>
-      <w:r>
-        <w:rPr>
-          <w:rFonts w:ascii="Century Gothic" w:hAnsi="Century Gothic"/>
-          <w:sz w:val="36"/>
-          <w:szCs w:val="36"/>
-        </w:rPr>
-        <w:t>COMPÉTENCES MISES EN ŒUVRE</w:t>
+        <w:t>02 COMPÉTENCES MISES EN ŒUVRE</w:t>
       </w:r>
     </w:p>
     <w:p>
@@ -372,23 +322,7 @@
           <w:sz w:val="36"/>
           <w:szCs w:val="36"/>
         </w:rPr>
-        <w:t>03</w:t>
-      </w:r>
-      <w:r>
-        <w:rPr>
-          <w:rFonts w:ascii="Century Gothic" w:hAnsi="Century Gothic"/>
-          <w:sz w:val="36"/>
-          <w:szCs w:val="36"/>
-        </w:rPr>
-        <w:t xml:space="preserve"> </w:t>
-      </w:r>
-      <w:r>
-        <w:rPr>
-          <w:rFonts w:ascii="Century Gothic" w:hAnsi="Century Gothic"/>
-          <w:sz w:val="36"/>
-          <w:szCs w:val="36"/>
-        </w:rPr>
-        <w:t>RÉSUMÉ DU PROJET</w:t>
+        <w:t>03 RÉSUMÉ DU PROJET</w:t>
       </w:r>
     </w:p>
     <w:p>
@@ -409,23 +343,7 @@
           <w:sz w:val="36"/>
           <w:szCs w:val="36"/>
         </w:rPr>
-        <w:t>04</w:t>
-      </w:r>
-      <w:r>
-        <w:rPr>
-          <w:rFonts w:ascii="Century Gothic" w:hAnsi="Century Gothic"/>
-          <w:sz w:val="36"/>
-          <w:szCs w:val="36"/>
-        </w:rPr>
-        <w:t xml:space="preserve"> </w:t>
-      </w:r>
-      <w:r>
-        <w:rPr>
-          <w:rFonts w:ascii="Century Gothic" w:hAnsi="Century Gothic"/>
-          <w:sz w:val="36"/>
-          <w:szCs w:val="36"/>
-        </w:rPr>
-        <w:t>CONCEPTION FONCTIONNELLE</w:t>
+        <w:t>04 CONCEPTION FONCTIONNELLE</w:t>
       </w:r>
     </w:p>
     <w:p>
@@ -446,23 +364,7 @@
           <w:sz w:val="36"/>
           <w:szCs w:val="36"/>
         </w:rPr>
-        <w:t>05</w:t>
-      </w:r>
-      <w:r>
-        <w:rPr>
-          <w:rFonts w:ascii="Century Gothic" w:hAnsi="Century Gothic"/>
-          <w:sz w:val="36"/>
-          <w:szCs w:val="36"/>
-        </w:rPr>
-        <w:t xml:space="preserve"> </w:t>
-      </w:r>
-      <w:r>
-        <w:rPr>
-          <w:rFonts w:ascii="Century Gothic" w:hAnsi="Century Gothic"/>
-          <w:sz w:val="36"/>
-          <w:szCs w:val="36"/>
-        </w:rPr>
-        <w:t>CONCEPTION VISUELLE</w:t>
+        <w:t>05 CONCEPTION VISUELLE</w:t>
       </w:r>
     </w:p>
     <w:p>
@@ -483,23 +385,7 @@
           <w:sz w:val="36"/>
           <w:szCs w:val="36"/>
         </w:rPr>
-        <w:t>06</w:t>
-      </w:r>
-      <w:r>
-        <w:rPr>
-          <w:rFonts w:ascii="Century Gothic" w:hAnsi="Century Gothic"/>
-          <w:sz w:val="36"/>
-          <w:szCs w:val="36"/>
-        </w:rPr>
-        <w:t xml:space="preserve"> </w:t>
-      </w:r>
-      <w:r>
-        <w:rPr>
-          <w:rFonts w:ascii="Century Gothic" w:hAnsi="Century Gothic"/>
-          <w:sz w:val="36"/>
-          <w:szCs w:val="36"/>
-        </w:rPr>
-        <w:t>CONCEPTION TECHNIQUE</w:t>
+        <w:t>06 CONCEPTION TECHNIQUE</w:t>
       </w:r>
     </w:p>
     <w:p>
@@ -520,23 +406,7 @@
           <w:sz w:val="36"/>
           <w:szCs w:val="36"/>
         </w:rPr>
-        <w:t>07</w:t>
-      </w:r>
-      <w:r>
-        <w:rPr>
-          <w:rFonts w:ascii="Century Gothic" w:hAnsi="Century Gothic"/>
-          <w:sz w:val="36"/>
-          <w:szCs w:val="36"/>
-        </w:rPr>
-        <w:t xml:space="preserve"> </w:t>
-      </w:r>
-      <w:r>
-        <w:rPr>
-          <w:rFonts w:ascii="Century Gothic" w:hAnsi="Century Gothic"/>
-          <w:sz w:val="36"/>
-          <w:szCs w:val="36"/>
-        </w:rPr>
-        <w:t>ARCHITECTURE DE L’APPLICATION</w:t>
+        <w:t>07 ARCHITECTURE DE L’APPLICATION</w:t>
       </w:r>
     </w:p>
     <w:p>
@@ -557,23 +427,7 @@
           <w:sz w:val="36"/>
           <w:szCs w:val="36"/>
         </w:rPr>
-        <w:t>08</w:t>
-      </w:r>
-      <w:r>
-        <w:rPr>
-          <w:rFonts w:ascii="Century Gothic" w:hAnsi="Century Gothic"/>
-          <w:sz w:val="36"/>
-          <w:szCs w:val="36"/>
-        </w:rPr>
-        <w:t xml:space="preserve"> </w:t>
-      </w:r>
-      <w:r>
-        <w:rPr>
-          <w:rFonts w:ascii="Century Gothic" w:hAnsi="Century Gothic"/>
-          <w:sz w:val="36"/>
-          <w:szCs w:val="36"/>
-        </w:rPr>
-        <w:t>DÉVELOPPEMENT</w:t>
+        <w:t>08 DÉVELOPPEMENT</w:t>
       </w:r>
     </w:p>
     <w:p>
@@ -594,15 +448,7 @@
           <w:sz w:val="36"/>
           <w:szCs w:val="36"/>
         </w:rPr>
-        <w:t>09</w:t>
-      </w:r>
-      <w:r>
-        <w:rPr>
-          <w:rFonts w:ascii="Century Gothic" w:hAnsi="Century Gothic"/>
-          <w:sz w:val="36"/>
-          <w:szCs w:val="36"/>
-        </w:rPr>
-        <w:t xml:space="preserve"> API RIOT GAMES</w:t>
+        <w:t>09 API RIOT GAMES</w:t>
       </w:r>
     </w:p>
     <w:p>
@@ -623,23 +469,7 @@
           <w:sz w:val="36"/>
           <w:szCs w:val="36"/>
         </w:rPr>
-        <w:t>10</w:t>
-      </w:r>
-      <w:r>
-        <w:rPr>
-          <w:rFonts w:ascii="Century Gothic" w:hAnsi="Century Gothic"/>
-          <w:sz w:val="36"/>
-          <w:szCs w:val="36"/>
-        </w:rPr>
-        <w:t xml:space="preserve"> </w:t>
-      </w:r>
-      <w:r>
-        <w:rPr>
-          <w:rFonts w:ascii="Century Gothic" w:hAnsi="Century Gothic"/>
-          <w:sz w:val="36"/>
-          <w:szCs w:val="36"/>
-        </w:rPr>
-        <w:t>DÉPLOIEMENT ET CONTENEURISATION</w:t>
+        <w:t>10 DÉPLOIEMENT ET CONTENEURISATION</w:t>
       </w:r>
     </w:p>
     <w:p>
@@ -660,23 +490,7 @@
           <w:sz w:val="36"/>
           <w:szCs w:val="36"/>
         </w:rPr>
-        <w:t>11</w:t>
-      </w:r>
-      <w:r>
-        <w:rPr>
-          <w:rFonts w:ascii="Century Gothic" w:hAnsi="Century Gothic"/>
-          <w:sz w:val="36"/>
-          <w:szCs w:val="36"/>
-        </w:rPr>
-        <w:t xml:space="preserve"> </w:t>
-      </w:r>
-      <w:r>
-        <w:rPr>
-          <w:rFonts w:ascii="Century Gothic" w:hAnsi="Century Gothic"/>
-          <w:sz w:val="36"/>
-          <w:szCs w:val="36"/>
-        </w:rPr>
-        <w:t>PLAN DE TESTS ET JEU D’ESSAI</w:t>
+        <w:t>11 PLAN DE TESTS ET JEU D’ESSAI</w:t>
       </w:r>
     </w:p>
     <w:p>
@@ -697,23 +511,7 @@
           <w:sz w:val="36"/>
           <w:szCs w:val="36"/>
         </w:rPr>
-        <w:t>12</w:t>
-      </w:r>
-      <w:r>
-        <w:rPr>
-          <w:rFonts w:ascii="Century Gothic" w:hAnsi="Century Gothic"/>
-          <w:sz w:val="36"/>
-          <w:szCs w:val="36"/>
-        </w:rPr>
-        <w:t xml:space="preserve"> </w:t>
-      </w:r>
-      <w:r>
-        <w:rPr>
-          <w:rFonts w:ascii="Century Gothic" w:hAnsi="Century Gothic"/>
-          <w:sz w:val="36"/>
-          <w:szCs w:val="36"/>
-        </w:rPr>
-        <w:t>CONCLUSION</w:t>
+        <w:t>12 CONCLUSION</w:t>
       </w:r>
     </w:p>
     <w:p>
@@ -808,25 +606,7 @@
           <w:szCs w:val="28"/>
         </w:rPr>
         <w:lastRenderedPageBreak/>
-        <w:t xml:space="preserve">Ce projet a été réalisé dans le cadre d’un travail individuel au sein de la formation de </w:t>
-      </w:r>
-      <w:proofErr w:type="spellStart"/>
-      <w:r>
-        <w:rPr>
-          <w:rFonts w:ascii="Times New Roman" w:hAnsi="Times New Roman" w:cs="Times New Roman"/>
-          <w:sz w:val="28"/>
-          <w:szCs w:val="28"/>
-        </w:rPr>
-        <w:t>developpeur</w:t>
-      </w:r>
-      <w:proofErr w:type="spellEnd"/>
-      <w:r>
-        <w:rPr>
-          <w:rFonts w:ascii="Times New Roman" w:hAnsi="Times New Roman" w:cs="Times New Roman"/>
-          <w:sz w:val="28"/>
-          <w:szCs w:val="28"/>
-        </w:rPr>
-        <w:t xml:space="preserve"> web et web mobile, qui s’est déroulée en présentiel à La Plateforme de Martigues, du (renseigner dates)</w:t>
+        <w:t>Ce projet a été réalisé dans le cadre d’un travail individuel au sein de la formation de developpeur web et web mobile, qui s’est déroulée en présentiel à La Plateforme de Martigues, du (renseigner dates)</w:t>
       </w:r>
     </w:p>
     <w:p>
@@ -844,25 +624,7 @@
           <w:sz w:val="28"/>
           <w:szCs w:val="28"/>
         </w:rPr>
-        <w:t xml:space="preserve">Cette formation de </w:t>
-      </w:r>
-      <w:proofErr w:type="spellStart"/>
-      <w:r>
-        <w:rPr>
-          <w:rFonts w:ascii="Times New Roman" w:hAnsi="Times New Roman" w:cs="Times New Roman"/>
-          <w:sz w:val="28"/>
-          <w:szCs w:val="28"/>
-        </w:rPr>
-        <w:t>Developpeur</w:t>
-      </w:r>
-      <w:proofErr w:type="spellEnd"/>
-      <w:r>
-        <w:rPr>
-          <w:rFonts w:ascii="Times New Roman" w:hAnsi="Times New Roman" w:cs="Times New Roman"/>
-          <w:sz w:val="28"/>
-          <w:szCs w:val="28"/>
-        </w:rPr>
-        <w:t xml:space="preserve"> Web et Web Mobile est la première étape d’une reconversion professionnelle, ayant commencé par un parcours littéraire.  Cette démarche s’inscrit dans un projet à plus long terme, visant à intégrer un CDA en alternance et d’acquérir une expérience professionnelle.</w:t>
+        <w:t>Cette formation de Developpeur Web et Web Mobile est la première étape d’une reconversion professionnelle, ayant commencé par un parcours littéraire.  Cette démarche s’inscrit dans un projet à plus long terme, visant à intégrer un CDA en alternance et d’acquérir une expérience professionnelle.</w:t>
       </w:r>
       <w:r>
         <w:rPr>
@@ -888,39 +650,7 @@
           <w:sz w:val="28"/>
           <w:szCs w:val="28"/>
         </w:rPr>
-        <w:t xml:space="preserve">J’aimerais remercier les formateurs et le personnel administratif </w:t>
-      </w:r>
-      <w:r>
-        <w:rPr>
-          <w:rFonts w:ascii="Times New Roman" w:hAnsi="Times New Roman" w:cs="Times New Roman"/>
-          <w:sz w:val="28"/>
-          <w:szCs w:val="28"/>
-        </w:rPr>
-        <w:t>de La Plateforme</w:t>
-      </w:r>
-      <w:r>
-        <w:rPr>
-          <w:rFonts w:ascii="Times New Roman" w:hAnsi="Times New Roman" w:cs="Times New Roman"/>
-          <w:sz w:val="28"/>
-          <w:szCs w:val="28"/>
-        </w:rPr>
-        <w:t>, qui nous ont accompagnés et soutenus de manière professionnelle</w:t>
-      </w:r>
-      <w:r>
-        <w:rPr>
-          <w:rFonts w:ascii="Times New Roman" w:hAnsi="Times New Roman" w:cs="Times New Roman"/>
-          <w:sz w:val="28"/>
-          <w:szCs w:val="28"/>
-        </w:rPr>
-        <w:t xml:space="preserve"> </w:t>
-      </w:r>
-      <w:r>
-        <w:rPr>
-          <w:rFonts w:ascii="Times New Roman" w:hAnsi="Times New Roman" w:cs="Times New Roman"/>
-          <w:sz w:val="28"/>
-          <w:szCs w:val="28"/>
-        </w:rPr>
-        <w:t>tout au long de cette formation. Je remercie également mes collègues pour tous les moments partagés et pour tout ce que j’ai pu apprendre à leurs côtés pendant ces mois.</w:t>
+        <w:t>J’aimerais remercier les formateurs et le personnel administratif de La Plateforme, qui nous ont accompagnés et soutenus de manière professionnelle tout au long de cette formation. Je remercie également mes collègues pour tous les moments partagés et pour tout ce que j’ai pu apprendre à leurs côtés pendant ces mois.</w:t>
       </w:r>
     </w:p>
     <w:p>
@@ -1040,49 +770,403 @@
       <w:pPr>
         <w:jc w:val="center"/>
         <w:rPr>
-          <w:rFonts w:ascii="Century Gothic" w:hAnsi="Century Gothic"/>
-          <w:sz w:val="36"/>
-          <w:szCs w:val="36"/>
-        </w:rPr>
-      </w:pPr>
-      <w:r>
-        <w:rPr>
-          <w:rFonts w:ascii="Century Gothic" w:hAnsi="Century Gothic"/>
-          <w:sz w:val="36"/>
-          <w:szCs w:val="36"/>
-        </w:rPr>
-        <w:t>REAC</w:t>
-      </w:r>
-    </w:p>
-    <w:p>
-      <w:pPr>
-        <w:jc w:val="center"/>
-        <w:rPr>
-          <w:rFonts w:ascii="Century Gothic" w:hAnsi="Century Gothic"/>
-          <w:sz w:val="36"/>
-          <w:szCs w:val="36"/>
-        </w:rPr>
-      </w:pPr>
-    </w:p>
-    <w:p>
-      <w:pPr>
-        <w:jc w:val="center"/>
-        <w:rPr>
-          <w:rFonts w:ascii="Century Gothic" w:hAnsi="Century Gothic"/>
-          <w:sz w:val="36"/>
-          <w:szCs w:val="36"/>
-        </w:rPr>
-      </w:pPr>
-    </w:p>
-    <w:p>
-      <w:pPr>
-        <w:jc w:val="center"/>
-        <w:rPr>
-          <w:rFonts w:ascii="Century Gothic" w:hAnsi="Century Gothic"/>
-          <w:sz w:val="36"/>
-          <w:szCs w:val="36"/>
-        </w:rPr>
-      </w:pPr>
+          <w:rFonts w:ascii="Times New Roman" w:hAnsi="Times New Roman" w:cs="Times New Roman"/>
+          <w:sz w:val="28"/>
+          <w:szCs w:val="28"/>
+        </w:rPr>
+      </w:pPr>
+      <w:r>
+        <w:rPr>
+          <w:rFonts w:ascii="Times New Roman" w:hAnsi="Times New Roman" w:cs="Times New Roman"/>
+          <w:sz w:val="28"/>
+          <w:szCs w:val="28"/>
+        </w:rPr>
+        <w:t>Les compétences du référentiel couvertes par le projet City Care sont :</w:t>
+      </w:r>
+    </w:p>
+    <w:p>
+      <w:pPr>
+        <w:jc w:val="center"/>
+        <w:rPr>
+          <w:rFonts w:ascii="Times New Roman" w:hAnsi="Times New Roman" w:cs="Times New Roman"/>
+          <w:sz w:val="28"/>
+          <w:szCs w:val="28"/>
+        </w:rPr>
+      </w:pPr>
+      <w:r>
+        <w:rPr>
+          <w:rFonts w:ascii="Times New Roman" w:hAnsi="Times New Roman" w:cs="Times New Roman"/>
+          <w:sz w:val="28"/>
+          <w:szCs w:val="28"/>
+          <w:highlight w:val="yellow"/>
+        </w:rPr>
+        <w:t>Pour l’activité type 1 : « Développer la partie front-end d’une application web ou web mobile sécurisée » :</w:t>
+      </w:r>
+    </w:p>
+    <w:p>
+      <w:pPr>
+        <w:jc w:val="center"/>
+        <w:rPr>
+          <w:rFonts w:ascii="Times New Roman" w:hAnsi="Times New Roman" w:cs="Times New Roman"/>
+          <w:b/>
+          <w:bCs/>
+          <w:sz w:val="28"/>
+          <w:szCs w:val="28"/>
+        </w:rPr>
+      </w:pPr>
+      <w:r>
+        <w:rPr>
+          <w:rFonts w:ascii="Times New Roman" w:hAnsi="Times New Roman" w:cs="Times New Roman"/>
+          <w:b/>
+          <w:bCs/>
+          <w:sz w:val="28"/>
+          <w:szCs w:val="28"/>
+        </w:rPr>
+        <w:t>Installer et configurer son environnement de travail en fonction du projet web ou web mobile</w:t>
+      </w:r>
+      <w:r>
+        <w:rPr>
+          <w:rFonts w:ascii="Times New Roman" w:hAnsi="Times New Roman" w:cs="Times New Roman"/>
+          <w:b/>
+          <w:bCs/>
+          <w:sz w:val="28"/>
+          <w:szCs w:val="28"/>
+        </w:rPr>
+        <w:t> :</w:t>
+      </w:r>
+    </w:p>
+    <w:p>
+      <w:pPr>
+        <w:jc w:val="center"/>
+        <w:rPr>
+          <w:rFonts w:ascii="Times New Roman" w:hAnsi="Times New Roman" w:cs="Times New Roman"/>
+          <w:b/>
+          <w:bCs/>
+          <w:sz w:val="28"/>
+          <w:szCs w:val="28"/>
+        </w:rPr>
+      </w:pPr>
+    </w:p>
+    <w:p>
+      <w:pPr>
+        <w:jc w:val="center"/>
+        <w:rPr>
+          <w:rFonts w:ascii="Times New Roman" w:hAnsi="Times New Roman" w:cs="Times New Roman"/>
+          <w:b/>
+          <w:bCs/>
+          <w:sz w:val="28"/>
+          <w:szCs w:val="28"/>
+        </w:rPr>
+      </w:pPr>
+    </w:p>
+    <w:p>
+      <w:pPr>
+        <w:jc w:val="center"/>
+        <w:rPr>
+          <w:rFonts w:ascii="Times New Roman" w:hAnsi="Times New Roman" w:cs="Times New Roman"/>
+          <w:b/>
+          <w:bCs/>
+          <w:sz w:val="28"/>
+          <w:szCs w:val="28"/>
+        </w:rPr>
+      </w:pPr>
+    </w:p>
+    <w:p>
+      <w:pPr>
+        <w:jc w:val="center"/>
+        <w:rPr>
+          <w:rFonts w:ascii="Times New Roman" w:hAnsi="Times New Roman" w:cs="Times New Roman"/>
+          <w:b/>
+          <w:bCs/>
+          <w:sz w:val="28"/>
+          <w:szCs w:val="28"/>
+        </w:rPr>
+      </w:pPr>
+      <w:r>
+        <w:rPr>
+          <w:rFonts w:ascii="Times New Roman" w:hAnsi="Times New Roman" w:cs="Times New Roman"/>
+          <w:b/>
+          <w:bCs/>
+          <w:sz w:val="28"/>
+          <w:szCs w:val="28"/>
+        </w:rPr>
+        <w:t>Maquetter des interfaces utilisateur web ou web mobile</w:t>
+      </w:r>
+    </w:p>
+    <w:p>
+      <w:pPr>
+        <w:jc w:val="center"/>
+        <w:rPr>
+          <w:rFonts w:ascii="Times New Roman" w:hAnsi="Times New Roman" w:cs="Times New Roman"/>
+          <w:b/>
+          <w:bCs/>
+          <w:sz w:val="28"/>
+          <w:szCs w:val="28"/>
+        </w:rPr>
+      </w:pPr>
+    </w:p>
+    <w:p>
+      <w:pPr>
+        <w:jc w:val="center"/>
+        <w:rPr>
+          <w:rFonts w:ascii="Times New Roman" w:hAnsi="Times New Roman" w:cs="Times New Roman"/>
+          <w:b/>
+          <w:bCs/>
+          <w:sz w:val="28"/>
+          <w:szCs w:val="28"/>
+        </w:rPr>
+      </w:pPr>
+    </w:p>
+    <w:p>
+      <w:pPr>
+        <w:jc w:val="center"/>
+        <w:rPr>
+          <w:rFonts w:ascii="Times New Roman" w:hAnsi="Times New Roman" w:cs="Times New Roman"/>
+          <w:b/>
+          <w:bCs/>
+          <w:sz w:val="28"/>
+          <w:szCs w:val="28"/>
+        </w:rPr>
+      </w:pPr>
+      <w:r>
+        <w:rPr>
+          <w:rFonts w:ascii="Times New Roman" w:hAnsi="Times New Roman" w:cs="Times New Roman"/>
+          <w:b/>
+          <w:bCs/>
+          <w:sz w:val="28"/>
+          <w:szCs w:val="28"/>
+        </w:rPr>
+        <w:t>Réaliser des interfaces utilisateur statiques web ou web mobile</w:t>
+      </w:r>
+    </w:p>
+    <w:p>
+      <w:pPr>
+        <w:jc w:val="center"/>
+        <w:rPr>
+          <w:rFonts w:ascii="Times New Roman" w:hAnsi="Times New Roman" w:cs="Times New Roman"/>
+          <w:b/>
+          <w:bCs/>
+          <w:sz w:val="28"/>
+          <w:szCs w:val="28"/>
+        </w:rPr>
+      </w:pPr>
+    </w:p>
+    <w:p>
+      <w:pPr>
+        <w:jc w:val="center"/>
+        <w:rPr>
+          <w:rFonts w:ascii="Times New Roman" w:hAnsi="Times New Roman" w:cs="Times New Roman"/>
+          <w:b/>
+          <w:bCs/>
+          <w:sz w:val="28"/>
+          <w:szCs w:val="28"/>
+        </w:rPr>
+      </w:pPr>
+    </w:p>
+    <w:p>
+      <w:pPr>
+        <w:jc w:val="center"/>
+        <w:rPr>
+          <w:rFonts w:ascii="Times New Roman" w:hAnsi="Times New Roman" w:cs="Times New Roman"/>
+          <w:b/>
+          <w:bCs/>
+          <w:sz w:val="28"/>
+          <w:szCs w:val="28"/>
+        </w:rPr>
+      </w:pPr>
+      <w:r>
+        <w:rPr>
+          <w:rFonts w:ascii="Times New Roman" w:hAnsi="Times New Roman" w:cs="Times New Roman"/>
+          <w:b/>
+          <w:bCs/>
+          <w:sz w:val="28"/>
+          <w:szCs w:val="28"/>
+        </w:rPr>
+        <w:t>Développer la partie dynamique des interfaces utilisateur web ou web mobile</w:t>
+      </w:r>
+    </w:p>
+    <w:p>
+      <w:pPr>
+        <w:jc w:val="center"/>
+        <w:rPr>
+          <w:rFonts w:ascii="Times New Roman" w:hAnsi="Times New Roman" w:cs="Times New Roman"/>
+          <w:b/>
+          <w:bCs/>
+          <w:sz w:val="28"/>
+          <w:szCs w:val="28"/>
+        </w:rPr>
+      </w:pPr>
+    </w:p>
+    <w:p>
+      <w:pPr>
+        <w:jc w:val="center"/>
+        <w:rPr>
+          <w:rFonts w:ascii="Times New Roman" w:hAnsi="Times New Roman" w:cs="Times New Roman"/>
+          <w:b/>
+          <w:bCs/>
+          <w:sz w:val="28"/>
+          <w:szCs w:val="28"/>
+        </w:rPr>
+      </w:pPr>
+    </w:p>
+    <w:p>
+      <w:pPr>
+        <w:jc w:val="center"/>
+        <w:rPr>
+          <w:rFonts w:ascii="Times New Roman" w:hAnsi="Times New Roman" w:cs="Times New Roman"/>
+          <w:b/>
+          <w:bCs/>
+          <w:sz w:val="28"/>
+          <w:szCs w:val="28"/>
+        </w:rPr>
+      </w:pPr>
+      <w:r>
+        <w:rPr>
+          <w:rFonts w:ascii="Times New Roman" w:hAnsi="Times New Roman" w:cs="Times New Roman"/>
+          <w:b/>
+          <w:bCs/>
+          <w:sz w:val="28"/>
+          <w:szCs w:val="28"/>
+          <w:highlight w:val="yellow"/>
+        </w:rPr>
+        <w:t>Pour l’activité type 2 : « Développer la partie back-end d’une application web ou web mobile sécurisée »</w:t>
+      </w:r>
+    </w:p>
+    <w:p>
+      <w:pPr>
+        <w:jc w:val="center"/>
+        <w:rPr>
+          <w:rFonts w:ascii="Times New Roman" w:hAnsi="Times New Roman" w:cs="Times New Roman"/>
+          <w:b/>
+          <w:bCs/>
+          <w:sz w:val="28"/>
+          <w:szCs w:val="28"/>
+        </w:rPr>
+      </w:pPr>
+    </w:p>
+    <w:p>
+      <w:pPr>
+        <w:jc w:val="center"/>
+        <w:rPr>
+          <w:rFonts w:ascii="Times New Roman" w:hAnsi="Times New Roman" w:cs="Times New Roman"/>
+          <w:b/>
+          <w:bCs/>
+          <w:sz w:val="28"/>
+          <w:szCs w:val="28"/>
+        </w:rPr>
+      </w:pPr>
+      <w:r>
+        <w:rPr>
+          <w:rFonts w:ascii="Times New Roman" w:hAnsi="Times New Roman" w:cs="Times New Roman"/>
+          <w:b/>
+          <w:bCs/>
+          <w:sz w:val="28"/>
+          <w:szCs w:val="28"/>
+        </w:rPr>
+        <w:t>Mettre en place une base de données relationnelle</w:t>
+      </w:r>
+    </w:p>
+    <w:p>
+      <w:pPr>
+        <w:jc w:val="center"/>
+        <w:rPr>
+          <w:rFonts w:ascii="Times New Roman" w:hAnsi="Times New Roman" w:cs="Times New Roman"/>
+          <w:b/>
+          <w:bCs/>
+          <w:sz w:val="28"/>
+          <w:szCs w:val="28"/>
+        </w:rPr>
+      </w:pPr>
+    </w:p>
+    <w:p>
+      <w:pPr>
+        <w:jc w:val="center"/>
+        <w:rPr>
+          <w:rFonts w:ascii="Times New Roman" w:hAnsi="Times New Roman" w:cs="Times New Roman"/>
+          <w:b/>
+          <w:bCs/>
+          <w:sz w:val="28"/>
+          <w:szCs w:val="28"/>
+        </w:rPr>
+      </w:pPr>
+      <w:r>
+        <w:rPr>
+          <w:rFonts w:ascii="Times New Roman" w:hAnsi="Times New Roman" w:cs="Times New Roman"/>
+          <w:b/>
+          <w:bCs/>
+          <w:sz w:val="28"/>
+          <w:szCs w:val="28"/>
+        </w:rPr>
+        <w:t>Développer des composants d’accès aux données SQL et NoSQL</w:t>
+      </w:r>
+    </w:p>
+    <w:p>
+      <w:pPr>
+        <w:jc w:val="center"/>
+        <w:rPr>
+          <w:rFonts w:ascii="Times New Roman" w:hAnsi="Times New Roman" w:cs="Times New Roman"/>
+          <w:b/>
+          <w:bCs/>
+          <w:sz w:val="28"/>
+          <w:szCs w:val="28"/>
+        </w:rPr>
+      </w:pPr>
+    </w:p>
+    <w:p>
+      <w:pPr>
+        <w:jc w:val="center"/>
+        <w:rPr>
+          <w:rFonts w:ascii="Times New Roman" w:hAnsi="Times New Roman" w:cs="Times New Roman"/>
+          <w:b/>
+          <w:bCs/>
+          <w:sz w:val="28"/>
+          <w:szCs w:val="28"/>
+        </w:rPr>
+      </w:pPr>
+      <w:r>
+        <w:rPr>
+          <w:rFonts w:ascii="Times New Roman" w:hAnsi="Times New Roman" w:cs="Times New Roman"/>
+          <w:b/>
+          <w:bCs/>
+          <w:sz w:val="28"/>
+          <w:szCs w:val="28"/>
+        </w:rPr>
+        <w:t>Développer des composants métier coté serveur</w:t>
+      </w:r>
+    </w:p>
+    <w:p>
+      <w:pPr>
+        <w:jc w:val="center"/>
+        <w:rPr>
+          <w:rFonts w:ascii="Times New Roman" w:hAnsi="Times New Roman" w:cs="Times New Roman"/>
+          <w:b/>
+          <w:bCs/>
+          <w:sz w:val="28"/>
+          <w:szCs w:val="28"/>
+        </w:rPr>
+      </w:pPr>
+    </w:p>
+    <w:p>
+      <w:pPr>
+        <w:jc w:val="center"/>
+        <w:rPr>
+          <w:rFonts w:ascii="Times New Roman" w:hAnsi="Times New Roman" w:cs="Times New Roman"/>
+          <w:b/>
+          <w:bCs/>
+          <w:sz w:val="28"/>
+          <w:szCs w:val="28"/>
+        </w:rPr>
+      </w:pPr>
+      <w:r>
+        <w:rPr>
+          <w:rFonts w:ascii="Times New Roman" w:hAnsi="Times New Roman" w:cs="Times New Roman"/>
+          <w:b/>
+          <w:bCs/>
+          <w:sz w:val="28"/>
+          <w:szCs w:val="28"/>
+        </w:rPr>
+        <w:t>Documenter le déploiement d’une application dynamique web ou web mobile</w:t>
+      </w:r>
     </w:p>
     <w:p>
       <w:pPr>
@@ -1285,23 +1369,13 @@
           <w:szCs w:val="28"/>
         </w:rPr>
       </w:pPr>
-      <w:proofErr w:type="spellStart"/>
-      <w:r>
-        <w:rPr>
-          <w:rFonts w:ascii="Times New Roman" w:hAnsi="Times New Roman" w:cs="Times New Roman"/>
-          <w:sz w:val="28"/>
-          <w:szCs w:val="28"/>
-        </w:rPr>
-        <w:t>RankLobby</w:t>
-      </w:r>
-      <w:proofErr w:type="spellEnd"/>
-      <w:r>
-        <w:rPr>
-          <w:rFonts w:ascii="Times New Roman" w:hAnsi="Times New Roman" w:cs="Times New Roman"/>
-          <w:sz w:val="28"/>
-          <w:szCs w:val="28"/>
-        </w:rPr>
-        <w:t xml:space="preserve"> est une plateforme web dédiée à la mise en relation de joueurs de jeux vidéo en fonction de leur rang</w:t>
+      <w:r>
+        <w:rPr>
+          <w:rFonts w:ascii="Times New Roman" w:hAnsi="Times New Roman" w:cs="Times New Roman"/>
+          <w:sz w:val="28"/>
+          <w:szCs w:val="28"/>
+        </w:rPr>
+        <w:t>RankLobby est une plateforme web dédiée à la mise en relation de joueurs de jeux vidéo en fonction de leur rang</w:t>
       </w:r>
       <w:r>
         <w:rPr>
@@ -1335,7 +1409,6 @@
           <w:sz w:val="28"/>
           <w:szCs w:val="28"/>
         </w:rPr>
-        <w:lastRenderedPageBreak/>
         <w:t>L’application est une proposition de solution à une demande déjà existante : (screen discord)</w:t>
       </w:r>
     </w:p>
@@ -1362,30 +1435,8 @@
           <w:sz w:val="28"/>
           <w:szCs w:val="28"/>
         </w:rPr>
-        <w:t>O</w:t>
-      </w:r>
-      <w:r>
-        <w:rPr>
-          <w:sz w:val="28"/>
-          <w:szCs w:val="28"/>
-        </w:rPr>
-        <w:t xml:space="preserve">rientée </w:t>
-      </w:r>
-      <w:proofErr w:type="spellStart"/>
-      <w:r>
-        <w:rPr>
-          <w:sz w:val="28"/>
-          <w:szCs w:val="28"/>
-        </w:rPr>
-        <w:t>matchmaking</w:t>
-      </w:r>
-      <w:proofErr w:type="spellEnd"/>
-      <w:r>
-        <w:rPr>
-          <w:sz w:val="28"/>
-          <w:szCs w:val="28"/>
-        </w:rPr>
-        <w:t>, l’application permet :</w:t>
+        <w:lastRenderedPageBreak/>
+        <w:t>Orientée matchmaking, l’application permet :</w:t>
       </w:r>
     </w:p>
     <w:p>
@@ -1400,21 +1451,12 @@
           <w:szCs w:val="28"/>
         </w:rPr>
       </w:pPr>
-      <w:proofErr w:type="gramStart"/>
-      <w:r>
-        <w:rPr>
-          <w:sz w:val="28"/>
-          <w:szCs w:val="28"/>
-        </w:rPr>
-        <w:t>aux</w:t>
-      </w:r>
-      <w:proofErr w:type="gramEnd"/>
-      <w:r>
-        <w:rPr>
-          <w:sz w:val="28"/>
-          <w:szCs w:val="28"/>
-        </w:rPr>
-        <w:t xml:space="preserve"> joueurs de créer un profil personnalisé, de renseigner leur rang ainsi que leurs préférences de jeu (compétitif ou occasionnel) </w:t>
+      <w:r>
+        <w:rPr>
+          <w:sz w:val="28"/>
+          <w:szCs w:val="28"/>
+        </w:rPr>
+        <w:t xml:space="preserve">aux joueurs de créer un profil personnalisé, de renseigner leur rang ainsi que leurs préférences de jeu (compétitif ou occasionnel) </w:t>
       </w:r>
     </w:p>
     <w:p>
@@ -1429,21 +1471,12 @@
           <w:szCs w:val="28"/>
         </w:rPr>
       </w:pPr>
-      <w:proofErr w:type="gramStart"/>
-      <w:r>
-        <w:rPr>
-          <w:sz w:val="28"/>
-          <w:szCs w:val="28"/>
-        </w:rPr>
-        <w:t>la</w:t>
-      </w:r>
-      <w:proofErr w:type="gramEnd"/>
-      <w:r>
-        <w:rPr>
-          <w:sz w:val="28"/>
-          <w:szCs w:val="28"/>
-        </w:rPr>
-        <w:t xml:space="preserve"> vérification du profil de jeu via l’API officielle de Riot Games</w:t>
+      <w:r>
+        <w:rPr>
+          <w:sz w:val="28"/>
+          <w:szCs w:val="28"/>
+        </w:rPr>
+        <w:t>la vérification du profil de jeu via l’API officielle de Riot Games</w:t>
       </w:r>
     </w:p>
     <w:p>
@@ -1458,21 +1491,12 @@
           <w:szCs w:val="28"/>
         </w:rPr>
       </w:pPr>
-      <w:proofErr w:type="gramStart"/>
-      <w:r>
-        <w:rPr>
-          <w:sz w:val="28"/>
-          <w:szCs w:val="28"/>
-        </w:rPr>
-        <w:t>la</w:t>
-      </w:r>
-      <w:proofErr w:type="gramEnd"/>
-      <w:r>
-        <w:rPr>
-          <w:sz w:val="28"/>
-          <w:szCs w:val="28"/>
-        </w:rPr>
-        <w:t xml:space="preserve"> mise en relation sécurisée entre joueurs, avec révélation des pseudonymes uniquement après acceptation mutuelle, complétée par un système de commentaires permettant de recommander les joueurs les plus sociables </w:t>
+      <w:r>
+        <w:rPr>
+          <w:sz w:val="28"/>
+          <w:szCs w:val="28"/>
+        </w:rPr>
+        <w:t xml:space="preserve">la mise en relation sécurisée entre joueurs, avec révélation des pseudonymes uniquement après acceptation mutuelle, complétée par un système de commentaires permettant de recommander les joueurs les plus sociables </w:t>
       </w:r>
     </w:p>
     <w:p>
@@ -1680,41 +1704,13 @@
           <w:szCs w:val="28"/>
         </w:rPr>
       </w:pPr>
-      <w:proofErr w:type="gramStart"/>
-      <w:r>
-        <w:rPr>
-          <w:rFonts w:ascii="Times New Roman" w:hAnsi="Times New Roman" w:cs="Times New Roman"/>
-          <w:sz w:val="28"/>
-          <w:szCs w:val="28"/>
-        </w:rPr>
-        <w:t>créer</w:t>
-      </w:r>
-      <w:proofErr w:type="gramEnd"/>
-      <w:r>
-        <w:rPr>
-          <w:rFonts w:ascii="Times New Roman" w:hAnsi="Times New Roman" w:cs="Times New Roman"/>
-          <w:sz w:val="28"/>
-          <w:szCs w:val="28"/>
-        </w:rPr>
-        <w:t xml:space="preserve"> et modifier son profil (</w:t>
-      </w:r>
-      <w:proofErr w:type="spellStart"/>
-      <w:r>
-        <w:rPr>
-          <w:rFonts w:ascii="Times New Roman" w:hAnsi="Times New Roman" w:cs="Times New Roman"/>
-          <w:sz w:val="28"/>
-          <w:szCs w:val="28"/>
-        </w:rPr>
-        <w:t>username</w:t>
-      </w:r>
-      <w:proofErr w:type="spellEnd"/>
-      <w:r>
-        <w:rPr>
-          <w:rFonts w:ascii="Times New Roman" w:hAnsi="Times New Roman" w:cs="Times New Roman"/>
-          <w:sz w:val="28"/>
-          <w:szCs w:val="28"/>
-        </w:rPr>
-        <w:t>, avatar</w:t>
+      <w:r>
+        <w:rPr>
+          <w:rFonts w:ascii="Times New Roman" w:hAnsi="Times New Roman" w:cs="Times New Roman"/>
+          <w:sz w:val="28"/>
+          <w:szCs w:val="28"/>
+        </w:rPr>
+        <w:t>créer et modifier son profil (username, avatar</w:t>
       </w:r>
       <w:r>
         <w:rPr>
@@ -1778,25 +1774,7 @@
           <w:sz w:val="28"/>
           <w:szCs w:val="28"/>
         </w:rPr>
-        <w:t xml:space="preserve"> casual / </w:t>
-      </w:r>
-      <w:proofErr w:type="spellStart"/>
-      <w:r>
-        <w:rPr>
-          <w:rFonts w:ascii="Times New Roman" w:hAnsi="Times New Roman" w:cs="Times New Roman"/>
-          <w:sz w:val="28"/>
-          <w:szCs w:val="28"/>
-        </w:rPr>
-        <w:t>ranked</w:t>
-      </w:r>
-      <w:proofErr w:type="spellEnd"/>
-      <w:r>
-        <w:rPr>
-          <w:rFonts w:ascii="Times New Roman" w:hAnsi="Times New Roman" w:cs="Times New Roman"/>
-          <w:sz w:val="28"/>
-          <w:szCs w:val="28"/>
-        </w:rPr>
-        <w:t xml:space="preserve"> / les deux) </w:t>
+        <w:t xml:space="preserve"> casual / ranked / les deux) </w:t>
       </w:r>
     </w:p>
     <w:p>
@@ -1812,23 +1790,13 @@
           <w:szCs w:val="28"/>
         </w:rPr>
       </w:pPr>
-      <w:proofErr w:type="gramStart"/>
-      <w:r>
-        <w:rPr>
-          <w:rFonts w:ascii="Times New Roman" w:hAnsi="Times New Roman" w:cs="Times New Roman"/>
-          <w:sz w:val="28"/>
-          <w:szCs w:val="28"/>
-        </w:rPr>
-        <w:t>faire</w:t>
-      </w:r>
-      <w:proofErr w:type="gramEnd"/>
-      <w:r>
-        <w:rPr>
-          <w:rFonts w:ascii="Times New Roman" w:hAnsi="Times New Roman" w:cs="Times New Roman"/>
-          <w:sz w:val="28"/>
-          <w:szCs w:val="28"/>
-        </w:rPr>
-        <w:t xml:space="preserve"> vérifier son rang via l’API officielle Riot Games </w:t>
+      <w:r>
+        <w:rPr>
+          <w:rFonts w:ascii="Times New Roman" w:hAnsi="Times New Roman" w:cs="Times New Roman"/>
+          <w:sz w:val="28"/>
+          <w:szCs w:val="28"/>
+        </w:rPr>
+        <w:t xml:space="preserve">faire vérifier son rang via l’API officielle Riot Games </w:t>
       </w:r>
     </w:p>
     <w:p>
@@ -1844,49 +1812,21 @@
           <w:szCs w:val="28"/>
         </w:rPr>
       </w:pPr>
-      <w:proofErr w:type="gramStart"/>
-      <w:r>
-        <w:rPr>
-          <w:rFonts w:ascii="Times New Roman" w:hAnsi="Times New Roman" w:cs="Times New Roman"/>
-          <w:sz w:val="28"/>
-          <w:szCs w:val="28"/>
-        </w:rPr>
-        <w:t>consulter</w:t>
-      </w:r>
-      <w:proofErr w:type="gramEnd"/>
-      <w:r>
-        <w:rPr>
-          <w:rFonts w:ascii="Times New Roman" w:hAnsi="Times New Roman" w:cs="Times New Roman"/>
-          <w:sz w:val="28"/>
-          <w:szCs w:val="28"/>
-        </w:rPr>
-        <w:t xml:space="preserve"> et explorer les profils d’autres joueurs via</w:t>
-      </w:r>
-      <w:r>
-        <w:rPr>
-          <w:rFonts w:ascii="Times New Roman" w:hAnsi="Times New Roman" w:cs="Times New Roman"/>
-          <w:sz w:val="28"/>
-          <w:szCs w:val="28"/>
-        </w:rPr>
-        <w:t xml:space="preserve"> </w:t>
-      </w:r>
-      <w:proofErr w:type="spellStart"/>
-      <w:r>
-        <w:rPr>
-          <w:rFonts w:ascii="Times New Roman" w:hAnsi="Times New Roman" w:cs="Times New Roman"/>
-          <w:sz w:val="28"/>
-          <w:szCs w:val="28"/>
-        </w:rPr>
-        <w:t>matchmaking</w:t>
-      </w:r>
-      <w:proofErr w:type="spellEnd"/>
-      <w:r>
-        <w:rPr>
-          <w:rFonts w:ascii="Times New Roman" w:hAnsi="Times New Roman" w:cs="Times New Roman"/>
-          <w:sz w:val="28"/>
-          <w:szCs w:val="28"/>
-        </w:rPr>
-        <w:t xml:space="preserve"> selon le rang pour le mode compétitif</w:t>
+      <w:r>
+        <w:rPr>
+          <w:rFonts w:ascii="Times New Roman" w:hAnsi="Times New Roman" w:cs="Times New Roman"/>
+          <w:sz w:val="28"/>
+          <w:szCs w:val="28"/>
+        </w:rPr>
+        <w:t>consulter et explorer les profils d’autres joueurs via</w:t>
+      </w:r>
+      <w:r>
+        <w:rPr>
+          <w:rFonts w:ascii="Times New Roman" w:hAnsi="Times New Roman" w:cs="Times New Roman"/>
+          <w:sz w:val="28"/>
+          <w:szCs w:val="28"/>
+        </w:rPr>
+        <w:t xml:space="preserve"> matchmaking selon le rang pour le mode compétitif</w:t>
       </w:r>
       <w:r>
         <w:rPr>
@@ -1909,23 +1849,13 @@
           <w:szCs w:val="28"/>
         </w:rPr>
       </w:pPr>
-      <w:proofErr w:type="gramStart"/>
-      <w:r>
-        <w:rPr>
-          <w:rFonts w:ascii="Times New Roman" w:hAnsi="Times New Roman" w:cs="Times New Roman"/>
-          <w:sz w:val="28"/>
-          <w:szCs w:val="28"/>
-        </w:rPr>
-        <w:t>envoyer</w:t>
-      </w:r>
-      <w:proofErr w:type="gramEnd"/>
-      <w:r>
-        <w:rPr>
-          <w:rFonts w:ascii="Times New Roman" w:hAnsi="Times New Roman" w:cs="Times New Roman"/>
-          <w:sz w:val="28"/>
-          <w:szCs w:val="28"/>
-        </w:rPr>
-        <w:t xml:space="preserve">, recevoir, accepter ou refuser des invitations de mise en relation </w:t>
+      <w:r>
+        <w:rPr>
+          <w:rFonts w:ascii="Times New Roman" w:hAnsi="Times New Roman" w:cs="Times New Roman"/>
+          <w:sz w:val="28"/>
+          <w:szCs w:val="28"/>
+        </w:rPr>
+        <w:t xml:space="preserve">envoyer, recevoir, accepter ou refuser des invitations de mise en relation </w:t>
       </w:r>
     </w:p>
     <w:p>
@@ -1940,41 +1870,13 @@
           <w:szCs w:val="28"/>
         </w:rPr>
       </w:pPr>
-      <w:proofErr w:type="gramStart"/>
-      <w:r>
-        <w:rPr>
-          <w:rFonts w:ascii="Times New Roman" w:hAnsi="Times New Roman" w:cs="Times New Roman"/>
-          <w:sz w:val="28"/>
-          <w:szCs w:val="28"/>
-        </w:rPr>
-        <w:t>accéder</w:t>
-      </w:r>
-      <w:proofErr w:type="gramEnd"/>
-      <w:r>
-        <w:rPr>
-          <w:rFonts w:ascii="Times New Roman" w:hAnsi="Times New Roman" w:cs="Times New Roman"/>
-          <w:sz w:val="28"/>
-          <w:szCs w:val="28"/>
-        </w:rPr>
-        <w:t xml:space="preserve"> à un système de </w:t>
-      </w:r>
-      <w:proofErr w:type="spellStart"/>
-      <w:r>
-        <w:rPr>
-          <w:rFonts w:ascii="Times New Roman" w:hAnsi="Times New Roman" w:cs="Times New Roman"/>
-          <w:sz w:val="28"/>
-          <w:szCs w:val="28"/>
-        </w:rPr>
-        <w:t>matchmaking</w:t>
-      </w:r>
-      <w:proofErr w:type="spellEnd"/>
-      <w:r>
-        <w:rPr>
-          <w:rFonts w:ascii="Times New Roman" w:hAnsi="Times New Roman" w:cs="Times New Roman"/>
-          <w:sz w:val="28"/>
-          <w:szCs w:val="28"/>
-        </w:rPr>
-        <w:t xml:space="preserve"> basé sur le niveau (écart de rang limité) </w:t>
+      <w:r>
+        <w:rPr>
+          <w:rFonts w:ascii="Times New Roman" w:hAnsi="Times New Roman" w:cs="Times New Roman"/>
+          <w:sz w:val="28"/>
+          <w:szCs w:val="28"/>
+        </w:rPr>
+        <w:t xml:space="preserve">accéder à un système de matchmaking basé sur le niveau (écart de rang limité) </w:t>
       </w:r>
     </w:p>
     <w:p>
@@ -1989,24 +1891,13 @@
           <w:szCs w:val="28"/>
         </w:rPr>
       </w:pPr>
-      <w:proofErr w:type="gramStart"/>
-      <w:r>
-        <w:rPr>
-          <w:rFonts w:ascii="Times New Roman" w:hAnsi="Times New Roman" w:cs="Times New Roman"/>
-          <w:sz w:val="28"/>
-          <w:szCs w:val="28"/>
-        </w:rPr>
-        <w:lastRenderedPageBreak/>
-        <w:t>consulter</w:t>
-      </w:r>
-      <w:proofErr w:type="gramEnd"/>
-      <w:r>
-        <w:rPr>
-          <w:rFonts w:ascii="Times New Roman" w:hAnsi="Times New Roman" w:cs="Times New Roman"/>
-          <w:sz w:val="28"/>
-          <w:szCs w:val="28"/>
-        </w:rPr>
-        <w:t xml:space="preserve"> les profils visibles incluant commentaires</w:t>
+      <w:r>
+        <w:rPr>
+          <w:rFonts w:ascii="Times New Roman" w:hAnsi="Times New Roman" w:cs="Times New Roman"/>
+          <w:sz w:val="28"/>
+          <w:szCs w:val="28"/>
+        </w:rPr>
+        <w:t>consulter les profils visibles incluant commentaires</w:t>
       </w:r>
     </w:p>
     <w:p>
@@ -2021,41 +1912,13 @@
           <w:szCs w:val="28"/>
         </w:rPr>
       </w:pPr>
-      <w:proofErr w:type="gramStart"/>
-      <w:r>
-        <w:rPr>
-          <w:rFonts w:ascii="Times New Roman" w:hAnsi="Times New Roman" w:cs="Times New Roman"/>
-          <w:sz w:val="28"/>
-          <w:szCs w:val="28"/>
-        </w:rPr>
-        <w:t>ajouter</w:t>
-      </w:r>
-      <w:proofErr w:type="gramEnd"/>
-      <w:r>
-        <w:rPr>
-          <w:rFonts w:ascii="Times New Roman" w:hAnsi="Times New Roman" w:cs="Times New Roman"/>
-          <w:sz w:val="28"/>
-          <w:szCs w:val="28"/>
-        </w:rPr>
-        <w:t xml:space="preserve">, supprimer ou bloquer des joueurs dans sa </w:t>
-      </w:r>
-      <w:proofErr w:type="spellStart"/>
-      <w:r>
-        <w:rPr>
-          <w:rFonts w:ascii="Times New Roman" w:hAnsi="Times New Roman" w:cs="Times New Roman"/>
-          <w:sz w:val="28"/>
-          <w:szCs w:val="28"/>
-        </w:rPr>
-        <w:t>friendlist</w:t>
-      </w:r>
-      <w:proofErr w:type="spellEnd"/>
-      <w:r>
-        <w:rPr>
-          <w:rFonts w:ascii="Times New Roman" w:hAnsi="Times New Roman" w:cs="Times New Roman"/>
-          <w:sz w:val="28"/>
-          <w:szCs w:val="28"/>
-        </w:rPr>
-        <w:t xml:space="preserve"> </w:t>
+      <w:r>
+        <w:rPr>
+          <w:rFonts w:ascii="Times New Roman" w:hAnsi="Times New Roman" w:cs="Times New Roman"/>
+          <w:sz w:val="28"/>
+          <w:szCs w:val="28"/>
+        </w:rPr>
+        <w:t xml:space="preserve">ajouter, supprimer ou bloquer des joueurs dans sa friendlist </w:t>
       </w:r>
     </w:p>
     <w:p>
@@ -2070,23 +1933,13 @@
           <w:szCs w:val="28"/>
         </w:rPr>
       </w:pPr>
-      <w:proofErr w:type="gramStart"/>
-      <w:r>
-        <w:rPr>
-          <w:rFonts w:ascii="Times New Roman" w:hAnsi="Times New Roman" w:cs="Times New Roman"/>
-          <w:sz w:val="28"/>
-          <w:szCs w:val="28"/>
-        </w:rPr>
-        <w:t>signaler</w:t>
-      </w:r>
-      <w:proofErr w:type="gramEnd"/>
-      <w:r>
-        <w:rPr>
-          <w:rFonts w:ascii="Times New Roman" w:hAnsi="Times New Roman" w:cs="Times New Roman"/>
-          <w:sz w:val="28"/>
-          <w:szCs w:val="28"/>
-        </w:rPr>
-        <w:t xml:space="preserve"> un joueur via son profil </w:t>
+      <w:r>
+        <w:rPr>
+          <w:rFonts w:ascii="Times New Roman" w:hAnsi="Times New Roman" w:cs="Times New Roman"/>
+          <w:sz w:val="28"/>
+          <w:szCs w:val="28"/>
+        </w:rPr>
+        <w:t xml:space="preserve">signaler un joueur via son profil </w:t>
       </w:r>
     </w:p>
     <w:p>
@@ -2101,23 +1954,14 @@
           <w:szCs w:val="28"/>
         </w:rPr>
       </w:pPr>
-      <w:proofErr w:type="gramStart"/>
-      <w:r>
-        <w:rPr>
-          <w:rFonts w:ascii="Times New Roman" w:hAnsi="Times New Roman" w:cs="Times New Roman"/>
-          <w:sz w:val="28"/>
-          <w:szCs w:val="28"/>
-        </w:rPr>
-        <w:t>voir</w:t>
-      </w:r>
-      <w:proofErr w:type="gramEnd"/>
-      <w:r>
-        <w:rPr>
-          <w:rFonts w:ascii="Times New Roman" w:hAnsi="Times New Roman" w:cs="Times New Roman"/>
-          <w:sz w:val="28"/>
-          <w:szCs w:val="28"/>
-        </w:rPr>
-        <w:t xml:space="preserve"> le pseudonyme en jeu uniquement après acceptation mutuelle </w:t>
+      <w:r>
+        <w:rPr>
+          <w:rFonts w:ascii="Times New Roman" w:hAnsi="Times New Roman" w:cs="Times New Roman"/>
+          <w:sz w:val="28"/>
+          <w:szCs w:val="28"/>
+        </w:rPr>
+        <w:lastRenderedPageBreak/>
+        <w:t xml:space="preserve">voir le pseudonyme en jeu uniquement après acceptation mutuelle </w:t>
       </w:r>
     </w:p>
     <w:p>
@@ -2132,23 +1976,13 @@
           <w:szCs w:val="28"/>
         </w:rPr>
       </w:pPr>
-      <w:proofErr w:type="gramStart"/>
-      <w:r>
-        <w:rPr>
-          <w:rFonts w:ascii="Times New Roman" w:hAnsi="Times New Roman" w:cs="Times New Roman"/>
-          <w:sz w:val="28"/>
-          <w:szCs w:val="28"/>
-        </w:rPr>
-        <w:t>accéder</w:t>
-      </w:r>
-      <w:proofErr w:type="gramEnd"/>
-      <w:r>
-        <w:rPr>
-          <w:rFonts w:ascii="Times New Roman" w:hAnsi="Times New Roman" w:cs="Times New Roman"/>
-          <w:sz w:val="28"/>
-          <w:szCs w:val="28"/>
-        </w:rPr>
-        <w:t xml:space="preserve"> à une messagerie d’invitations et historique des interactions </w:t>
+      <w:r>
+        <w:rPr>
+          <w:rFonts w:ascii="Times New Roman" w:hAnsi="Times New Roman" w:cs="Times New Roman"/>
+          <w:sz w:val="28"/>
+          <w:szCs w:val="28"/>
+        </w:rPr>
+        <w:t xml:space="preserve">accéder à une messagerie d’invitations et historique des interactions </w:t>
       </w:r>
     </w:p>
     <w:p>
@@ -2167,7 +2001,7 @@
           <w:szCs w:val="28"/>
         </w:rPr>
         <w:pict w14:anchorId="10EC3B80">
-          <v:rect id="_x0000_i1037" style="width:0;height:1.5pt" o:hralign="center" o:hrstd="t" o:hr="t" fillcolor="#a0a0a0" stroked="f"/>
+          <v:rect id="_x0000_i1025" style="width:0;height:1.5pt" o:hralign="center" o:hrstd="t" o:hr="t" fillcolor="#a0a0a0" stroked="f"/>
         </w:pict>
       </w:r>
     </w:p>
@@ -2201,41 +2035,13 @@
           <w:szCs w:val="28"/>
         </w:rPr>
       </w:pPr>
-      <w:proofErr w:type="gramStart"/>
-      <w:r>
-        <w:rPr>
-          <w:rFonts w:ascii="Times New Roman" w:hAnsi="Times New Roman" w:cs="Times New Roman"/>
-          <w:sz w:val="28"/>
-          <w:szCs w:val="28"/>
-        </w:rPr>
-        <w:t>gérer</w:t>
-      </w:r>
-      <w:proofErr w:type="gramEnd"/>
-      <w:r>
-        <w:rPr>
-          <w:rFonts w:ascii="Times New Roman" w:hAnsi="Times New Roman" w:cs="Times New Roman"/>
-          <w:sz w:val="28"/>
-          <w:szCs w:val="28"/>
-        </w:rPr>
-        <w:t xml:space="preserve"> les utilisateurs (ban / </w:t>
-      </w:r>
-      <w:proofErr w:type="spellStart"/>
-      <w:r>
-        <w:rPr>
-          <w:rFonts w:ascii="Times New Roman" w:hAnsi="Times New Roman" w:cs="Times New Roman"/>
-          <w:sz w:val="28"/>
-          <w:szCs w:val="28"/>
-        </w:rPr>
-        <w:t>unban</w:t>
-      </w:r>
-      <w:proofErr w:type="spellEnd"/>
-      <w:r>
-        <w:rPr>
-          <w:rFonts w:ascii="Times New Roman" w:hAnsi="Times New Roman" w:cs="Times New Roman"/>
-          <w:sz w:val="28"/>
-          <w:szCs w:val="28"/>
-        </w:rPr>
-        <w:t xml:space="preserve">) </w:t>
+      <w:r>
+        <w:rPr>
+          <w:rFonts w:ascii="Times New Roman" w:hAnsi="Times New Roman" w:cs="Times New Roman"/>
+          <w:sz w:val="28"/>
+          <w:szCs w:val="28"/>
+        </w:rPr>
+        <w:t xml:space="preserve">gérer les utilisateurs (ban / unban) </w:t>
       </w:r>
     </w:p>
     <w:p>
@@ -2250,23 +2056,13 @@
           <w:szCs w:val="28"/>
         </w:rPr>
       </w:pPr>
-      <w:proofErr w:type="gramStart"/>
-      <w:r>
-        <w:rPr>
-          <w:rFonts w:ascii="Times New Roman" w:hAnsi="Times New Roman" w:cs="Times New Roman"/>
-          <w:sz w:val="28"/>
-          <w:szCs w:val="28"/>
-        </w:rPr>
-        <w:t>modérer</w:t>
-      </w:r>
-      <w:proofErr w:type="gramEnd"/>
-      <w:r>
-        <w:rPr>
-          <w:rFonts w:ascii="Times New Roman" w:hAnsi="Times New Roman" w:cs="Times New Roman"/>
-          <w:sz w:val="28"/>
-          <w:szCs w:val="28"/>
-        </w:rPr>
-        <w:t xml:space="preserve"> les commentaires et signalements </w:t>
+      <w:r>
+        <w:rPr>
+          <w:rFonts w:ascii="Times New Roman" w:hAnsi="Times New Roman" w:cs="Times New Roman"/>
+          <w:sz w:val="28"/>
+          <w:szCs w:val="28"/>
+        </w:rPr>
+        <w:t xml:space="preserve">modérer les commentaires et signalements </w:t>
       </w:r>
     </w:p>
     <w:p>
@@ -2281,23 +2077,13 @@
           <w:szCs w:val="28"/>
         </w:rPr>
       </w:pPr>
-      <w:proofErr w:type="gramStart"/>
-      <w:r>
-        <w:rPr>
-          <w:rFonts w:ascii="Times New Roman" w:hAnsi="Times New Roman" w:cs="Times New Roman"/>
-          <w:sz w:val="28"/>
-          <w:szCs w:val="28"/>
-        </w:rPr>
-        <w:t>consulter</w:t>
-      </w:r>
-      <w:proofErr w:type="gramEnd"/>
-      <w:r>
-        <w:rPr>
-          <w:rFonts w:ascii="Times New Roman" w:hAnsi="Times New Roman" w:cs="Times New Roman"/>
-          <w:sz w:val="28"/>
-          <w:szCs w:val="28"/>
-        </w:rPr>
-        <w:t xml:space="preserve"> la liste des signalements </w:t>
+      <w:r>
+        <w:rPr>
+          <w:rFonts w:ascii="Times New Roman" w:hAnsi="Times New Roman" w:cs="Times New Roman"/>
+          <w:sz w:val="28"/>
+          <w:szCs w:val="28"/>
+        </w:rPr>
+        <w:t xml:space="preserve">consulter la liste des signalements </w:t>
       </w:r>
     </w:p>
     <w:p>
@@ -2316,7 +2102,7 @@
           <w:szCs w:val="28"/>
         </w:rPr>
         <w:pict w14:anchorId="51B35745">
-          <v:rect id="_x0000_i1038" style="width:0;height:1.5pt" o:hralign="center" o:hrstd="t" o:hr="t" fillcolor="#a0a0a0" stroked="f"/>
+          <v:rect id="_x0000_i1026" style="width:0;height:1.5pt" o:hralign="center" o:hrstd="t" o:hr="t" fillcolor="#a0a0a0" stroked="f"/>
         </w:pict>
       </w:r>
     </w:p>
@@ -2350,23 +2136,13 @@
           <w:szCs w:val="28"/>
         </w:rPr>
       </w:pPr>
-      <w:proofErr w:type="gramStart"/>
-      <w:r>
-        <w:rPr>
-          <w:rFonts w:ascii="Times New Roman" w:hAnsi="Times New Roman" w:cs="Times New Roman"/>
-          <w:sz w:val="28"/>
-          <w:szCs w:val="28"/>
-        </w:rPr>
-        <w:t>inscription</w:t>
-      </w:r>
-      <w:proofErr w:type="gramEnd"/>
-      <w:r>
-        <w:rPr>
-          <w:rFonts w:ascii="Times New Roman" w:hAnsi="Times New Roman" w:cs="Times New Roman"/>
-          <w:sz w:val="28"/>
-          <w:szCs w:val="28"/>
-        </w:rPr>
-        <w:t xml:space="preserve"> / connexion / déconnexion </w:t>
+      <w:r>
+        <w:rPr>
+          <w:rFonts w:ascii="Times New Roman" w:hAnsi="Times New Roman" w:cs="Times New Roman"/>
+          <w:sz w:val="28"/>
+          <w:szCs w:val="28"/>
+        </w:rPr>
+        <w:t xml:space="preserve">inscription / connexion / déconnexion </w:t>
       </w:r>
     </w:p>
     <w:p>
@@ -2381,23 +2157,13 @@
           <w:szCs w:val="28"/>
         </w:rPr>
       </w:pPr>
-      <w:proofErr w:type="gramStart"/>
-      <w:r>
-        <w:rPr>
-          <w:rFonts w:ascii="Times New Roman" w:hAnsi="Times New Roman" w:cs="Times New Roman"/>
-          <w:sz w:val="28"/>
-          <w:szCs w:val="28"/>
-        </w:rPr>
-        <w:t>gestion</w:t>
-      </w:r>
-      <w:proofErr w:type="gramEnd"/>
-      <w:r>
-        <w:rPr>
-          <w:rFonts w:ascii="Times New Roman" w:hAnsi="Times New Roman" w:cs="Times New Roman"/>
-          <w:sz w:val="28"/>
-          <w:szCs w:val="28"/>
-        </w:rPr>
-        <w:t xml:space="preserve"> du profil joueur et des données de jeu </w:t>
+      <w:r>
+        <w:rPr>
+          <w:rFonts w:ascii="Times New Roman" w:hAnsi="Times New Roman" w:cs="Times New Roman"/>
+          <w:sz w:val="28"/>
+          <w:szCs w:val="28"/>
+        </w:rPr>
+        <w:t xml:space="preserve">gestion du profil joueur et des données de jeu </w:t>
       </w:r>
     </w:p>
     <w:p>
@@ -2412,23 +2178,29 @@
           <w:szCs w:val="28"/>
         </w:rPr>
       </w:pPr>
-      <w:proofErr w:type="gramStart"/>
-      <w:r>
-        <w:rPr>
-          <w:rFonts w:ascii="Times New Roman" w:hAnsi="Times New Roman" w:cs="Times New Roman"/>
-          <w:sz w:val="28"/>
-          <w:szCs w:val="28"/>
-        </w:rPr>
-        <w:t>vérification</w:t>
-      </w:r>
-      <w:proofErr w:type="gramEnd"/>
-      <w:r>
-        <w:rPr>
-          <w:rFonts w:ascii="Times New Roman" w:hAnsi="Times New Roman" w:cs="Times New Roman"/>
-          <w:sz w:val="28"/>
-          <w:szCs w:val="28"/>
-        </w:rPr>
-        <w:t xml:space="preserve"> du rang via API Riot Games </w:t>
+      <w:r>
+        <w:rPr>
+          <w:rFonts w:ascii="Times New Roman" w:hAnsi="Times New Roman" w:cs="Times New Roman"/>
+          <w:sz w:val="28"/>
+          <w:szCs w:val="28"/>
+        </w:rPr>
+        <w:t>vérification du rang</w:t>
+      </w:r>
+      <w:r>
+        <w:rPr>
+          <w:rFonts w:ascii="Times New Roman" w:hAnsi="Times New Roman" w:cs="Times New Roman"/>
+          <w:sz w:val="28"/>
+          <w:szCs w:val="28"/>
+        </w:rPr>
+        <w:t>/profil</w:t>
+      </w:r>
+      <w:r>
+        <w:rPr>
+          <w:rFonts w:ascii="Times New Roman" w:hAnsi="Times New Roman" w:cs="Times New Roman"/>
+          <w:sz w:val="28"/>
+          <w:szCs w:val="28"/>
+        </w:rPr>
+        <w:t xml:space="preserve"> via API Riot Games </w:t>
       </w:r>
     </w:p>
     <w:p>
@@ -2443,25 +2215,21 @@
           <w:szCs w:val="28"/>
         </w:rPr>
       </w:pPr>
-      <w:proofErr w:type="spellStart"/>
-      <w:proofErr w:type="gramStart"/>
-      <w:r>
-        <w:rPr>
-          <w:rFonts w:ascii="Times New Roman" w:hAnsi="Times New Roman" w:cs="Times New Roman"/>
-          <w:sz w:val="28"/>
-          <w:szCs w:val="28"/>
-        </w:rPr>
-        <w:t>matchmaking</w:t>
-      </w:r>
-      <w:proofErr w:type="spellEnd"/>
-      <w:proofErr w:type="gramEnd"/>
-      <w:r>
-        <w:rPr>
-          <w:rFonts w:ascii="Times New Roman" w:hAnsi="Times New Roman" w:cs="Times New Roman"/>
-          <w:sz w:val="28"/>
-          <w:szCs w:val="28"/>
-        </w:rPr>
-        <w:t xml:space="preserve"> basé sur le niveau </w:t>
+      <w:r>
+        <w:rPr>
+          <w:rFonts w:ascii="Times New Roman" w:hAnsi="Times New Roman" w:cs="Times New Roman"/>
+          <w:sz w:val="28"/>
+          <w:szCs w:val="28"/>
+        </w:rPr>
+        <w:t xml:space="preserve">matchmaking basé sur le niveau </w:t>
+      </w:r>
+      <w:r>
+        <w:rPr>
+          <w:rFonts w:ascii="Times New Roman" w:hAnsi="Times New Roman" w:cs="Times New Roman"/>
+          <w:sz w:val="28"/>
+          <w:szCs w:val="28"/>
+        </w:rPr>
+        <w:t>du joueur</w:t>
       </w:r>
     </w:p>
     <w:p>
@@ -2476,23 +2244,13 @@
           <w:szCs w:val="28"/>
         </w:rPr>
       </w:pPr>
-      <w:proofErr w:type="gramStart"/>
-      <w:r>
-        <w:rPr>
-          <w:rFonts w:ascii="Times New Roman" w:hAnsi="Times New Roman" w:cs="Times New Roman"/>
-          <w:sz w:val="28"/>
-          <w:szCs w:val="28"/>
-        </w:rPr>
-        <w:t>gestion</w:t>
-      </w:r>
-      <w:proofErr w:type="gramEnd"/>
-      <w:r>
-        <w:rPr>
-          <w:rFonts w:ascii="Times New Roman" w:hAnsi="Times New Roman" w:cs="Times New Roman"/>
-          <w:sz w:val="28"/>
-          <w:szCs w:val="28"/>
-        </w:rPr>
-        <w:t xml:space="preserve"> des invitations (envoyer / accepter / refuser / annuler) </w:t>
+      <w:r>
+        <w:rPr>
+          <w:rFonts w:ascii="Times New Roman" w:hAnsi="Times New Roman" w:cs="Times New Roman"/>
+          <w:sz w:val="28"/>
+          <w:szCs w:val="28"/>
+        </w:rPr>
+        <w:t xml:space="preserve">gestion des invitations (envoyer / accepter / refuser / annuler) </w:t>
       </w:r>
     </w:p>
     <w:p>
@@ -2507,23 +2265,13 @@
           <w:szCs w:val="28"/>
         </w:rPr>
       </w:pPr>
-      <w:proofErr w:type="gramStart"/>
-      <w:r>
-        <w:rPr>
-          <w:rFonts w:ascii="Times New Roman" w:hAnsi="Times New Roman" w:cs="Times New Roman"/>
-          <w:sz w:val="28"/>
-          <w:szCs w:val="28"/>
-        </w:rPr>
-        <w:t>révélation</w:t>
-      </w:r>
-      <w:proofErr w:type="gramEnd"/>
-      <w:r>
-        <w:rPr>
-          <w:rFonts w:ascii="Times New Roman" w:hAnsi="Times New Roman" w:cs="Times New Roman"/>
-          <w:sz w:val="28"/>
-          <w:szCs w:val="28"/>
-        </w:rPr>
-        <w:t xml:space="preserve"> du pseudo en jeu après validation mutuelle </w:t>
+      <w:r>
+        <w:rPr>
+          <w:rFonts w:ascii="Times New Roman" w:hAnsi="Times New Roman" w:cs="Times New Roman"/>
+          <w:sz w:val="28"/>
+          <w:szCs w:val="28"/>
+        </w:rPr>
+        <w:t xml:space="preserve">révélation du pseudo en jeu après validation mutuelle </w:t>
       </w:r>
     </w:p>
     <w:p>
@@ -2538,23 +2286,13 @@
           <w:szCs w:val="28"/>
         </w:rPr>
       </w:pPr>
-      <w:proofErr w:type="gramStart"/>
-      <w:r>
-        <w:rPr>
-          <w:rFonts w:ascii="Times New Roman" w:hAnsi="Times New Roman" w:cs="Times New Roman"/>
-          <w:sz w:val="28"/>
-          <w:szCs w:val="28"/>
-        </w:rPr>
-        <w:t>système</w:t>
-      </w:r>
-      <w:proofErr w:type="gramEnd"/>
-      <w:r>
-        <w:rPr>
-          <w:rFonts w:ascii="Times New Roman" w:hAnsi="Times New Roman" w:cs="Times New Roman"/>
-          <w:sz w:val="28"/>
-          <w:szCs w:val="28"/>
-        </w:rPr>
-        <w:t xml:space="preserve"> social (amis, blocage, </w:t>
+      <w:r>
+        <w:rPr>
+          <w:rFonts w:ascii="Times New Roman" w:hAnsi="Times New Roman" w:cs="Times New Roman"/>
+          <w:sz w:val="28"/>
+          <w:szCs w:val="28"/>
+        </w:rPr>
+        <w:t xml:space="preserve">système social (amis, blocage, </w:t>
       </w:r>
       <w:r>
         <w:rPr>
@@ -2585,23 +2323,13 @@
           <w:szCs w:val="28"/>
         </w:rPr>
       </w:pPr>
-      <w:proofErr w:type="gramStart"/>
-      <w:r>
-        <w:rPr>
-          <w:rFonts w:ascii="Times New Roman" w:hAnsi="Times New Roman" w:cs="Times New Roman"/>
-          <w:sz w:val="28"/>
-          <w:szCs w:val="28"/>
-        </w:rPr>
-        <w:t>administration</w:t>
-      </w:r>
-      <w:proofErr w:type="gramEnd"/>
-      <w:r>
-        <w:rPr>
-          <w:rFonts w:ascii="Times New Roman" w:hAnsi="Times New Roman" w:cs="Times New Roman"/>
-          <w:sz w:val="28"/>
-          <w:szCs w:val="28"/>
-        </w:rPr>
-        <w:t xml:space="preserve"> et modération de la plateforme</w:t>
+      <w:r>
+        <w:rPr>
+          <w:rFonts w:ascii="Times New Roman" w:hAnsi="Times New Roman" w:cs="Times New Roman"/>
+          <w:sz w:val="28"/>
+          <w:szCs w:val="28"/>
+        </w:rPr>
+        <w:t>administration et modération de la plateforme</w:t>
       </w:r>
     </w:p>
     <w:p>
@@ -2639,35 +2367,53 @@
     </w:p>
     <w:p>
       <w:pPr>
-        <w:jc w:val="center"/>
+        <w:ind w:left="360"/>
         <w:rPr>
           <w:rFonts w:ascii="Century Gothic" w:hAnsi="Century Gothic" w:cs="Times New Roman"/>
           <w:sz w:val="36"/>
           <w:szCs w:val="36"/>
         </w:rPr>
       </w:pPr>
-      <w:r>
+    </w:p>
+    <w:p>
+      <w:pPr>
+        <w:ind w:left="360"/>
         <w:rPr>
           <w:rFonts w:ascii="Century Gothic" w:hAnsi="Century Gothic" w:cs="Times New Roman"/>
           <w:sz w:val="36"/>
           <w:szCs w:val="36"/>
         </w:rPr>
-        <w:t>[TODO Cahier des charges]</w:t>
-      </w:r>
-    </w:p>
-    <w:p>
-      <w:pPr>
-        <w:jc w:val="center"/>
+      </w:pPr>
+      <w:r>
         <w:rPr>
           <w:rFonts w:ascii="Century Gothic" w:hAnsi="Century Gothic" w:cs="Times New Roman"/>
           <w:sz w:val="36"/>
           <w:szCs w:val="36"/>
         </w:rPr>
-      </w:pPr>
-    </w:p>
-    <w:p>
-      <w:pPr>
-        <w:jc w:val="center"/>
+        <w:t>Expression des besoins : cahier des charges</w:t>
+      </w:r>
+    </w:p>
+    <w:p>
+      <w:pPr>
+        <w:jc w:val="both"/>
+        <w:rPr>
+          <w:rFonts w:ascii="Times New Roman" w:hAnsi="Times New Roman" w:cs="Times New Roman"/>
+          <w:sz w:val="28"/>
+          <w:szCs w:val="28"/>
+        </w:rPr>
+      </w:pPr>
+      <w:r>
+        <w:rPr>
+          <w:rFonts w:ascii="Times New Roman" w:hAnsi="Times New Roman" w:cs="Times New Roman"/>
+          <w:sz w:val="28"/>
+          <w:szCs w:val="28"/>
+        </w:rPr>
+        <w:t>Pour initier la conception du projet, j’ai élaboré un cahier des charges fictif définissant l’objectif de l’application ainsi que les fonctionnalités attendues. Celles-ci ont ensuite été organisées selon la méthode MoSCoW, qui permet de hiérarchiser les exigences en quatre catégories : « Must », « Should », « Could » et « Won’t », afin d’optimiser la priorisation et de structurer efficacement le développement.</w:t>
+      </w:r>
+    </w:p>
+    <w:p>
+      <w:pPr>
+        <w:jc w:val="both"/>
         <w:rPr>
           <w:rFonts w:ascii="Century Gothic" w:hAnsi="Century Gothic" w:cs="Times New Roman"/>
           <w:sz w:val="36"/>
@@ -2675,13 +2421,113 @@
         </w:rPr>
       </w:pPr>
     </w:p>
+    <w:tbl>
+      <w:tblPr>
+        <w:tblStyle w:val="Grilledutableau"/>
+        <w:tblW w:w="11340" w:type="dxa"/>
+        <w:jc w:val="center"/>
+        <w:tblLook w:val="04A0" w:firstRow="1" w:lastRow="0" w:firstColumn="1" w:lastColumn="0" w:noHBand="0" w:noVBand="1"/>
+      </w:tblPr>
+      <w:tblGrid>
+        <w:gridCol w:w="5660"/>
+        <w:gridCol w:w="5680"/>
+      </w:tblGrid>
+      <w:tr>
+        <w:trPr>
+          <w:trHeight w:val="704"/>
+          <w:jc w:val="center"/>
+        </w:trPr>
+        <w:tc>
+          <w:tcPr>
+            <w:tcW w:w="5842" w:type="dxa"/>
+          </w:tcPr>
+          <w:p>
+            <w:pPr>
+              <w:jc w:val="center"/>
+              <w:rPr>
+                <w:rFonts w:ascii="Times New Roman" w:hAnsi="Times New Roman" w:cs="Times New Roman"/>
+              </w:rPr>
+            </w:pPr>
+            <w:r>
+              <w:rPr>
+                <w:rFonts w:ascii="Times New Roman" w:hAnsi="Times New Roman" w:cs="Times New Roman"/>
+              </w:rPr>
+              <w:t>PROJET</w:t>
+            </w:r>
+          </w:p>
+        </w:tc>
+        <w:tc>
+          <w:tcPr>
+            <w:tcW w:w="5842" w:type="dxa"/>
+          </w:tcPr>
+          <w:p>
+            <w:pPr>
+              <w:jc w:val="center"/>
+              <w:rPr>
+                <w:rFonts w:ascii="Times New Roman" w:hAnsi="Times New Roman" w:cs="Times New Roman"/>
+              </w:rPr>
+            </w:pPr>
+            <w:r>
+              <w:rPr>
+                <w:rFonts w:ascii="Times New Roman" w:hAnsi="Times New Roman" w:cs="Times New Roman"/>
+              </w:rPr>
+              <w:t>Créer une plateforme de mise en relation de joueurs de jeux vidéo par rang et objectifs</w:t>
+            </w:r>
+          </w:p>
+        </w:tc>
+      </w:tr>
+      <w:tr>
+        <w:trPr>
+          <w:trHeight w:val="186"/>
+          <w:jc w:val="center"/>
+        </w:trPr>
+        <w:tc>
+          <w:tcPr>
+            <w:tcW w:w="5842" w:type="dxa"/>
+          </w:tcPr>
+          <w:p>
+            <w:pPr>
+              <w:jc w:val="center"/>
+              <w:rPr>
+                <w:rFonts w:ascii="Times New Roman" w:hAnsi="Times New Roman" w:cs="Times New Roman"/>
+              </w:rPr>
+            </w:pPr>
+            <w:r>
+              <w:rPr>
+                <w:rFonts w:ascii="Times New Roman" w:hAnsi="Times New Roman" w:cs="Times New Roman"/>
+              </w:rPr>
+              <w:t>Objectif</w:t>
+            </w:r>
+          </w:p>
+        </w:tc>
+        <w:tc>
+          <w:tcPr>
+            <w:tcW w:w="5842" w:type="dxa"/>
+          </w:tcPr>
+          <w:p>
+            <w:pPr>
+              <w:jc w:val="center"/>
+              <w:rPr>
+                <w:rFonts w:ascii="Times New Roman" w:hAnsi="Times New Roman" w:cs="Times New Roman"/>
+              </w:rPr>
+            </w:pPr>
+            <w:r>
+              <w:rPr>
+                <w:rFonts w:ascii="Times New Roman" w:hAnsi="Times New Roman" w:cs="Times New Roman"/>
+              </w:rPr>
+              <w:t>Application web permettant aux joueurs de créer un profil de jeu vérifié, de trouver des coéquipiers de niveau compatible via un système de matchmaking, et de gérer leurs relations sociales (amis, invitations, avis) au sein d'une communauté.</w:t>
+            </w:r>
+          </w:p>
+        </w:tc>
+      </w:tr>
+    </w:tbl>
     <w:p>
       <w:pPr>
         <w:jc w:val="center"/>
         <w:rPr>
           <w:rFonts w:ascii="Century Gothic" w:hAnsi="Century Gothic" w:cs="Times New Roman"/>
-          <w:sz w:val="36"/>
-          <w:szCs w:val="36"/>
+          <w:b/>
+          <w:bCs/>
         </w:rPr>
       </w:pPr>
     </w:p>
@@ -2690,78 +2536,1510 @@
         <w:jc w:val="center"/>
         <w:rPr>
           <w:rFonts w:ascii="Century Gothic" w:hAnsi="Century Gothic" w:cs="Times New Roman"/>
-          <w:sz w:val="36"/>
-          <w:szCs w:val="36"/>
-        </w:rPr>
-      </w:pPr>
-    </w:p>
-    <w:p>
-      <w:pPr>
-        <w:jc w:val="center"/>
+          <w:b/>
+          <w:bCs/>
+        </w:rPr>
+      </w:pPr>
+      <w:r>
         <w:rPr>
           <w:rFonts w:ascii="Century Gothic" w:hAnsi="Century Gothic" w:cs="Times New Roman"/>
-          <w:sz w:val="36"/>
-          <w:szCs w:val="36"/>
-        </w:rPr>
-      </w:pPr>
-    </w:p>
-    <w:p>
-      <w:pPr>
-        <w:jc w:val="center"/>
+          <w:b/>
+          <w:bCs/>
+        </w:rPr>
+        <w:t>MoSCoW Method :</w:t>
+      </w:r>
+    </w:p>
+    <w:tbl>
+      <w:tblPr>
+        <w:tblStyle w:val="Grilledutableau"/>
+        <w:tblpPr w:leftFromText="141" w:rightFromText="141" w:vertAnchor="text" w:horzAnchor="page" w:tblpXSpec="center" w:tblpY="44"/>
+        <w:tblW w:w="11340" w:type="dxa"/>
+        <w:jc w:val="center"/>
+        <w:tblLook w:val="04A0" w:firstRow="1" w:lastRow="0" w:firstColumn="1" w:lastColumn="0" w:noHBand="0" w:noVBand="1"/>
+      </w:tblPr>
+      <w:tblGrid>
+        <w:gridCol w:w="5670"/>
+        <w:gridCol w:w="5670"/>
+      </w:tblGrid>
+      <w:tr>
+        <w:trPr>
+          <w:trHeight w:val="448"/>
+          <w:jc w:val="center"/>
+        </w:trPr>
+        <w:tc>
+          <w:tcPr>
+            <w:tcW w:w="5623" w:type="dxa"/>
+          </w:tcPr>
+          <w:p>
+            <w:pPr>
+              <w:jc w:val="center"/>
+              <w:rPr>
+                <w:rFonts w:ascii="Times New Roman" w:hAnsi="Times New Roman" w:cs="Times New Roman"/>
+              </w:rPr>
+            </w:pPr>
+            <w:r>
+              <w:rPr>
+                <w:rFonts w:ascii="Times New Roman" w:hAnsi="Times New Roman" w:cs="Times New Roman"/>
+              </w:rPr>
+              <w:t>Must have</w:t>
+            </w:r>
+          </w:p>
+        </w:tc>
+        <w:tc>
+          <w:tcPr>
+            <w:tcW w:w="5623" w:type="dxa"/>
+          </w:tcPr>
+          <w:p>
+            <w:pPr>
+              <w:jc w:val="center"/>
+              <w:rPr>
+                <w:rFonts w:ascii="Times New Roman" w:hAnsi="Times New Roman" w:cs="Times New Roman"/>
+              </w:rPr>
+            </w:pPr>
+            <w:r>
+              <w:rPr>
+                <w:rFonts w:ascii="Times New Roman" w:hAnsi="Times New Roman" w:cs="Times New Roman"/>
+              </w:rPr>
+              <w:t>Ce que l’on considère comme indispensable dans le projet.</w:t>
+            </w:r>
+          </w:p>
+        </w:tc>
+      </w:tr>
+      <w:tr>
+        <w:trPr>
+          <w:trHeight w:val="455"/>
+          <w:jc w:val="center"/>
+        </w:trPr>
+        <w:tc>
+          <w:tcPr>
+            <w:tcW w:w="5623" w:type="dxa"/>
+          </w:tcPr>
+          <w:p>
+            <w:pPr>
+              <w:jc w:val="center"/>
+              <w:rPr>
+                <w:rFonts w:ascii="Times New Roman" w:hAnsi="Times New Roman" w:cs="Times New Roman"/>
+              </w:rPr>
+            </w:pPr>
+            <w:r>
+              <w:rPr>
+                <w:rFonts w:ascii="Times New Roman" w:hAnsi="Times New Roman" w:cs="Times New Roman"/>
+              </w:rPr>
+              <w:t>Should have</w:t>
+            </w:r>
+          </w:p>
+        </w:tc>
+        <w:tc>
+          <w:tcPr>
+            <w:tcW w:w="5623" w:type="dxa"/>
+          </w:tcPr>
+          <w:p>
+            <w:pPr>
+              <w:jc w:val="center"/>
+              <w:rPr>
+                <w:rFonts w:ascii="Times New Roman" w:hAnsi="Times New Roman" w:cs="Times New Roman"/>
+              </w:rPr>
+            </w:pPr>
+            <w:r>
+              <w:rPr>
+                <w:rFonts w:ascii="Times New Roman" w:hAnsi="Times New Roman" w:cs="Times New Roman"/>
+              </w:rPr>
+              <w:t>Ce que l’on souhaite intégrer, mais dont l’absence resterait acceptable.</w:t>
+            </w:r>
+          </w:p>
+        </w:tc>
+      </w:tr>
+      <w:tr>
+        <w:trPr>
+          <w:trHeight w:val="448"/>
+          <w:jc w:val="center"/>
+        </w:trPr>
+        <w:tc>
+          <w:tcPr>
+            <w:tcW w:w="5623" w:type="dxa"/>
+          </w:tcPr>
+          <w:p>
+            <w:pPr>
+              <w:jc w:val="center"/>
+              <w:rPr>
+                <w:rFonts w:ascii="Times New Roman" w:hAnsi="Times New Roman" w:cs="Times New Roman"/>
+              </w:rPr>
+            </w:pPr>
+            <w:r>
+              <w:rPr>
+                <w:rFonts w:ascii="Times New Roman" w:hAnsi="Times New Roman" w:cs="Times New Roman"/>
+              </w:rPr>
+              <w:t>Could have</w:t>
+            </w:r>
+          </w:p>
+        </w:tc>
+        <w:tc>
+          <w:tcPr>
+            <w:tcW w:w="5623" w:type="dxa"/>
+          </w:tcPr>
+          <w:p>
+            <w:pPr>
+              <w:jc w:val="center"/>
+              <w:rPr>
+                <w:rFonts w:ascii="Times New Roman" w:hAnsi="Times New Roman" w:cs="Times New Roman"/>
+              </w:rPr>
+            </w:pPr>
+            <w:r>
+              <w:rPr>
+                <w:rFonts w:ascii="Times New Roman" w:hAnsi="Times New Roman" w:cs="Times New Roman"/>
+              </w:rPr>
+              <w:t>Les éléments secondaires qui apporteraient une valeur ajoutée si le temps de développement le permet.</w:t>
+            </w:r>
+          </w:p>
+        </w:tc>
+      </w:tr>
+      <w:tr>
+        <w:trPr>
+          <w:trHeight w:val="455"/>
+          <w:jc w:val="center"/>
+        </w:trPr>
+        <w:tc>
+          <w:tcPr>
+            <w:tcW w:w="5623" w:type="dxa"/>
+          </w:tcPr>
+          <w:p>
+            <w:pPr>
+              <w:jc w:val="center"/>
+              <w:rPr>
+                <w:rFonts w:ascii="Times New Roman" w:hAnsi="Times New Roman" w:cs="Times New Roman"/>
+              </w:rPr>
+            </w:pPr>
+            <w:r>
+              <w:rPr>
+                <w:rFonts w:ascii="Times New Roman" w:hAnsi="Times New Roman" w:cs="Times New Roman"/>
+              </w:rPr>
+              <w:t>Won’t have</w:t>
+            </w:r>
+          </w:p>
+        </w:tc>
+        <w:tc>
+          <w:tcPr>
+            <w:tcW w:w="5623" w:type="dxa"/>
+          </w:tcPr>
+          <w:p>
+            <w:pPr>
+              <w:jc w:val="center"/>
+              <w:rPr>
+                <w:rFonts w:ascii="Times New Roman" w:hAnsi="Times New Roman" w:cs="Times New Roman"/>
+              </w:rPr>
+            </w:pPr>
+            <w:r>
+              <w:rPr>
+                <w:rFonts w:ascii="Times New Roman" w:hAnsi="Times New Roman" w:cs="Times New Roman"/>
+              </w:rPr>
+              <w:t>Les fonctionnalités exclues de cette version, mais conservées pour d’éventuelles évolutions futures.</w:t>
+            </w:r>
+          </w:p>
+        </w:tc>
+      </w:tr>
+    </w:tbl>
+    <w:p>
+      <w:pPr>
+        <w:jc w:val="center"/>
+        <w:rPr>
+          <w:rFonts w:ascii="Times New Roman" w:hAnsi="Times New Roman" w:cs="Times New Roman"/>
+        </w:rPr>
+      </w:pPr>
+    </w:p>
+    <w:p>
+      <w:pPr>
+        <w:jc w:val="center"/>
+        <w:rPr>
+          <w:rFonts w:ascii="Times New Roman" w:hAnsi="Times New Roman" w:cs="Times New Roman"/>
+        </w:rPr>
+      </w:pPr>
+    </w:p>
+    <w:p>
+      <w:pPr>
+        <w:jc w:val="center"/>
+        <w:rPr>
+          <w:rFonts w:ascii="Times New Roman" w:hAnsi="Times New Roman" w:cs="Times New Roman"/>
+        </w:rPr>
+      </w:pPr>
+    </w:p>
+    <w:p>
+      <w:pPr>
         <w:rPr>
           <w:rFonts w:ascii="Century Gothic" w:hAnsi="Century Gothic" w:cs="Times New Roman"/>
-          <w:sz w:val="36"/>
-          <w:szCs w:val="36"/>
-        </w:rPr>
-      </w:pPr>
-    </w:p>
-    <w:p>
-      <w:pPr>
-        <w:jc w:val="center"/>
+        </w:rPr>
+      </w:pPr>
+      <w:r>
         <w:rPr>
           <w:rFonts w:ascii="Century Gothic" w:hAnsi="Century Gothic" w:cs="Times New Roman"/>
-          <w:sz w:val="36"/>
-          <w:szCs w:val="36"/>
-        </w:rPr>
-      </w:pPr>
-    </w:p>
+        </w:rPr>
+        <w:t>FONCTIONNALITÉS — EN TANT QU'UTILISATEUR VISITEUR (NON CONNECTÉ)</w:t>
+      </w:r>
+    </w:p>
+    <w:tbl>
+      <w:tblPr>
+        <w:tblStyle w:val="Grilledutableau"/>
+        <w:tblW w:w="11340" w:type="dxa"/>
+        <w:jc w:val="center"/>
+        <w:tblLook w:val="04A0" w:firstRow="1" w:lastRow="0" w:firstColumn="1" w:lastColumn="0" w:noHBand="0" w:noVBand="1"/>
+      </w:tblPr>
+      <w:tblGrid>
+        <w:gridCol w:w="3783"/>
+        <w:gridCol w:w="3785"/>
+        <w:gridCol w:w="3772"/>
+      </w:tblGrid>
+      <w:tr>
+        <w:trPr>
+          <w:trHeight w:val="328"/>
+          <w:jc w:val="center"/>
+        </w:trPr>
+        <w:tc>
+          <w:tcPr>
+            <w:tcW w:w="3818" w:type="dxa"/>
+          </w:tcPr>
+          <w:p>
+            <w:pPr>
+              <w:rPr>
+                <w:rFonts w:ascii="Times New Roman" w:hAnsi="Times New Roman" w:cs="Times New Roman"/>
+                <w:b/>
+                <w:bCs/>
+              </w:rPr>
+            </w:pPr>
+            <w:r>
+              <w:rPr>
+                <w:rFonts w:ascii="Times New Roman" w:hAnsi="Times New Roman" w:cs="Times New Roman"/>
+                <w:b/>
+                <w:bCs/>
+              </w:rPr>
+              <w:t>Fonctionnalité</w:t>
+            </w:r>
+          </w:p>
+          <w:p>
+            <w:pPr>
+              <w:rPr>
+                <w:rFonts w:ascii="Times New Roman" w:hAnsi="Times New Roman" w:cs="Times New Roman"/>
+                <w:b/>
+                <w:bCs/>
+              </w:rPr>
+            </w:pPr>
+          </w:p>
+        </w:tc>
+        <w:tc>
+          <w:tcPr>
+            <w:tcW w:w="3819" w:type="dxa"/>
+          </w:tcPr>
+          <w:p>
+            <w:pPr>
+              <w:rPr>
+                <w:rFonts w:ascii="Times New Roman" w:hAnsi="Times New Roman" w:cs="Times New Roman"/>
+                <w:b/>
+                <w:bCs/>
+              </w:rPr>
+            </w:pPr>
+            <w:r>
+              <w:rPr>
+                <w:rFonts w:ascii="Times New Roman" w:hAnsi="Times New Roman" w:cs="Times New Roman"/>
+                <w:b/>
+                <w:bCs/>
+              </w:rPr>
+              <w:t>Info supplémentaire</w:t>
+            </w:r>
+          </w:p>
+        </w:tc>
+        <w:tc>
+          <w:tcPr>
+            <w:tcW w:w="3819" w:type="dxa"/>
+          </w:tcPr>
+          <w:p>
+            <w:pPr>
+              <w:rPr>
+                <w:rFonts w:ascii="Times New Roman" w:hAnsi="Times New Roman" w:cs="Times New Roman"/>
+                <w:b/>
+                <w:bCs/>
+              </w:rPr>
+            </w:pPr>
+            <w:r>
+              <w:rPr>
+                <w:rFonts w:ascii="Times New Roman" w:hAnsi="Times New Roman" w:cs="Times New Roman"/>
+                <w:b/>
+                <w:bCs/>
+              </w:rPr>
+              <w:t>Priorité</w:t>
+            </w:r>
+          </w:p>
+        </w:tc>
+      </w:tr>
+      <w:tr>
+        <w:trPr>
+          <w:trHeight w:val="328"/>
+          <w:jc w:val="center"/>
+        </w:trPr>
+        <w:tc>
+          <w:tcPr>
+            <w:tcW w:w="3818" w:type="dxa"/>
+          </w:tcPr>
+          <w:p>
+            <w:pPr>
+              <w:rPr>
+                <w:rFonts w:ascii="Times New Roman" w:hAnsi="Times New Roman" w:cs="Times New Roman"/>
+              </w:rPr>
+            </w:pPr>
+            <w:r>
+              <w:rPr>
+                <w:rFonts w:ascii="Times New Roman" w:hAnsi="Times New Roman" w:cs="Times New Roman"/>
+              </w:rPr>
+              <w:t>Découvrir concept (home)</w:t>
+            </w:r>
+          </w:p>
+        </w:tc>
+        <w:tc>
+          <w:tcPr>
+            <w:tcW w:w="3819" w:type="dxa"/>
+          </w:tcPr>
+          <w:p>
+            <w:pPr>
+              <w:rPr>
+                <w:rFonts w:ascii="Times New Roman" w:hAnsi="Times New Roman" w:cs="Times New Roman"/>
+              </w:rPr>
+            </w:pPr>
+            <w:r>
+              <w:rPr>
+                <w:rFonts w:ascii="Times New Roman" w:hAnsi="Times New Roman" w:cs="Times New Roman"/>
+              </w:rPr>
+              <w:t>Je peux découvrir le concept et je suis incité à m’inscrire</w:t>
+            </w:r>
+          </w:p>
+        </w:tc>
+        <w:tc>
+          <w:tcPr>
+            <w:tcW w:w="3819" w:type="dxa"/>
+            <w:shd w:val="clear" w:color="auto" w:fill="92D050"/>
+          </w:tcPr>
+          <w:p>
+            <w:pPr>
+              <w:rPr>
+                <w:rFonts w:ascii="Times New Roman" w:hAnsi="Times New Roman" w:cs="Times New Roman"/>
+              </w:rPr>
+            </w:pPr>
+            <w:r>
+              <w:rPr>
+                <w:rFonts w:ascii="Times New Roman" w:hAnsi="Times New Roman" w:cs="Times New Roman"/>
+              </w:rPr>
+              <w:t xml:space="preserve">Must have </w:t>
+            </w:r>
+          </w:p>
+          <w:p>
+            <w:pPr>
+              <w:rPr>
+                <w:rFonts w:ascii="Times New Roman" w:hAnsi="Times New Roman" w:cs="Times New Roman"/>
+              </w:rPr>
+            </w:pPr>
+          </w:p>
+        </w:tc>
+      </w:tr>
+      <w:tr>
+        <w:trPr>
+          <w:trHeight w:val="328"/>
+          <w:jc w:val="center"/>
+        </w:trPr>
+        <w:tc>
+          <w:tcPr>
+            <w:tcW w:w="3818" w:type="dxa"/>
+          </w:tcPr>
+          <w:p>
+            <w:pPr>
+              <w:rPr>
+                <w:rFonts w:ascii="Times New Roman" w:hAnsi="Times New Roman" w:cs="Times New Roman"/>
+              </w:rPr>
+            </w:pPr>
+            <w:r>
+              <w:rPr>
+                <w:rFonts w:ascii="Times New Roman" w:hAnsi="Times New Roman" w:cs="Times New Roman"/>
+              </w:rPr>
+              <w:t>Consulter les pages légales et informatives</w:t>
+            </w:r>
+          </w:p>
+        </w:tc>
+        <w:tc>
+          <w:tcPr>
+            <w:tcW w:w="3819" w:type="dxa"/>
+          </w:tcPr>
+          <w:tbl>
+            <w:tblPr>
+              <w:tblW w:w="0" w:type="auto"/>
+              <w:tblCellSpacing w:w="15" w:type="dxa"/>
+              <w:tblCellMar>
+                <w:top w:w="15" w:type="dxa"/>
+                <w:left w:w="15" w:type="dxa"/>
+                <w:bottom w:w="15" w:type="dxa"/>
+                <w:right w:w="15" w:type="dxa"/>
+              </w:tblCellMar>
+              <w:tblLook w:val="04A0" w:firstRow="1" w:lastRow="0" w:firstColumn="1" w:lastColumn="0" w:noHBand="0" w:noVBand="1"/>
+            </w:tblPr>
+            <w:tblGrid>
+              <w:gridCol w:w="96"/>
+            </w:tblGrid>
+            <w:tr>
+              <w:trPr>
+                <w:tblCellSpacing w:w="15" w:type="dxa"/>
+              </w:trPr>
+              <w:tc>
+                <w:tcPr>
+                  <w:tcW w:w="0" w:type="auto"/>
+                  <w:vAlign w:val="center"/>
+                  <w:hideMark/>
+                </w:tcPr>
+                <w:p>
+                  <w:pPr>
+                    <w:spacing w:after="0" w:line="240" w:lineRule="auto"/>
+                    <w:rPr>
+                      <w:rFonts w:ascii="Times New Roman" w:hAnsi="Times New Roman" w:cs="Times New Roman"/>
+                    </w:rPr>
+                  </w:pPr>
+                </w:p>
+              </w:tc>
+            </w:tr>
+          </w:tbl>
+          <w:p>
+            <w:pPr>
+              <w:rPr>
+                <w:rFonts w:ascii="Times New Roman" w:hAnsi="Times New Roman" w:cs="Times New Roman"/>
+                <w:vanish/>
+              </w:rPr>
+            </w:pPr>
+          </w:p>
+          <w:tbl>
+            <w:tblPr>
+              <w:tblW w:w="0" w:type="auto"/>
+              <w:tblCellSpacing w:w="15" w:type="dxa"/>
+              <w:tblCellMar>
+                <w:top w:w="15" w:type="dxa"/>
+                <w:left w:w="15" w:type="dxa"/>
+                <w:bottom w:w="15" w:type="dxa"/>
+                <w:right w:w="15" w:type="dxa"/>
+              </w:tblCellMar>
+              <w:tblLook w:val="04A0" w:firstRow="1" w:lastRow="0" w:firstColumn="1" w:lastColumn="0" w:noHBand="0" w:noVBand="1"/>
+            </w:tblPr>
+            <w:tblGrid>
+              <w:gridCol w:w="3569"/>
+            </w:tblGrid>
+            <w:tr>
+              <w:trPr>
+                <w:tblCellSpacing w:w="15" w:type="dxa"/>
+              </w:trPr>
+              <w:tc>
+                <w:tcPr>
+                  <w:tcW w:w="0" w:type="auto"/>
+                  <w:vAlign w:val="center"/>
+                  <w:hideMark/>
+                </w:tcPr>
+                <w:p>
+                  <w:pPr>
+                    <w:spacing w:after="0" w:line="240" w:lineRule="auto"/>
+                    <w:rPr>
+                      <w:rFonts w:ascii="Times New Roman" w:hAnsi="Times New Roman" w:cs="Times New Roman"/>
+                    </w:rPr>
+                  </w:pPr>
+                  <w:r>
+                    <w:rPr>
+                      <w:rFonts w:ascii="Times New Roman" w:hAnsi="Times New Roman" w:cs="Times New Roman"/>
+                    </w:rPr>
+                    <w:t>Accès aux pages contact, mentions légales et politique de confidentialité</w:t>
+                  </w:r>
+                </w:p>
+              </w:tc>
+            </w:tr>
+          </w:tbl>
+          <w:p>
+            <w:pPr>
+              <w:rPr>
+                <w:rFonts w:ascii="Times New Roman" w:hAnsi="Times New Roman" w:cs="Times New Roman"/>
+              </w:rPr>
+            </w:pPr>
+          </w:p>
+        </w:tc>
+        <w:tc>
+          <w:tcPr>
+            <w:tcW w:w="3819" w:type="dxa"/>
+            <w:shd w:val="clear" w:color="auto" w:fill="92D050"/>
+          </w:tcPr>
+          <w:p>
+            <w:pPr>
+              <w:rPr>
+                <w:rFonts w:ascii="Times New Roman" w:hAnsi="Times New Roman" w:cs="Times New Roman"/>
+              </w:rPr>
+            </w:pPr>
+            <w:r>
+              <w:rPr>
+                <w:rFonts w:ascii="Times New Roman" w:hAnsi="Times New Roman" w:cs="Times New Roman"/>
+              </w:rPr>
+              <w:t>Must have</w:t>
+            </w:r>
+          </w:p>
+        </w:tc>
+      </w:tr>
+      <w:tr>
+        <w:trPr>
+          <w:trHeight w:val="328"/>
+          <w:jc w:val="center"/>
+        </w:trPr>
+        <w:tc>
+          <w:tcPr>
+            <w:tcW w:w="3818" w:type="dxa"/>
+          </w:tcPr>
+          <w:p>
+            <w:pPr>
+              <w:rPr>
+                <w:rFonts w:ascii="Times New Roman" w:hAnsi="Times New Roman" w:cs="Times New Roman"/>
+              </w:rPr>
+            </w:pPr>
+            <w:r>
+              <w:rPr>
+                <w:rFonts w:ascii="Times New Roman" w:hAnsi="Times New Roman" w:cs="Times New Roman"/>
+              </w:rPr>
+              <w:t>M’inscrire</w:t>
+            </w:r>
+          </w:p>
+        </w:tc>
+        <w:tc>
+          <w:tcPr>
+            <w:tcW w:w="3819" w:type="dxa"/>
+          </w:tcPr>
+          <w:p>
+            <w:pPr>
+              <w:rPr>
+                <w:rFonts w:ascii="Times New Roman" w:hAnsi="Times New Roman" w:cs="Times New Roman"/>
+              </w:rPr>
+            </w:pPr>
+            <w:r>
+              <w:rPr>
+                <w:rFonts w:ascii="Times New Roman" w:hAnsi="Times New Roman" w:cs="Times New Roman"/>
+              </w:rPr>
+              <w:t>Création de compte via email et mot de passe</w:t>
+            </w:r>
+          </w:p>
+        </w:tc>
+        <w:tc>
+          <w:tcPr>
+            <w:tcW w:w="3819" w:type="dxa"/>
+            <w:shd w:val="clear" w:color="auto" w:fill="92D050"/>
+          </w:tcPr>
+          <w:p>
+            <w:pPr>
+              <w:rPr>
+                <w:rFonts w:ascii="Times New Roman" w:hAnsi="Times New Roman" w:cs="Times New Roman"/>
+              </w:rPr>
+            </w:pPr>
+            <w:r>
+              <w:rPr>
+                <w:rFonts w:ascii="Times New Roman" w:hAnsi="Times New Roman" w:cs="Times New Roman"/>
+              </w:rPr>
+              <w:t>Must have</w:t>
+            </w:r>
+          </w:p>
+        </w:tc>
+      </w:tr>
+      <w:tr>
+        <w:trPr>
+          <w:trHeight w:val="337"/>
+          <w:jc w:val="center"/>
+        </w:trPr>
+        <w:tc>
+          <w:tcPr>
+            <w:tcW w:w="3818" w:type="dxa"/>
+          </w:tcPr>
+          <w:p>
+            <w:pPr>
+              <w:rPr>
+                <w:rFonts w:ascii="Times New Roman" w:hAnsi="Times New Roman" w:cs="Times New Roman"/>
+              </w:rPr>
+            </w:pPr>
+            <w:r>
+              <w:rPr>
+                <w:rFonts w:ascii="Times New Roman" w:hAnsi="Times New Roman" w:cs="Times New Roman"/>
+              </w:rPr>
+              <w:t>Me connecter</w:t>
+            </w:r>
+          </w:p>
+        </w:tc>
+        <w:tc>
+          <w:tcPr>
+            <w:tcW w:w="3819" w:type="dxa"/>
+          </w:tcPr>
+          <w:p>
+            <w:pPr>
+              <w:rPr>
+                <w:rFonts w:ascii="Times New Roman" w:hAnsi="Times New Roman" w:cs="Times New Roman"/>
+              </w:rPr>
+            </w:pPr>
+            <w:r>
+              <w:rPr>
+                <w:rFonts w:ascii="Times New Roman" w:hAnsi="Times New Roman" w:cs="Times New Roman"/>
+              </w:rPr>
+              <w:t>Authentification sécurisée via identifiants (email + mot de passe)</w:t>
+            </w:r>
+          </w:p>
+        </w:tc>
+        <w:tc>
+          <w:tcPr>
+            <w:tcW w:w="3819" w:type="dxa"/>
+            <w:shd w:val="clear" w:color="auto" w:fill="92D050"/>
+          </w:tcPr>
+          <w:p>
+            <w:pPr>
+              <w:rPr>
+                <w:rFonts w:ascii="Times New Roman" w:hAnsi="Times New Roman" w:cs="Times New Roman"/>
+              </w:rPr>
+            </w:pPr>
+            <w:r>
+              <w:rPr>
+                <w:rFonts w:ascii="Times New Roman" w:hAnsi="Times New Roman" w:cs="Times New Roman"/>
+              </w:rPr>
+              <w:t>Must have</w:t>
+            </w:r>
+          </w:p>
+        </w:tc>
+      </w:tr>
+    </w:tbl>
+    <w:p>
+      <w:pPr>
+        <w:rPr>
+          <w:rFonts w:ascii="Times New Roman" w:hAnsi="Times New Roman" w:cs="Times New Roman"/>
+        </w:rPr>
+      </w:pPr>
+    </w:p>
+    <w:p>
+      <w:pPr>
+        <w:jc w:val="center"/>
+        <w:rPr>
+          <w:rFonts w:ascii="Times New Roman" w:hAnsi="Times New Roman" w:cs="Times New Roman"/>
+        </w:rPr>
+      </w:pPr>
+    </w:p>
+    <w:tbl>
+      <w:tblPr>
+        <w:tblStyle w:val="Grilledutableau"/>
+        <w:tblpPr w:leftFromText="141" w:rightFromText="141" w:vertAnchor="text" w:horzAnchor="margin" w:tblpXSpec="center" w:tblpY="360"/>
+        <w:tblW w:w="11340" w:type="dxa"/>
+        <w:tblLook w:val="04A0" w:firstRow="1" w:lastRow="0" w:firstColumn="1" w:lastColumn="0" w:noHBand="0" w:noVBand="1"/>
+      </w:tblPr>
+      <w:tblGrid>
+        <w:gridCol w:w="3785"/>
+        <w:gridCol w:w="3787"/>
+        <w:gridCol w:w="3768"/>
+      </w:tblGrid>
+      <w:tr>
+        <w:trPr>
+          <w:trHeight w:val="302"/>
+        </w:trPr>
+        <w:tc>
+          <w:tcPr>
+            <w:tcW w:w="3836" w:type="dxa"/>
+          </w:tcPr>
+          <w:p>
+            <w:pPr>
+              <w:jc w:val="center"/>
+              <w:rPr>
+                <w:rFonts w:ascii="Times New Roman" w:hAnsi="Times New Roman" w:cs="Times New Roman"/>
+                <w:b/>
+                <w:bCs/>
+              </w:rPr>
+            </w:pPr>
+            <w:r>
+              <w:rPr>
+                <w:rFonts w:ascii="Times New Roman" w:hAnsi="Times New Roman" w:cs="Times New Roman"/>
+                <w:b/>
+                <w:bCs/>
+              </w:rPr>
+              <w:t>Fonctionnalité</w:t>
+            </w:r>
+          </w:p>
+          <w:p>
+            <w:pPr>
+              <w:jc w:val="center"/>
+              <w:rPr>
+                <w:rFonts w:ascii="Times New Roman" w:hAnsi="Times New Roman" w:cs="Times New Roman"/>
+                <w:b/>
+                <w:bCs/>
+              </w:rPr>
+            </w:pPr>
+          </w:p>
+        </w:tc>
+        <w:tc>
+          <w:tcPr>
+            <w:tcW w:w="3837" w:type="dxa"/>
+          </w:tcPr>
+          <w:p>
+            <w:pPr>
+              <w:jc w:val="center"/>
+              <w:rPr>
+                <w:rFonts w:ascii="Times New Roman" w:hAnsi="Times New Roman" w:cs="Times New Roman"/>
+                <w:b/>
+                <w:bCs/>
+              </w:rPr>
+            </w:pPr>
+            <w:r>
+              <w:rPr>
+                <w:rFonts w:ascii="Times New Roman" w:hAnsi="Times New Roman" w:cs="Times New Roman"/>
+                <w:b/>
+                <w:bCs/>
+              </w:rPr>
+              <w:t>Info supplémentaire</w:t>
+            </w:r>
+          </w:p>
+        </w:tc>
+        <w:tc>
+          <w:tcPr>
+            <w:tcW w:w="3837" w:type="dxa"/>
+          </w:tcPr>
+          <w:p>
+            <w:pPr>
+              <w:jc w:val="center"/>
+              <w:rPr>
+                <w:rFonts w:ascii="Times New Roman" w:hAnsi="Times New Roman" w:cs="Times New Roman"/>
+                <w:b/>
+                <w:bCs/>
+              </w:rPr>
+            </w:pPr>
+            <w:r>
+              <w:rPr>
+                <w:rFonts w:ascii="Times New Roman" w:hAnsi="Times New Roman" w:cs="Times New Roman"/>
+                <w:b/>
+                <w:bCs/>
+              </w:rPr>
+              <w:t>Priorité</w:t>
+            </w:r>
+          </w:p>
+        </w:tc>
+      </w:tr>
+      <w:tr>
+        <w:trPr>
+          <w:trHeight w:val="990"/>
+        </w:trPr>
+        <w:tc>
+          <w:tcPr>
+            <w:tcW w:w="3836" w:type="dxa"/>
+          </w:tcPr>
+          <w:p>
+            <w:pPr>
+              <w:jc w:val="center"/>
+              <w:rPr>
+                <w:rFonts w:ascii="Times New Roman" w:hAnsi="Times New Roman" w:cs="Times New Roman"/>
+              </w:rPr>
+            </w:pPr>
+            <w:r>
+              <w:rPr>
+                <w:rFonts w:ascii="Times New Roman" w:hAnsi="Times New Roman" w:cs="Times New Roman"/>
+              </w:rPr>
+              <w:lastRenderedPageBreak/>
+              <w:t>Créer/modifier mon profil</w:t>
+            </w:r>
+          </w:p>
+        </w:tc>
+        <w:tc>
+          <w:tcPr>
+            <w:tcW w:w="3837" w:type="dxa"/>
+          </w:tcPr>
+          <w:p>
+            <w:pPr>
+              <w:jc w:val="center"/>
+              <w:rPr>
+                <w:rFonts w:ascii="Times New Roman" w:hAnsi="Times New Roman" w:cs="Times New Roman"/>
+              </w:rPr>
+            </w:pPr>
+            <w:r>
+              <w:rPr>
+                <w:rFonts w:ascii="Times New Roman" w:hAnsi="Times New Roman" w:cs="Times New Roman"/>
+              </w:rPr>
+              <w:t>Je peux renseigner mon username, avatar, message de statut (sans y inclure mon pseudo en jeu)</w:t>
+            </w:r>
+          </w:p>
+        </w:tc>
+        <w:tc>
+          <w:tcPr>
+            <w:tcW w:w="3837" w:type="dxa"/>
+            <w:shd w:val="clear" w:color="auto" w:fill="92D050"/>
+          </w:tcPr>
+          <w:p>
+            <w:pPr>
+              <w:jc w:val="center"/>
+              <w:rPr>
+                <w:rFonts w:ascii="Times New Roman" w:hAnsi="Times New Roman" w:cs="Times New Roman"/>
+              </w:rPr>
+            </w:pPr>
+            <w:r>
+              <w:rPr>
+                <w:rFonts w:ascii="Times New Roman" w:hAnsi="Times New Roman" w:cs="Times New Roman"/>
+              </w:rPr>
+              <w:t>Must have</w:t>
+            </w:r>
+          </w:p>
+        </w:tc>
+      </w:tr>
+      <w:tr>
+        <w:trPr>
+          <w:trHeight w:val="312"/>
+        </w:trPr>
+        <w:tc>
+          <w:tcPr>
+            <w:tcW w:w="3836" w:type="dxa"/>
+          </w:tcPr>
+          <w:p>
+            <w:pPr>
+              <w:jc w:val="center"/>
+              <w:rPr>
+                <w:rFonts w:ascii="Times New Roman" w:hAnsi="Times New Roman" w:cs="Times New Roman"/>
+              </w:rPr>
+            </w:pPr>
+            <w:r>
+              <w:rPr>
+                <w:rFonts w:ascii="Times New Roman" w:hAnsi="Times New Roman" w:cs="Times New Roman"/>
+              </w:rPr>
+              <w:t>Renseigner mes données de jeu</w:t>
+            </w:r>
+          </w:p>
+        </w:tc>
+        <w:tc>
+          <w:tcPr>
+            <w:tcW w:w="3837" w:type="dxa"/>
+          </w:tcPr>
+          <w:p>
+            <w:pPr>
+              <w:jc w:val="center"/>
+              <w:rPr>
+                <w:rFonts w:ascii="Times New Roman" w:hAnsi="Times New Roman" w:cs="Times New Roman"/>
+              </w:rPr>
+            </w:pPr>
+            <w:r>
+              <w:rPr>
+                <w:rFonts w:ascii="Times New Roman" w:hAnsi="Times New Roman" w:cs="Times New Roman"/>
+              </w:rPr>
+              <w:t>Je peux indiquer mon rang, mon rôle principal sur League of Legends</w:t>
+            </w:r>
+          </w:p>
+        </w:tc>
+        <w:tc>
+          <w:tcPr>
+            <w:tcW w:w="3837" w:type="dxa"/>
+            <w:shd w:val="clear" w:color="auto" w:fill="92D050"/>
+          </w:tcPr>
+          <w:p>
+            <w:pPr>
+              <w:jc w:val="center"/>
+              <w:rPr>
+                <w:rFonts w:ascii="Times New Roman" w:hAnsi="Times New Roman" w:cs="Times New Roman"/>
+              </w:rPr>
+            </w:pPr>
+            <w:r>
+              <w:rPr>
+                <w:rFonts w:ascii="Times New Roman" w:hAnsi="Times New Roman" w:cs="Times New Roman"/>
+              </w:rPr>
+              <w:t>Must have</w:t>
+            </w:r>
+          </w:p>
+        </w:tc>
+      </w:tr>
+      <w:tr>
+        <w:trPr>
+          <w:trHeight w:val="302"/>
+        </w:trPr>
+        <w:tc>
+          <w:tcPr>
+            <w:tcW w:w="3836" w:type="dxa"/>
+          </w:tcPr>
+          <w:p>
+            <w:pPr>
+              <w:jc w:val="center"/>
+              <w:rPr>
+                <w:rFonts w:ascii="Times New Roman" w:hAnsi="Times New Roman" w:cs="Times New Roman"/>
+              </w:rPr>
+            </w:pPr>
+            <w:r>
+              <w:rPr>
+                <w:rFonts w:ascii="Times New Roman" w:hAnsi="Times New Roman" w:cs="Times New Roman"/>
+              </w:rPr>
+              <w:t>Choisir mon mode de recherche</w:t>
+            </w:r>
+          </w:p>
+        </w:tc>
+        <w:tc>
+          <w:tcPr>
+            <w:tcW w:w="3837" w:type="dxa"/>
+          </w:tcPr>
+          <w:p>
+            <w:pPr>
+              <w:jc w:val="center"/>
+              <w:rPr>
+                <w:rFonts w:ascii="Times New Roman" w:hAnsi="Times New Roman" w:cs="Times New Roman"/>
+              </w:rPr>
+            </w:pPr>
+            <w:r>
+              <w:rPr>
+                <w:rFonts w:ascii="Times New Roman" w:hAnsi="Times New Roman" w:cs="Times New Roman"/>
+              </w:rPr>
+              <w:t>Je peux définir si je cherche du casual, du ranked, ou les deux</w:t>
+            </w:r>
+          </w:p>
+        </w:tc>
+        <w:tc>
+          <w:tcPr>
+            <w:tcW w:w="3837" w:type="dxa"/>
+            <w:shd w:val="clear" w:color="auto" w:fill="92D050"/>
+          </w:tcPr>
+          <w:p>
+            <w:pPr>
+              <w:jc w:val="center"/>
+              <w:rPr>
+                <w:rFonts w:ascii="Times New Roman" w:hAnsi="Times New Roman" w:cs="Times New Roman"/>
+              </w:rPr>
+            </w:pPr>
+            <w:r>
+              <w:rPr>
+                <w:rFonts w:ascii="Times New Roman" w:hAnsi="Times New Roman" w:cs="Times New Roman"/>
+              </w:rPr>
+              <w:t>Must have</w:t>
+            </w:r>
+          </w:p>
+        </w:tc>
+      </w:tr>
+      <w:tr>
+        <w:trPr>
+          <w:trHeight w:val="302"/>
+        </w:trPr>
+        <w:tc>
+          <w:tcPr>
+            <w:tcW w:w="3836" w:type="dxa"/>
+          </w:tcPr>
+          <w:p>
+            <w:pPr>
+              <w:jc w:val="center"/>
+              <w:rPr>
+                <w:rFonts w:ascii="Times New Roman" w:hAnsi="Times New Roman" w:cs="Times New Roman"/>
+              </w:rPr>
+            </w:pPr>
+            <w:r>
+              <w:rPr>
+                <w:rFonts w:ascii="Times New Roman" w:hAnsi="Times New Roman" w:cs="Times New Roman"/>
+              </w:rPr>
+              <w:t>Faire vérifier mon profil LoL</w:t>
+            </w:r>
+          </w:p>
+        </w:tc>
+        <w:tc>
+          <w:tcPr>
+            <w:tcW w:w="3837" w:type="dxa"/>
+          </w:tcPr>
+          <w:p>
+            <w:pPr>
+              <w:jc w:val="center"/>
+              <w:rPr>
+                <w:rFonts w:ascii="Times New Roman" w:hAnsi="Times New Roman" w:cs="Times New Roman"/>
+              </w:rPr>
+            </w:pPr>
+            <w:r>
+              <w:rPr>
+                <w:rFonts w:ascii="Times New Roman" w:hAnsi="Times New Roman" w:cs="Times New Roman"/>
+              </w:rPr>
+              <w:t>Je peux faire valider mon rang via l'API officielle Riot Games</w:t>
+            </w:r>
+          </w:p>
+        </w:tc>
+        <w:tc>
+          <w:tcPr>
+            <w:tcW w:w="3837" w:type="dxa"/>
+            <w:shd w:val="clear" w:color="auto" w:fill="A66500"/>
+          </w:tcPr>
+          <w:p>
+            <w:pPr>
+              <w:jc w:val="center"/>
+              <w:rPr>
+                <w:rFonts w:ascii="Times New Roman" w:hAnsi="Times New Roman" w:cs="Times New Roman"/>
+              </w:rPr>
+            </w:pPr>
+            <w:r>
+              <w:rPr>
+                <w:rFonts w:ascii="Times New Roman" w:hAnsi="Times New Roman" w:cs="Times New Roman"/>
+              </w:rPr>
+              <w:t>Should have</w:t>
+            </w:r>
+          </w:p>
+        </w:tc>
+      </w:tr>
+      <w:tr>
+        <w:trPr>
+          <w:trHeight w:val="312"/>
+        </w:trPr>
+        <w:tc>
+          <w:tcPr>
+            <w:tcW w:w="3836" w:type="dxa"/>
+          </w:tcPr>
+          <w:p>
+            <w:pPr>
+              <w:jc w:val="center"/>
+              <w:rPr>
+                <w:rFonts w:ascii="Times New Roman" w:hAnsi="Times New Roman" w:cs="Times New Roman"/>
+              </w:rPr>
+            </w:pPr>
+            <w:r>
+              <w:rPr>
+                <w:rFonts w:ascii="Times New Roman" w:hAnsi="Times New Roman" w:cs="Times New Roman"/>
+              </w:rPr>
+              <w:t>Renseigner un rôle secondaire</w:t>
+            </w:r>
+          </w:p>
+        </w:tc>
+        <w:tc>
+          <w:tcPr>
+            <w:tcW w:w="3837" w:type="dxa"/>
+          </w:tcPr>
+          <w:p>
+            <w:pPr>
+              <w:jc w:val="center"/>
+              <w:rPr>
+                <w:rFonts w:ascii="Times New Roman" w:hAnsi="Times New Roman" w:cs="Times New Roman"/>
+              </w:rPr>
+            </w:pPr>
+            <w:r>
+              <w:rPr>
+                <w:rFonts w:ascii="Times New Roman" w:hAnsi="Times New Roman" w:cs="Times New Roman"/>
+              </w:rPr>
+              <w:t>Je peux ajouter jusqu'à 3 champions pour un sub role optionnel</w:t>
+            </w:r>
+          </w:p>
+        </w:tc>
+        <w:tc>
+          <w:tcPr>
+            <w:tcW w:w="3837" w:type="dxa"/>
+            <w:shd w:val="clear" w:color="auto" w:fill="EE0000"/>
+          </w:tcPr>
+          <w:p>
+            <w:pPr>
+              <w:jc w:val="center"/>
+              <w:rPr>
+                <w:rFonts w:ascii="Times New Roman" w:hAnsi="Times New Roman" w:cs="Times New Roman"/>
+              </w:rPr>
+            </w:pPr>
+            <w:r>
+              <w:rPr>
+                <w:rFonts w:ascii="Times New Roman" w:hAnsi="Times New Roman" w:cs="Times New Roman"/>
+              </w:rPr>
+              <w:t>Won't have</w:t>
+            </w:r>
+          </w:p>
+        </w:tc>
+      </w:tr>
+    </w:tbl>
     <w:p>
       <w:pPr>
         <w:jc w:val="center"/>
         <w:rPr>
           <w:rFonts w:ascii="Century Gothic" w:hAnsi="Century Gothic" w:cs="Times New Roman"/>
-          <w:sz w:val="36"/>
-          <w:szCs w:val="36"/>
-        </w:rPr>
-      </w:pPr>
-    </w:p>
-    <w:p>
-      <w:pPr>
-        <w:jc w:val="center"/>
+          <w:sz w:val="28"/>
+          <w:szCs w:val="28"/>
+        </w:rPr>
+      </w:pPr>
+      <w:r>
         <w:rPr>
           <w:rFonts w:ascii="Century Gothic" w:hAnsi="Century Gothic" w:cs="Times New Roman"/>
-          <w:sz w:val="36"/>
-          <w:szCs w:val="36"/>
-        </w:rPr>
-      </w:pPr>
-    </w:p>
-    <w:p>
-      <w:pPr>
+          <w:sz w:val="28"/>
+          <w:szCs w:val="28"/>
+        </w:rPr>
+        <w:t>FONCTIONNALITÉS — EN TANT QU'UTILISATEUR CONNECTÉ (PROFIL)</w:t>
+      </w:r>
+    </w:p>
+    <w:p>
+      <w:pPr>
+        <w:jc w:val="center"/>
+        <w:rPr>
+          <w:rFonts w:ascii="Times New Roman" w:hAnsi="Times New Roman" w:cs="Times New Roman"/>
+        </w:rPr>
+      </w:pPr>
+    </w:p>
+    <w:p>
+      <w:pPr>
+        <w:ind w:left="708"/>
         <w:jc w:val="center"/>
         <w:rPr>
           <w:rFonts w:ascii="Century Gothic" w:hAnsi="Century Gothic" w:cs="Times New Roman"/>
-          <w:sz w:val="36"/>
-          <w:szCs w:val="36"/>
-        </w:rPr>
-      </w:pPr>
-    </w:p>
-    <w:p>
-      <w:pPr>
-        <w:jc w:val="center"/>
+          <w:sz w:val="28"/>
+          <w:szCs w:val="28"/>
+        </w:rPr>
+      </w:pPr>
+      <w:r>
         <w:rPr>
           <w:rFonts w:ascii="Century Gothic" w:hAnsi="Century Gothic" w:cs="Times New Roman"/>
-          <w:sz w:val="36"/>
-          <w:szCs w:val="36"/>
+          <w:sz w:val="28"/>
+          <w:szCs w:val="28"/>
+        </w:rPr>
+        <w:t>FONCTIONNALITÉS — EN TANT QU'UTILISATEUR CONNECTÉ (MATCHMAKING)</w:t>
+      </w:r>
+    </w:p>
+    <w:tbl>
+      <w:tblPr>
+        <w:tblStyle w:val="Grilledutableau"/>
+        <w:tblW w:w="11340" w:type="dxa"/>
+        <w:jc w:val="center"/>
+        <w:tblLook w:val="04A0" w:firstRow="1" w:lastRow="0" w:firstColumn="1" w:lastColumn="0" w:noHBand="0" w:noVBand="1"/>
+      </w:tblPr>
+      <w:tblGrid>
+        <w:gridCol w:w="3782"/>
+        <w:gridCol w:w="3785"/>
+        <w:gridCol w:w="3773"/>
+      </w:tblGrid>
+      <w:tr>
+        <w:trPr>
+          <w:trHeight w:val="713"/>
+          <w:jc w:val="center"/>
+        </w:trPr>
+        <w:tc>
+          <w:tcPr>
+            <w:tcW w:w="3816" w:type="dxa"/>
+          </w:tcPr>
+          <w:p>
+            <w:pPr>
+              <w:jc w:val="center"/>
+              <w:rPr>
+                <w:rFonts w:ascii="Times New Roman" w:hAnsi="Times New Roman" w:cs="Times New Roman"/>
+                <w:b/>
+                <w:bCs/>
+              </w:rPr>
+            </w:pPr>
+            <w:r>
+              <w:rPr>
+                <w:rFonts w:ascii="Times New Roman" w:hAnsi="Times New Roman" w:cs="Times New Roman"/>
+                <w:b/>
+                <w:bCs/>
+              </w:rPr>
+              <w:t>Fonctionnalité</w:t>
+            </w:r>
+          </w:p>
+          <w:p>
+            <w:pPr>
+              <w:jc w:val="center"/>
+              <w:rPr>
+                <w:rFonts w:ascii="Times New Roman" w:hAnsi="Times New Roman" w:cs="Times New Roman"/>
+                <w:b/>
+                <w:bCs/>
+              </w:rPr>
+            </w:pPr>
+          </w:p>
+        </w:tc>
+        <w:tc>
+          <w:tcPr>
+            <w:tcW w:w="3818" w:type="dxa"/>
+          </w:tcPr>
+          <w:p>
+            <w:pPr>
+              <w:jc w:val="center"/>
+              <w:rPr>
+                <w:rFonts w:ascii="Times New Roman" w:hAnsi="Times New Roman" w:cs="Times New Roman"/>
+                <w:b/>
+                <w:bCs/>
+              </w:rPr>
+            </w:pPr>
+            <w:r>
+              <w:rPr>
+                <w:rFonts w:ascii="Times New Roman" w:hAnsi="Times New Roman" w:cs="Times New Roman"/>
+                <w:b/>
+                <w:bCs/>
+              </w:rPr>
+              <w:t>Info supplémentaire</w:t>
+            </w:r>
+          </w:p>
+        </w:tc>
+        <w:tc>
+          <w:tcPr>
+            <w:tcW w:w="3818" w:type="dxa"/>
+          </w:tcPr>
+          <w:p>
+            <w:pPr>
+              <w:jc w:val="center"/>
+              <w:rPr>
+                <w:rFonts w:ascii="Times New Roman" w:hAnsi="Times New Roman" w:cs="Times New Roman"/>
+                <w:b/>
+                <w:bCs/>
+              </w:rPr>
+            </w:pPr>
+            <w:r>
+              <w:rPr>
+                <w:rFonts w:ascii="Times New Roman" w:hAnsi="Times New Roman" w:cs="Times New Roman"/>
+                <w:b/>
+                <w:bCs/>
+              </w:rPr>
+              <w:t>Priorité</w:t>
+            </w:r>
+          </w:p>
+        </w:tc>
+      </w:tr>
+      <w:tr>
+        <w:trPr>
+          <w:trHeight w:val="377"/>
+          <w:jc w:val="center"/>
+        </w:trPr>
+        <w:tc>
+          <w:tcPr>
+            <w:tcW w:w="3816" w:type="dxa"/>
+          </w:tcPr>
+          <w:p>
+            <w:pPr>
+              <w:jc w:val="center"/>
+              <w:rPr>
+                <w:rFonts w:ascii="Times New Roman" w:hAnsi="Times New Roman" w:cs="Times New Roman"/>
+              </w:rPr>
+            </w:pPr>
+            <w:r>
+              <w:rPr>
+                <w:rFonts w:ascii="Times New Roman" w:hAnsi="Times New Roman" w:cs="Times New Roman"/>
+              </w:rPr>
+              <w:t>Explorer les joueurs</w:t>
+            </w:r>
+          </w:p>
+        </w:tc>
+        <w:tc>
+          <w:tcPr>
+            <w:tcW w:w="3818" w:type="dxa"/>
+          </w:tcPr>
+          <w:p>
+            <w:pPr>
+              <w:jc w:val="center"/>
+              <w:rPr>
+                <w:rFonts w:ascii="Times New Roman" w:hAnsi="Times New Roman" w:cs="Times New Roman"/>
+              </w:rPr>
+            </w:pPr>
+            <w:r>
+              <w:rPr>
+                <w:rFonts w:ascii="Times New Roman" w:hAnsi="Times New Roman" w:cs="Times New Roman"/>
+              </w:rPr>
+              <w:t>Je peux rechercher un utilisateur manuellement ou consulter la liste publique des joueurs en casual</w:t>
+            </w:r>
+          </w:p>
+        </w:tc>
+        <w:tc>
+          <w:tcPr>
+            <w:tcW w:w="3818" w:type="dxa"/>
+            <w:shd w:val="clear" w:color="auto" w:fill="84E290" w:themeFill="accent3" w:themeFillTint="66"/>
+          </w:tcPr>
+          <w:p>
+            <w:pPr>
+              <w:jc w:val="center"/>
+              <w:rPr>
+                <w:rFonts w:ascii="Times New Roman" w:hAnsi="Times New Roman" w:cs="Times New Roman"/>
+              </w:rPr>
+            </w:pPr>
+            <w:r>
+              <w:rPr>
+                <w:rFonts w:ascii="Times New Roman" w:hAnsi="Times New Roman" w:cs="Times New Roman"/>
+              </w:rPr>
+              <w:t>Must have</w:t>
+            </w:r>
+          </w:p>
+        </w:tc>
+      </w:tr>
+      <w:tr>
+        <w:trPr>
+          <w:trHeight w:val="366"/>
+          <w:jc w:val="center"/>
+        </w:trPr>
+        <w:tc>
+          <w:tcPr>
+            <w:tcW w:w="3816" w:type="dxa"/>
+          </w:tcPr>
+          <w:p>
+            <w:pPr>
+              <w:jc w:val="center"/>
+              <w:rPr>
+                <w:rFonts w:ascii="Times New Roman" w:hAnsi="Times New Roman" w:cs="Times New Roman"/>
+              </w:rPr>
+            </w:pPr>
+            <w:r>
+              <w:rPr>
+                <w:rFonts w:ascii="Times New Roman" w:hAnsi="Times New Roman" w:cs="Times New Roman"/>
+              </w:rPr>
+              <w:t>Lancer un matchmaking</w:t>
+            </w:r>
+          </w:p>
+        </w:tc>
+        <w:tc>
+          <w:tcPr>
+            <w:tcW w:w="3818" w:type="dxa"/>
+          </w:tcPr>
+          <w:p>
+            <w:pPr>
+              <w:jc w:val="center"/>
+              <w:rPr>
+                <w:rFonts w:ascii="Times New Roman" w:hAnsi="Times New Roman" w:cs="Times New Roman"/>
+              </w:rPr>
+            </w:pPr>
+            <w:r>
+              <w:rPr>
+                <w:rFonts w:ascii="Times New Roman" w:hAnsi="Times New Roman" w:cs="Times New Roman"/>
+              </w:rPr>
+              <w:t>Je peux demander une liste de joueurs compatibles avec mon rang (-/+ 1 palier), envoyer une invitation ou consulter leur profil depuis cette liste</w:t>
+            </w:r>
+          </w:p>
+        </w:tc>
+        <w:tc>
+          <w:tcPr>
+            <w:tcW w:w="3818" w:type="dxa"/>
+            <w:shd w:val="clear" w:color="auto" w:fill="84E290" w:themeFill="accent3" w:themeFillTint="66"/>
+          </w:tcPr>
+          <w:p>
+            <w:pPr>
+              <w:jc w:val="center"/>
+              <w:rPr>
+                <w:rFonts w:ascii="Times New Roman" w:hAnsi="Times New Roman" w:cs="Times New Roman"/>
+              </w:rPr>
+            </w:pPr>
+            <w:r>
+              <w:rPr>
+                <w:rFonts w:ascii="Times New Roman" w:hAnsi="Times New Roman" w:cs="Times New Roman"/>
+              </w:rPr>
+              <w:t>Must have</w:t>
+            </w:r>
+          </w:p>
+        </w:tc>
+      </w:tr>
+      <w:tr>
+        <w:trPr>
+          <w:trHeight w:val="377"/>
+          <w:jc w:val="center"/>
+        </w:trPr>
+        <w:tc>
+          <w:tcPr>
+            <w:tcW w:w="3816" w:type="dxa"/>
+          </w:tcPr>
+          <w:p>
+            <w:pPr>
+              <w:jc w:val="center"/>
+              <w:rPr>
+                <w:rFonts w:ascii="Times New Roman" w:hAnsi="Times New Roman" w:cs="Times New Roman"/>
+              </w:rPr>
+            </w:pPr>
+            <w:r>
+              <w:rPr>
+                <w:rFonts w:ascii="Times New Roman" w:hAnsi="Times New Roman" w:cs="Times New Roman"/>
+              </w:rPr>
+              <w:t>Gérer mes invitations</w:t>
+            </w:r>
+          </w:p>
+        </w:tc>
+        <w:tc>
+          <w:tcPr>
+            <w:tcW w:w="3818" w:type="dxa"/>
+          </w:tcPr>
+          <w:p>
+            <w:pPr>
+              <w:jc w:val="center"/>
+              <w:rPr>
+                <w:rFonts w:ascii="Times New Roman" w:hAnsi="Times New Roman" w:cs="Times New Roman"/>
+              </w:rPr>
+            </w:pPr>
+            <w:r>
+              <w:rPr>
+                <w:rFonts w:ascii="Times New Roman" w:hAnsi="Times New Roman" w:cs="Times New Roman"/>
+              </w:rPr>
+              <w:t>Je peux consulter ma boîte de réception, recevoir, accepter, refuser ou annuler une invitation</w:t>
+            </w:r>
+          </w:p>
+        </w:tc>
+        <w:tc>
+          <w:tcPr>
+            <w:tcW w:w="3818" w:type="dxa"/>
+            <w:shd w:val="clear" w:color="auto" w:fill="84E290" w:themeFill="accent3" w:themeFillTint="66"/>
+          </w:tcPr>
+          <w:p>
+            <w:pPr>
+              <w:jc w:val="center"/>
+              <w:rPr>
+                <w:rFonts w:ascii="Times New Roman" w:hAnsi="Times New Roman" w:cs="Times New Roman"/>
+              </w:rPr>
+            </w:pPr>
+            <w:r>
+              <w:rPr>
+                <w:rFonts w:ascii="Times New Roman" w:hAnsi="Times New Roman" w:cs="Times New Roman"/>
+              </w:rPr>
+              <w:t>Must have</w:t>
+            </w:r>
+          </w:p>
+        </w:tc>
+      </w:tr>
+      <w:tr>
+        <w:trPr>
+          <w:trHeight w:val="377"/>
+          <w:jc w:val="center"/>
+        </w:trPr>
+        <w:tc>
+          <w:tcPr>
+            <w:tcW w:w="3816" w:type="dxa"/>
+          </w:tcPr>
+          <w:p>
+            <w:pPr>
+              <w:jc w:val="center"/>
+              <w:rPr>
+                <w:rFonts w:ascii="Times New Roman" w:hAnsi="Times New Roman" w:cs="Times New Roman"/>
+              </w:rPr>
+            </w:pPr>
+            <w:r>
+              <w:rPr>
+                <w:rFonts w:ascii="Times New Roman" w:hAnsi="Times New Roman" w:cs="Times New Roman"/>
+              </w:rPr>
+              <w:t>Voir le pseudo en jeu à l'acceptation</w:t>
+            </w:r>
+          </w:p>
+        </w:tc>
+        <w:tc>
+          <w:tcPr>
+            <w:tcW w:w="3818" w:type="dxa"/>
+          </w:tcPr>
+          <w:p>
+            <w:pPr>
+              <w:jc w:val="center"/>
+              <w:rPr>
+                <w:rFonts w:ascii="Times New Roman" w:hAnsi="Times New Roman" w:cs="Times New Roman"/>
+              </w:rPr>
+            </w:pPr>
+            <w:r>
+              <w:rPr>
+                <w:rFonts w:ascii="Times New Roman" w:hAnsi="Times New Roman" w:cs="Times New Roman"/>
+              </w:rPr>
+              <w:t>À l'acceptation d'une invitation, je vois le pseudo en jeu du joueur pour l'ajouter directement</w:t>
+            </w:r>
+          </w:p>
+        </w:tc>
+        <w:tc>
+          <w:tcPr>
+            <w:tcW w:w="3818" w:type="dxa"/>
+            <w:shd w:val="clear" w:color="auto" w:fill="A66500"/>
+          </w:tcPr>
+          <w:p>
+            <w:pPr>
+              <w:jc w:val="center"/>
+              <w:rPr>
+                <w:rFonts w:ascii="Times New Roman" w:hAnsi="Times New Roman" w:cs="Times New Roman"/>
+              </w:rPr>
+            </w:pPr>
+            <w:r>
+              <w:rPr>
+                <w:rFonts w:ascii="Times New Roman" w:hAnsi="Times New Roman" w:cs="Times New Roman"/>
+              </w:rPr>
+              <w:t>Should have</w:t>
+            </w:r>
+          </w:p>
+        </w:tc>
+      </w:tr>
+    </w:tbl>
+    <w:p>
+      <w:pPr>
+        <w:jc w:val="center"/>
+        <w:rPr>
+          <w:rFonts w:ascii="Times New Roman" w:hAnsi="Times New Roman" w:cs="Times New Roman"/>
+        </w:rPr>
+      </w:pPr>
+    </w:p>
+    <w:p>
+      <w:pPr>
+        <w:jc w:val="center"/>
+        <w:rPr>
+          <w:rFonts w:ascii="Times New Roman" w:hAnsi="Times New Roman" w:cs="Times New Roman"/>
         </w:rPr>
       </w:pPr>
     </w:p>
@@ -2770,18 +4048,459 @@
         <w:jc w:val="center"/>
         <w:rPr>
           <w:rFonts w:ascii="Century Gothic" w:hAnsi="Century Gothic" w:cs="Times New Roman"/>
-          <w:sz w:val="36"/>
-          <w:szCs w:val="36"/>
-        </w:rPr>
-      </w:pPr>
-    </w:p>
-    <w:p>
-      <w:pPr>
-        <w:jc w:val="center"/>
+          <w:sz w:val="28"/>
+          <w:szCs w:val="28"/>
+        </w:rPr>
+      </w:pPr>
+      <w:r>
         <w:rPr>
           <w:rFonts w:ascii="Century Gothic" w:hAnsi="Century Gothic" w:cs="Times New Roman"/>
-          <w:sz w:val="36"/>
-          <w:szCs w:val="36"/>
+          <w:sz w:val="28"/>
+          <w:szCs w:val="28"/>
+        </w:rPr>
+        <w:t>FONCTIONNALITÉS — EN TANT QU'UTILISATEUR CONNECTÉ (SOCIAL)</w:t>
+      </w:r>
+    </w:p>
+    <w:tbl>
+      <w:tblPr>
+        <w:tblStyle w:val="Grilledutableau"/>
+        <w:tblW w:w="11340" w:type="dxa"/>
+        <w:jc w:val="center"/>
+        <w:tblLook w:val="04A0" w:firstRow="1" w:lastRow="0" w:firstColumn="1" w:lastColumn="0" w:noHBand="0" w:noVBand="1"/>
+      </w:tblPr>
+      <w:tblGrid>
+        <w:gridCol w:w="3780"/>
+        <w:gridCol w:w="3780"/>
+        <w:gridCol w:w="3780"/>
+      </w:tblGrid>
+      <w:tr>
+        <w:trPr>
+          <w:jc w:val="center"/>
+        </w:trPr>
+        <w:tc>
+          <w:tcPr>
+            <w:tcW w:w="3020" w:type="dxa"/>
+          </w:tcPr>
+          <w:p>
+            <w:pPr>
+              <w:jc w:val="center"/>
+              <w:rPr>
+                <w:rFonts w:ascii="Times New Roman" w:hAnsi="Times New Roman" w:cs="Times New Roman"/>
+                <w:b/>
+                <w:bCs/>
+              </w:rPr>
+            </w:pPr>
+            <w:r>
+              <w:rPr>
+                <w:rFonts w:ascii="Times New Roman" w:hAnsi="Times New Roman" w:cs="Times New Roman"/>
+                <w:b/>
+                <w:bCs/>
+              </w:rPr>
+              <w:t>Fonctionnalité</w:t>
+            </w:r>
+          </w:p>
+          <w:p>
+            <w:pPr>
+              <w:jc w:val="center"/>
+              <w:rPr>
+                <w:rFonts w:ascii="Times New Roman" w:hAnsi="Times New Roman" w:cs="Times New Roman"/>
+              </w:rPr>
+            </w:pPr>
+          </w:p>
+        </w:tc>
+        <w:tc>
+          <w:tcPr>
+            <w:tcW w:w="3021" w:type="dxa"/>
+          </w:tcPr>
+          <w:p>
+            <w:pPr>
+              <w:jc w:val="center"/>
+              <w:rPr>
+                <w:rFonts w:ascii="Times New Roman" w:hAnsi="Times New Roman" w:cs="Times New Roman"/>
+                <w:b/>
+                <w:bCs/>
+              </w:rPr>
+            </w:pPr>
+            <w:r>
+              <w:rPr>
+                <w:rFonts w:ascii="Times New Roman" w:hAnsi="Times New Roman" w:cs="Times New Roman"/>
+                <w:b/>
+                <w:bCs/>
+              </w:rPr>
+              <w:t>Info supplémentaire</w:t>
+            </w:r>
+          </w:p>
+        </w:tc>
+        <w:tc>
+          <w:tcPr>
+            <w:tcW w:w="3021" w:type="dxa"/>
+          </w:tcPr>
+          <w:p>
+            <w:pPr>
+              <w:jc w:val="center"/>
+              <w:rPr>
+                <w:rFonts w:ascii="Times New Roman" w:hAnsi="Times New Roman" w:cs="Times New Roman"/>
+                <w:b/>
+                <w:bCs/>
+              </w:rPr>
+            </w:pPr>
+            <w:r>
+              <w:rPr>
+                <w:rFonts w:ascii="Times New Roman" w:hAnsi="Times New Roman" w:cs="Times New Roman"/>
+                <w:b/>
+                <w:bCs/>
+              </w:rPr>
+              <w:t>Priorité</w:t>
+            </w:r>
+          </w:p>
+        </w:tc>
+      </w:tr>
+      <w:tr>
+        <w:trPr>
+          <w:jc w:val="center"/>
+        </w:trPr>
+        <w:tc>
+          <w:tcPr>
+            <w:tcW w:w="3020" w:type="dxa"/>
+          </w:tcPr>
+          <w:p>
+            <w:pPr>
+              <w:jc w:val="center"/>
+              <w:rPr>
+                <w:rFonts w:ascii="Times New Roman" w:hAnsi="Times New Roman" w:cs="Times New Roman"/>
+              </w:rPr>
+            </w:pPr>
+            <w:r>
+              <w:rPr>
+                <w:rFonts w:ascii="Times New Roman" w:hAnsi="Times New Roman" w:cs="Times New Roman"/>
+              </w:rPr>
+              <w:t>Gérer ma liste d'amis</w:t>
+            </w:r>
+          </w:p>
+          <w:p>
+            <w:pPr>
+              <w:jc w:val="center"/>
+              <w:rPr>
+                <w:rFonts w:ascii="Times New Roman" w:hAnsi="Times New Roman" w:cs="Times New Roman"/>
+              </w:rPr>
+            </w:pPr>
+          </w:p>
+        </w:tc>
+        <w:tc>
+          <w:tcPr>
+            <w:tcW w:w="3021" w:type="dxa"/>
+          </w:tcPr>
+          <w:p>
+            <w:pPr>
+              <w:jc w:val="center"/>
+              <w:rPr>
+                <w:rFonts w:ascii="Times New Roman" w:hAnsi="Times New Roman" w:cs="Times New Roman"/>
+              </w:rPr>
+            </w:pPr>
+            <w:r>
+              <w:rPr>
+                <w:rFonts w:ascii="Times New Roman" w:hAnsi="Times New Roman" w:cs="Times New Roman"/>
+              </w:rPr>
+              <w:t>Je peux supprimer un ami ou envoyer une demande d'ami directement depuis un profil (sans passer par le matchmaking)</w:t>
+            </w:r>
+          </w:p>
+        </w:tc>
+        <w:tc>
+          <w:tcPr>
+            <w:tcW w:w="3021" w:type="dxa"/>
+            <w:shd w:val="clear" w:color="auto" w:fill="84E290" w:themeFill="accent3" w:themeFillTint="66"/>
+          </w:tcPr>
+          <w:p>
+            <w:pPr>
+              <w:jc w:val="center"/>
+              <w:rPr>
+                <w:rFonts w:ascii="Times New Roman" w:hAnsi="Times New Roman" w:cs="Times New Roman"/>
+              </w:rPr>
+            </w:pPr>
+            <w:r>
+              <w:rPr>
+                <w:rFonts w:ascii="Times New Roman" w:hAnsi="Times New Roman" w:cs="Times New Roman"/>
+              </w:rPr>
+              <w:t>Must have</w:t>
+            </w:r>
+          </w:p>
+        </w:tc>
+      </w:tr>
+      <w:tr>
+        <w:trPr>
+          <w:jc w:val="center"/>
+        </w:trPr>
+        <w:tc>
+          <w:tcPr>
+            <w:tcW w:w="3020" w:type="dxa"/>
+          </w:tcPr>
+          <w:p>
+            <w:pPr>
+              <w:jc w:val="center"/>
+              <w:rPr>
+                <w:rFonts w:ascii="Times New Roman" w:hAnsi="Times New Roman" w:cs="Times New Roman"/>
+              </w:rPr>
+            </w:pPr>
+            <w:r>
+              <w:rPr>
+                <w:rFonts w:ascii="Times New Roman" w:hAnsi="Times New Roman" w:cs="Times New Roman"/>
+              </w:rPr>
+              <w:t>Consulter mon historique de rencontres</w:t>
+            </w:r>
+          </w:p>
+        </w:tc>
+        <w:tc>
+          <w:tcPr>
+            <w:tcW w:w="3021" w:type="dxa"/>
+          </w:tcPr>
+          <w:p>
+            <w:pPr>
+              <w:jc w:val="center"/>
+              <w:rPr>
+                <w:rFonts w:ascii="Times New Roman" w:hAnsi="Times New Roman" w:cs="Times New Roman"/>
+              </w:rPr>
+            </w:pPr>
+            <w:r>
+              <w:rPr>
+                <w:rFonts w:ascii="Times New Roman" w:hAnsi="Times New Roman" w:cs="Times New Roman"/>
+              </w:rPr>
+              <w:t>Je peux voir la liste des joueurs rencontrés (profil + date d'acceptation)</w:t>
+            </w:r>
+          </w:p>
+        </w:tc>
+        <w:tc>
+          <w:tcPr>
+            <w:tcW w:w="3021" w:type="dxa"/>
+            <w:shd w:val="clear" w:color="auto" w:fill="501000"/>
+          </w:tcPr>
+          <w:p>
+            <w:pPr>
+              <w:jc w:val="center"/>
+              <w:rPr>
+                <w:rFonts w:ascii="Times New Roman" w:hAnsi="Times New Roman" w:cs="Times New Roman"/>
+              </w:rPr>
+            </w:pPr>
+            <w:r>
+              <w:rPr>
+                <w:rFonts w:ascii="Times New Roman" w:hAnsi="Times New Roman" w:cs="Times New Roman"/>
+              </w:rPr>
+              <w:t>Could Have</w:t>
+            </w:r>
+          </w:p>
+        </w:tc>
+      </w:tr>
+      <w:tr>
+        <w:trPr>
+          <w:jc w:val="center"/>
+        </w:trPr>
+        <w:tc>
+          <w:tcPr>
+            <w:tcW w:w="3020" w:type="dxa"/>
+          </w:tcPr>
+          <w:p>
+            <w:pPr>
+              <w:jc w:val="center"/>
+              <w:rPr>
+                <w:rFonts w:ascii="Times New Roman" w:hAnsi="Times New Roman" w:cs="Times New Roman"/>
+              </w:rPr>
+            </w:pPr>
+            <w:r>
+              <w:rPr>
+                <w:rFonts w:ascii="Times New Roman" w:hAnsi="Times New Roman" w:cs="Times New Roman"/>
+              </w:rPr>
+              <w:lastRenderedPageBreak/>
+              <w:t>Bloquer un utilisateur</w:t>
+            </w:r>
+          </w:p>
+        </w:tc>
+        <w:tc>
+          <w:tcPr>
+            <w:tcW w:w="3021" w:type="dxa"/>
+          </w:tcPr>
+          <w:p>
+            <w:pPr>
+              <w:jc w:val="center"/>
+              <w:rPr>
+                <w:rFonts w:ascii="Times New Roman" w:hAnsi="Times New Roman" w:cs="Times New Roman"/>
+              </w:rPr>
+            </w:pPr>
+            <w:r>
+              <w:rPr>
+                <w:rFonts w:ascii="Times New Roman" w:hAnsi="Times New Roman" w:cs="Times New Roman"/>
+              </w:rPr>
+              <w:t>Je peux bloquer un profil, ce qui annule les invitations en cours et empêche tout futur contact</w:t>
+            </w:r>
+          </w:p>
+        </w:tc>
+        <w:tc>
+          <w:tcPr>
+            <w:tcW w:w="3021" w:type="dxa"/>
+            <w:shd w:val="clear" w:color="auto" w:fill="A66500"/>
+          </w:tcPr>
+          <w:p>
+            <w:pPr>
+              <w:jc w:val="center"/>
+              <w:rPr>
+                <w:rFonts w:ascii="Times New Roman" w:hAnsi="Times New Roman" w:cs="Times New Roman"/>
+              </w:rPr>
+            </w:pPr>
+            <w:r>
+              <w:rPr>
+                <w:rFonts w:ascii="Times New Roman" w:hAnsi="Times New Roman" w:cs="Times New Roman"/>
+              </w:rPr>
+              <w:t>Should have</w:t>
+            </w:r>
+          </w:p>
+        </w:tc>
+      </w:tr>
+      <w:tr>
+        <w:trPr>
+          <w:jc w:val="center"/>
+        </w:trPr>
+        <w:tc>
+          <w:tcPr>
+            <w:tcW w:w="3020" w:type="dxa"/>
+          </w:tcPr>
+          <w:p>
+            <w:pPr>
+              <w:jc w:val="center"/>
+              <w:rPr>
+                <w:rFonts w:ascii="Times New Roman" w:hAnsi="Times New Roman" w:cs="Times New Roman"/>
+              </w:rPr>
+            </w:pPr>
+            <w:r>
+              <w:rPr>
+                <w:rFonts w:ascii="Times New Roman" w:hAnsi="Times New Roman" w:cs="Times New Roman"/>
+              </w:rPr>
+              <w:t>Signaler un joueur</w:t>
+            </w:r>
+          </w:p>
+        </w:tc>
+        <w:tc>
+          <w:tcPr>
+            <w:tcW w:w="3021" w:type="dxa"/>
+          </w:tcPr>
+          <w:p>
+            <w:pPr>
+              <w:jc w:val="center"/>
+              <w:rPr>
+                <w:rFonts w:ascii="Times New Roman" w:hAnsi="Times New Roman" w:cs="Times New Roman"/>
+              </w:rPr>
+            </w:pPr>
+            <w:r>
+              <w:rPr>
+                <w:rFonts w:ascii="Times New Roman" w:hAnsi="Times New Roman" w:cs="Times New Roman"/>
+              </w:rPr>
+              <w:t>Je peux signaler un profil pour comportement inapproprié</w:t>
+            </w:r>
+          </w:p>
+        </w:tc>
+        <w:tc>
+          <w:tcPr>
+            <w:tcW w:w="3021" w:type="dxa"/>
+            <w:shd w:val="clear" w:color="auto" w:fill="A66500"/>
+          </w:tcPr>
+          <w:p>
+            <w:pPr>
+              <w:jc w:val="center"/>
+              <w:rPr>
+                <w:rFonts w:ascii="Times New Roman" w:hAnsi="Times New Roman" w:cs="Times New Roman"/>
+              </w:rPr>
+            </w:pPr>
+            <w:r>
+              <w:rPr>
+                <w:rFonts w:ascii="Times New Roman" w:hAnsi="Times New Roman" w:cs="Times New Roman"/>
+              </w:rPr>
+              <w:t>Should have</w:t>
+            </w:r>
+          </w:p>
+        </w:tc>
+      </w:tr>
+      <w:tr>
+        <w:trPr>
+          <w:jc w:val="center"/>
+        </w:trPr>
+        <w:tc>
+          <w:tcPr>
+            <w:tcW w:w="3020" w:type="dxa"/>
+          </w:tcPr>
+          <w:p>
+            <w:pPr>
+              <w:jc w:val="center"/>
+              <w:rPr>
+                <w:rFonts w:ascii="Times New Roman" w:hAnsi="Times New Roman" w:cs="Times New Roman"/>
+              </w:rPr>
+            </w:pPr>
+            <w:r>
+              <w:rPr>
+                <w:rFonts w:ascii="Times New Roman" w:hAnsi="Times New Roman" w:cs="Times New Roman"/>
+              </w:rPr>
+              <w:t>Noter un joueur</w:t>
+            </w:r>
+          </w:p>
+        </w:tc>
+        <w:tc>
+          <w:tcPr>
+            <w:tcW w:w="3021" w:type="dxa"/>
+          </w:tcPr>
+          <w:p>
+            <w:pPr>
+              <w:jc w:val="center"/>
+              <w:rPr>
+                <w:rFonts w:ascii="Times New Roman" w:hAnsi="Times New Roman" w:cs="Times New Roman"/>
+              </w:rPr>
+            </w:pPr>
+            <w:r>
+              <w:rPr>
+                <w:rFonts w:ascii="Times New Roman" w:hAnsi="Times New Roman" w:cs="Times New Roman"/>
+              </w:rPr>
+              <w:t>Je peux laisser une note (1-5) et un commentaire sur un profil</w:t>
+            </w:r>
+          </w:p>
+        </w:tc>
+        <w:tc>
+          <w:tcPr>
+            <w:tcW w:w="3021" w:type="dxa"/>
+            <w:shd w:val="clear" w:color="auto" w:fill="501000"/>
+          </w:tcPr>
+          <w:p>
+            <w:pPr>
+              <w:jc w:val="center"/>
+              <w:rPr>
+                <w:rFonts w:ascii="Times New Roman" w:hAnsi="Times New Roman" w:cs="Times New Roman"/>
+              </w:rPr>
+            </w:pPr>
+            <w:r>
+              <w:rPr>
+                <w:rFonts w:ascii="Times New Roman" w:hAnsi="Times New Roman" w:cs="Times New Roman"/>
+              </w:rPr>
+              <w:t>Could have</w:t>
+            </w:r>
+          </w:p>
+        </w:tc>
+      </w:tr>
+    </w:tbl>
+    <w:p>
+      <w:pPr>
+        <w:jc w:val="center"/>
+        <w:rPr>
+          <w:rFonts w:ascii="Times New Roman" w:hAnsi="Times New Roman" w:cs="Times New Roman"/>
+        </w:rPr>
+      </w:pPr>
+    </w:p>
+    <w:p>
+      <w:pPr>
+        <w:jc w:val="center"/>
+        <w:rPr>
+          <w:rFonts w:ascii="Times New Roman" w:hAnsi="Times New Roman" w:cs="Times New Roman"/>
+        </w:rPr>
+      </w:pPr>
+    </w:p>
+    <w:p>
+      <w:pPr>
+        <w:jc w:val="center"/>
+        <w:rPr>
+          <w:rFonts w:ascii="Times New Roman" w:hAnsi="Times New Roman" w:cs="Times New Roman"/>
         </w:rPr>
       </w:pPr>
     </w:p>
@@ -2790,58 +4509,259 @@
         <w:jc w:val="center"/>
         <w:rPr>
           <w:rFonts w:ascii="Century Gothic" w:hAnsi="Century Gothic" w:cs="Times New Roman"/>
-          <w:sz w:val="36"/>
-          <w:szCs w:val="36"/>
-        </w:rPr>
-      </w:pPr>
-    </w:p>
-    <w:p>
-      <w:pPr>
-        <w:jc w:val="center"/>
+          <w:sz w:val="28"/>
+          <w:szCs w:val="28"/>
+        </w:rPr>
+      </w:pPr>
+      <w:r>
         <w:rPr>
           <w:rFonts w:ascii="Century Gothic" w:hAnsi="Century Gothic" w:cs="Times New Roman"/>
-          <w:sz w:val="36"/>
-          <w:szCs w:val="36"/>
-        </w:rPr>
-      </w:pPr>
-    </w:p>
-    <w:p>
-      <w:pPr>
-        <w:jc w:val="center"/>
-        <w:rPr>
-          <w:rFonts w:ascii="Century Gothic" w:hAnsi="Century Gothic" w:cs="Times New Roman"/>
-          <w:sz w:val="36"/>
-          <w:szCs w:val="36"/>
-        </w:rPr>
-      </w:pPr>
-    </w:p>
-    <w:p>
-      <w:pPr>
-        <w:jc w:val="center"/>
-        <w:rPr>
-          <w:rFonts w:ascii="Century Gothic" w:hAnsi="Century Gothic" w:cs="Times New Roman"/>
-          <w:sz w:val="36"/>
-          <w:szCs w:val="36"/>
-        </w:rPr>
-      </w:pPr>
-    </w:p>
-    <w:p>
-      <w:pPr>
-        <w:jc w:val="center"/>
-        <w:rPr>
-          <w:rFonts w:ascii="Century Gothic" w:hAnsi="Century Gothic" w:cs="Times New Roman"/>
-          <w:sz w:val="36"/>
-          <w:szCs w:val="36"/>
-        </w:rPr>
-      </w:pPr>
-    </w:p>
-    <w:p>
-      <w:pPr>
-        <w:jc w:val="center"/>
-        <w:rPr>
-          <w:rFonts w:ascii="Century Gothic" w:hAnsi="Century Gothic" w:cs="Times New Roman"/>
-          <w:sz w:val="36"/>
-          <w:szCs w:val="36"/>
+          <w:sz w:val="28"/>
+          <w:szCs w:val="28"/>
+        </w:rPr>
+        <w:t>FONCTIONNALITÉS — EN TANT QU'ADMIN</w:t>
+      </w:r>
+    </w:p>
+    <w:tbl>
+      <w:tblPr>
+        <w:tblStyle w:val="Grilledutableau"/>
+        <w:tblW w:w="11340" w:type="dxa"/>
+        <w:jc w:val="center"/>
+        <w:tblLook w:val="04A0" w:firstRow="1" w:lastRow="0" w:firstColumn="1" w:lastColumn="0" w:noHBand="0" w:noVBand="1"/>
+      </w:tblPr>
+      <w:tblGrid>
+        <w:gridCol w:w="3780"/>
+        <w:gridCol w:w="3780"/>
+        <w:gridCol w:w="3780"/>
+      </w:tblGrid>
+      <w:tr>
+        <w:trPr>
+          <w:jc w:val="center"/>
+        </w:trPr>
+        <w:tc>
+          <w:tcPr>
+            <w:tcW w:w="3020" w:type="dxa"/>
+          </w:tcPr>
+          <w:p>
+            <w:pPr>
+              <w:jc w:val="center"/>
+              <w:rPr>
+                <w:rFonts w:ascii="Times New Roman" w:hAnsi="Times New Roman" w:cs="Times New Roman"/>
+                <w:b/>
+                <w:bCs/>
+              </w:rPr>
+            </w:pPr>
+            <w:r>
+              <w:rPr>
+                <w:rFonts w:ascii="Times New Roman" w:hAnsi="Times New Roman" w:cs="Times New Roman"/>
+                <w:b/>
+                <w:bCs/>
+              </w:rPr>
+              <w:t>Fonctionnalité</w:t>
+            </w:r>
+          </w:p>
+        </w:tc>
+        <w:tc>
+          <w:tcPr>
+            <w:tcW w:w="3021" w:type="dxa"/>
+          </w:tcPr>
+          <w:p>
+            <w:pPr>
+              <w:jc w:val="center"/>
+              <w:rPr>
+                <w:rFonts w:ascii="Times New Roman" w:hAnsi="Times New Roman" w:cs="Times New Roman"/>
+                <w:b/>
+                <w:bCs/>
+              </w:rPr>
+            </w:pPr>
+            <w:r>
+              <w:rPr>
+                <w:rFonts w:ascii="Times New Roman" w:hAnsi="Times New Roman" w:cs="Times New Roman"/>
+                <w:b/>
+                <w:bCs/>
+              </w:rPr>
+              <w:t>Info supplémentaire</w:t>
+            </w:r>
+          </w:p>
+        </w:tc>
+        <w:tc>
+          <w:tcPr>
+            <w:tcW w:w="3021" w:type="dxa"/>
+          </w:tcPr>
+          <w:p>
+            <w:pPr>
+              <w:jc w:val="center"/>
+              <w:rPr>
+                <w:rFonts w:ascii="Times New Roman" w:hAnsi="Times New Roman" w:cs="Times New Roman"/>
+                <w:b/>
+                <w:bCs/>
+              </w:rPr>
+            </w:pPr>
+            <w:r>
+              <w:rPr>
+                <w:rFonts w:ascii="Times New Roman" w:hAnsi="Times New Roman" w:cs="Times New Roman"/>
+                <w:b/>
+                <w:bCs/>
+              </w:rPr>
+              <w:t>Priorité</w:t>
+            </w:r>
+          </w:p>
+        </w:tc>
+      </w:tr>
+      <w:tr>
+        <w:trPr>
+          <w:jc w:val="center"/>
+        </w:trPr>
+        <w:tc>
+          <w:tcPr>
+            <w:tcW w:w="3020" w:type="dxa"/>
+          </w:tcPr>
+          <w:p>
+            <w:pPr>
+              <w:jc w:val="center"/>
+              <w:rPr>
+                <w:rFonts w:ascii="Times New Roman" w:hAnsi="Times New Roman" w:cs="Times New Roman"/>
+              </w:rPr>
+            </w:pPr>
+            <w:r>
+              <w:rPr>
+                <w:rFonts w:ascii="Times New Roman" w:hAnsi="Times New Roman" w:cs="Times New Roman"/>
+              </w:rPr>
+              <w:t>Gérer les utilisateurs</w:t>
+            </w:r>
+          </w:p>
+        </w:tc>
+        <w:tc>
+          <w:tcPr>
+            <w:tcW w:w="3021" w:type="dxa"/>
+          </w:tcPr>
+          <w:p>
+            <w:pPr>
+              <w:jc w:val="center"/>
+              <w:rPr>
+                <w:rFonts w:ascii="Times New Roman" w:hAnsi="Times New Roman" w:cs="Times New Roman"/>
+              </w:rPr>
+            </w:pPr>
+            <w:r>
+              <w:rPr>
+                <w:rFonts w:ascii="Times New Roman" w:hAnsi="Times New Roman" w:cs="Times New Roman"/>
+              </w:rPr>
+              <w:t>Je peux bannir/débannir un utilisateur, modérer les commentaires</w:t>
+            </w:r>
+          </w:p>
+        </w:tc>
+        <w:tc>
+          <w:tcPr>
+            <w:tcW w:w="3021" w:type="dxa"/>
+            <w:shd w:val="clear" w:color="auto" w:fill="84E290" w:themeFill="accent3" w:themeFillTint="66"/>
+          </w:tcPr>
+          <w:p>
+            <w:pPr>
+              <w:jc w:val="center"/>
+              <w:rPr>
+                <w:rFonts w:ascii="Times New Roman" w:hAnsi="Times New Roman" w:cs="Times New Roman"/>
+              </w:rPr>
+            </w:pPr>
+            <w:r>
+              <w:rPr>
+                <w:rFonts w:ascii="Times New Roman" w:hAnsi="Times New Roman" w:cs="Times New Roman"/>
+              </w:rPr>
+              <w:t>Must have</w:t>
+            </w:r>
+          </w:p>
+        </w:tc>
+      </w:tr>
+      <w:tr>
+        <w:trPr>
+          <w:jc w:val="center"/>
+        </w:trPr>
+        <w:tc>
+          <w:tcPr>
+            <w:tcW w:w="3020" w:type="dxa"/>
+          </w:tcPr>
+          <w:p>
+            <w:pPr>
+              <w:jc w:val="center"/>
+              <w:rPr>
+                <w:rFonts w:ascii="Times New Roman" w:hAnsi="Times New Roman" w:cs="Times New Roman"/>
+              </w:rPr>
+            </w:pPr>
+            <w:r>
+              <w:rPr>
+                <w:rFonts w:ascii="Times New Roman" w:hAnsi="Times New Roman" w:cs="Times New Roman"/>
+              </w:rPr>
+              <w:t>Gérer les signalements</w:t>
+            </w:r>
+          </w:p>
+        </w:tc>
+        <w:tc>
+          <w:tcPr>
+            <w:tcW w:w="3021" w:type="dxa"/>
+          </w:tcPr>
+          <w:p>
+            <w:pPr>
+              <w:jc w:val="center"/>
+              <w:rPr>
+                <w:rFonts w:ascii="Times New Roman" w:hAnsi="Times New Roman" w:cs="Times New Roman"/>
+              </w:rPr>
+            </w:pPr>
+            <w:r>
+              <w:rPr>
+                <w:rFonts w:ascii="Times New Roman" w:hAnsi="Times New Roman" w:cs="Times New Roman"/>
+              </w:rPr>
+              <w:t>Je peux consulter et gérer les signalements</w:t>
+            </w:r>
+          </w:p>
+        </w:tc>
+        <w:tc>
+          <w:tcPr>
+            <w:tcW w:w="3021" w:type="dxa"/>
+            <w:shd w:val="clear" w:color="auto" w:fill="501000"/>
+          </w:tcPr>
+          <w:p>
+            <w:pPr>
+              <w:jc w:val="center"/>
+              <w:rPr>
+                <w:rFonts w:ascii="Times New Roman" w:hAnsi="Times New Roman" w:cs="Times New Roman"/>
+              </w:rPr>
+            </w:pPr>
+            <w:r>
+              <w:rPr>
+                <w:rFonts w:ascii="Times New Roman" w:hAnsi="Times New Roman" w:cs="Times New Roman"/>
+              </w:rPr>
+              <w:t>Could have</w:t>
+            </w:r>
+          </w:p>
+        </w:tc>
+      </w:tr>
+    </w:tbl>
+    <w:p>
+      <w:pPr>
+        <w:jc w:val="center"/>
+        <w:rPr>
+          <w:rFonts w:ascii="Times New Roman" w:hAnsi="Times New Roman" w:cs="Times New Roman"/>
+          <w:sz w:val="28"/>
+          <w:szCs w:val="28"/>
+        </w:rPr>
+      </w:pPr>
+    </w:p>
+    <w:p>
+      <w:pPr>
+        <w:jc w:val="center"/>
+        <w:rPr>
+          <w:rFonts w:ascii="Times New Roman" w:hAnsi="Times New Roman" w:cs="Times New Roman"/>
+          <w:sz w:val="28"/>
+          <w:szCs w:val="28"/>
+        </w:rPr>
+      </w:pPr>
+    </w:p>
+    <w:p>
+      <w:pPr>
+        <w:jc w:val="center"/>
+        <w:rPr>
+          <w:rFonts w:ascii="Times New Roman" w:hAnsi="Times New Roman" w:cs="Times New Roman"/>
+          <w:sz w:val="28"/>
+          <w:szCs w:val="28"/>
         </w:rPr>
       </w:pPr>
     </w:p>
@@ -2893,7 +4813,6 @@
       <w:pPr>
         <w:pStyle w:val="Paragraphedeliste"/>
         <w:ind w:left="737"/>
-        <w:jc w:val="center"/>
         <w:rPr>
           <w:rFonts w:ascii="Century Gothic" w:hAnsi="Century Gothic" w:cs="Times New Roman"/>
           <w:sz w:val="36"/>
@@ -2906,219 +4825,284 @@
           <w:sz w:val="36"/>
           <w:szCs w:val="36"/>
         </w:rPr>
-        <w:t>[TODO Charte couleurs + Logo]</w:t>
+        <w:t>Charte Graphique</w:t>
       </w:r>
     </w:p>
     <w:p>
       <w:pPr>
         <w:pStyle w:val="Paragraphedeliste"/>
-        <w:ind w:left="737"/>
-        <w:jc w:val="center"/>
+        <w:ind w:left="4277" w:firstLine="679"/>
         <w:rPr>
           <w:rFonts w:ascii="Century Gothic" w:hAnsi="Century Gothic" w:cs="Times New Roman"/>
           <w:sz w:val="36"/>
           <w:szCs w:val="36"/>
-          <w:lang w:val="en-GB"/>
         </w:rPr>
       </w:pPr>
       <w:r>
         <w:rPr>
           <w:rFonts w:ascii="Century Gothic" w:hAnsi="Century Gothic" w:cs="Times New Roman"/>
-          <w:sz w:val="36"/>
-          <w:szCs w:val="36"/>
-          <w:lang w:val="en-GB"/>
+          <w:noProof/>
+          <w:sz w:val="36"/>
+          <w:szCs w:val="36"/>
+        </w:rPr>
+        <w:drawing>
+          <wp:anchor distT="0" distB="0" distL="114300" distR="114300" simplePos="0" relativeHeight="251658240" behindDoc="1" locked="0" layoutInCell="1" allowOverlap="1" wp14:anchorId="53878D24" wp14:editId="0ACE9E7C">
+            <wp:simplePos x="0" y="0"/>
+            <wp:positionH relativeFrom="column">
+              <wp:posOffset>104775</wp:posOffset>
+            </wp:positionH>
+            <wp:positionV relativeFrom="page">
+              <wp:posOffset>7230865</wp:posOffset>
+            </wp:positionV>
+            <wp:extent cx="2219325" cy="2219325"/>
+            <wp:effectExtent l="0" t="0" r="0" b="0"/>
+            <wp:wrapSquare wrapText="bothSides"/>
+            <wp:docPr id="1319653519" name="Image 1"/>
+            <wp:cNvGraphicFramePr>
+              <a:graphicFrameLocks xmlns:a="http://schemas.openxmlformats.org/drawingml/2006/main" noChangeAspect="1"/>
+            </wp:cNvGraphicFramePr>
+            <a:graphic xmlns:a="http://schemas.openxmlformats.org/drawingml/2006/main">
+              <a:graphicData uri="http://schemas.openxmlformats.org/drawingml/2006/picture">
+                <pic:pic xmlns:pic="http://schemas.openxmlformats.org/drawingml/2006/picture">
+                  <pic:nvPicPr>
+                    <pic:cNvPr id="0" name="Picture 3"/>
+                    <pic:cNvPicPr>
+                      <a:picLocks noChangeAspect="1" noChangeArrowheads="1"/>
+                    </pic:cNvPicPr>
+                  </pic:nvPicPr>
+                  <pic:blipFill>
+                    <a:blip r:embed="rId8" cstate="print">
+                      <a:extLst>
+                        <a:ext uri="{28A0092B-C50C-407E-A947-70E740481C1C}">
+                          <a14:useLocalDpi xmlns:a14="http://schemas.microsoft.com/office/drawing/2010/main" val="0"/>
+                        </a:ext>
+                      </a:extLst>
+                    </a:blip>
+                    <a:srcRect/>
+                    <a:stretch>
+                      <a:fillRect/>
+                    </a:stretch>
+                  </pic:blipFill>
+                  <pic:spPr bwMode="auto">
+                    <a:xfrm>
+                      <a:off x="0" y="0"/>
+                      <a:ext cx="2219325" cy="2219325"/>
+                    </a:xfrm>
+                    <a:prstGeom prst="rect">
+                      <a:avLst/>
+                    </a:prstGeom>
+                    <a:noFill/>
+                    <a:ln>
+                      <a:noFill/>
+                    </a:ln>
+                  </pic:spPr>
+                </pic:pic>
+              </a:graphicData>
+            </a:graphic>
+          </wp:anchor>
+        </w:drawing>
+      </w:r>
+    </w:p>
+    <w:p>
+      <w:pPr>
+        <w:rPr>
+          <w:rFonts w:ascii="Century Gothic" w:hAnsi="Century Gothic" w:cs="Times New Roman"/>
+          <w:sz w:val="36"/>
+          <w:szCs w:val="36"/>
+        </w:rPr>
+      </w:pPr>
+      <w:r>
+        <w:rPr>
+          <w:rFonts w:ascii="Century Gothic" w:hAnsi="Century Gothic" w:cs="Times New Roman"/>
+          <w:sz w:val="36"/>
+          <w:szCs w:val="36"/>
+        </w:rPr>
+        <w:t>Logo</w:t>
+      </w:r>
+    </w:p>
+    <w:p>
+      <w:pPr>
+        <w:pStyle w:val="Paragraphedeliste"/>
+        <w:ind w:left="4277"/>
+        <w:rPr>
+          <w:rFonts w:ascii="Times New Roman" w:hAnsi="Times New Roman" w:cs="Times New Roman"/>
+          <w:sz w:val="28"/>
+          <w:szCs w:val="28"/>
+        </w:rPr>
+      </w:pPr>
+      <w:r>
+        <w:rPr>
+          <w:rFonts w:ascii="Times New Roman" w:hAnsi="Times New Roman" w:cs="Times New Roman"/>
+          <w:sz w:val="28"/>
+          <w:szCs w:val="28"/>
+        </w:rPr>
+        <w:t>Le logo est en accord avec l’identité de l’application. Un mixte entre l’application déjà existante discord</w:t>
+      </w:r>
+      <w:r>
+        <w:rPr>
+          <w:rFonts w:ascii="Times New Roman" w:hAnsi="Times New Roman" w:cs="Times New Roman"/>
+          <w:sz w:val="28"/>
+          <w:szCs w:val="28"/>
+        </w:rPr>
+        <w:t xml:space="preserve"> et le jeu vidéo « League of Legends »</w:t>
+      </w:r>
+      <w:r>
+        <w:rPr>
+          <w:rFonts w:ascii="Times New Roman" w:hAnsi="Times New Roman" w:cs="Times New Roman"/>
+          <w:sz w:val="28"/>
+          <w:szCs w:val="28"/>
+        </w:rPr>
+        <w:t>. Il se veut simple mais évocateur des 2 mondes (social + compétition)</w:t>
+      </w:r>
+      <w:r>
+        <w:rPr>
+          <w:rFonts w:ascii="Times New Roman" w:hAnsi="Times New Roman" w:cs="Times New Roman"/>
+          <w:sz w:val="28"/>
+          <w:szCs w:val="28"/>
+        </w:rPr>
+        <w:t>.</w:t>
+      </w:r>
+    </w:p>
+    <w:p>
+      <w:pPr>
+        <w:pStyle w:val="Paragraphedeliste"/>
+        <w:ind w:left="4277"/>
+        <w:rPr>
+          <w:rFonts w:ascii="Times New Roman" w:hAnsi="Times New Roman" w:cs="Times New Roman"/>
+          <w:sz w:val="28"/>
+          <w:szCs w:val="28"/>
+        </w:rPr>
+      </w:pPr>
+    </w:p>
+    <w:p>
+      <w:pPr>
+        <w:pStyle w:val="Paragraphedeliste"/>
+        <w:ind w:left="4277"/>
+        <w:rPr>
+          <w:rFonts w:ascii="Times New Roman" w:hAnsi="Times New Roman" w:cs="Times New Roman"/>
+          <w:sz w:val="28"/>
+          <w:szCs w:val="28"/>
+        </w:rPr>
+      </w:pPr>
+    </w:p>
+    <w:p>
+      <w:pPr>
+        <w:rPr>
+          <w:rFonts w:ascii="Times New Roman" w:hAnsi="Times New Roman" w:cs="Times New Roman"/>
+          <w:sz w:val="28"/>
+          <w:szCs w:val="28"/>
+        </w:rPr>
+      </w:pPr>
+      <w:r>
+        <w:rPr>
+          <w:rFonts w:ascii="Times New Roman" w:hAnsi="Times New Roman" w:cs="Times New Roman"/>
+          <w:sz w:val="28"/>
+          <w:szCs w:val="28"/>
         </w:rPr>
         <w:lastRenderedPageBreak/>
-        <w:t>Inspiration discord/league of legends,</w:t>
-      </w:r>
-      <w:r>
-        <w:rPr>
-          <w:rFonts w:ascii="Century Gothic" w:hAnsi="Century Gothic" w:cs="Times New Roman"/>
-          <w:sz w:val="36"/>
-          <w:szCs w:val="36"/>
-          <w:lang w:val="en-GB"/>
-        </w:rPr>
-        <w:t xml:space="preserve"> </w:t>
-      </w:r>
-      <w:proofErr w:type="spellStart"/>
-      <w:r>
-        <w:rPr>
-          <w:rFonts w:ascii="Century Gothic" w:hAnsi="Century Gothic" w:cs="Times New Roman"/>
-          <w:sz w:val="36"/>
-          <w:szCs w:val="36"/>
-          <w:lang w:val="en-GB"/>
-        </w:rPr>
-        <w:t>électrique</w:t>
-      </w:r>
-      <w:proofErr w:type="spellEnd"/>
-    </w:p>
-    <w:p>
-      <w:pPr>
-        <w:pStyle w:val="Paragraphedeliste"/>
-        <w:ind w:left="737"/>
-        <w:jc w:val="center"/>
-        <w:rPr>
-          <w:rFonts w:ascii="Century Gothic" w:hAnsi="Century Gothic" w:cs="Times New Roman"/>
-          <w:sz w:val="36"/>
-          <w:szCs w:val="36"/>
-        </w:rPr>
-      </w:pPr>
-      <w:proofErr w:type="gramStart"/>
-      <w:r>
-        <w:rPr>
-          <w:rFonts w:ascii="Century Gothic" w:hAnsi="Century Gothic" w:cs="Times New Roman"/>
-          <w:sz w:val="36"/>
-          <w:szCs w:val="36"/>
-        </w:rPr>
-        <w:t>simple</w:t>
-      </w:r>
-      <w:proofErr w:type="gramEnd"/>
-      <w:r>
-        <w:rPr>
-          <w:rFonts w:ascii="Century Gothic" w:hAnsi="Century Gothic" w:cs="Times New Roman"/>
-          <w:sz w:val="36"/>
-          <w:szCs w:val="36"/>
-        </w:rPr>
-        <w:t xml:space="preserve"> car le produit reste </w:t>
-      </w:r>
-      <w:proofErr w:type="spellStart"/>
-      <w:r>
-        <w:rPr>
-          <w:rFonts w:ascii="Century Gothic" w:hAnsi="Century Gothic" w:cs="Times New Roman"/>
-          <w:sz w:val="36"/>
-          <w:szCs w:val="36"/>
-        </w:rPr>
-        <w:t>l</w:t>
-      </w:r>
-      <w:r>
-        <w:rPr>
-          <w:rFonts w:ascii="Century Gothic" w:hAnsi="Century Gothic" w:cs="Times New Roman"/>
-          <w:sz w:val="36"/>
-          <w:szCs w:val="36"/>
-        </w:rPr>
-        <w:t>eague</w:t>
-      </w:r>
-      <w:proofErr w:type="spellEnd"/>
-      <w:r>
-        <w:rPr>
-          <w:rFonts w:ascii="Century Gothic" w:hAnsi="Century Gothic" w:cs="Times New Roman"/>
-          <w:sz w:val="36"/>
-          <w:szCs w:val="36"/>
-        </w:rPr>
-        <w:t xml:space="preserve"> of </w:t>
-      </w:r>
-      <w:proofErr w:type="spellStart"/>
-      <w:r>
-        <w:rPr>
-          <w:rFonts w:ascii="Century Gothic" w:hAnsi="Century Gothic" w:cs="Times New Roman"/>
-          <w:sz w:val="36"/>
-          <w:szCs w:val="36"/>
-        </w:rPr>
-        <w:t>legends</w:t>
-      </w:r>
-      <w:proofErr w:type="spellEnd"/>
-    </w:p>
-    <w:p>
-      <w:pPr>
-        <w:pStyle w:val="Paragraphedeliste"/>
-        <w:ind w:left="737"/>
-        <w:jc w:val="center"/>
-        <w:rPr>
-          <w:rFonts w:ascii="Century Gothic" w:hAnsi="Century Gothic" w:cs="Times New Roman"/>
-          <w:sz w:val="36"/>
-          <w:szCs w:val="36"/>
-        </w:rPr>
-      </w:pPr>
-    </w:p>
-    <w:p>
-      <w:pPr>
-        <w:pStyle w:val="Paragraphedeliste"/>
-        <w:ind w:left="737"/>
-        <w:jc w:val="center"/>
-        <w:rPr>
-          <w:rFonts w:ascii="Century Gothic" w:hAnsi="Century Gothic" w:cs="Times New Roman"/>
-          <w:sz w:val="36"/>
-          <w:szCs w:val="36"/>
-        </w:rPr>
-      </w:pPr>
-    </w:p>
-    <w:p>
-      <w:pPr>
-        <w:pStyle w:val="Paragraphedeliste"/>
-        <w:ind w:left="737"/>
-        <w:jc w:val="center"/>
-        <w:rPr>
-          <w:rFonts w:ascii="Century Gothic" w:hAnsi="Century Gothic" w:cs="Times New Roman"/>
-          <w:sz w:val="36"/>
-          <w:szCs w:val="36"/>
-        </w:rPr>
-      </w:pPr>
-      <w:proofErr w:type="gramStart"/>
-      <w:r>
-        <w:rPr>
-          <w:rFonts w:ascii="Century Gothic" w:hAnsi="Century Gothic" w:cs="Times New Roman"/>
-          <w:sz w:val="36"/>
-          <w:szCs w:val="36"/>
-        </w:rPr>
-        <w:t>wireframe</w:t>
-      </w:r>
-      <w:proofErr w:type="gramEnd"/>
-      <w:r>
-        <w:rPr>
-          <w:rFonts w:ascii="Century Gothic" w:hAnsi="Century Gothic" w:cs="Times New Roman"/>
-          <w:sz w:val="36"/>
-          <w:szCs w:val="36"/>
-        </w:rPr>
-        <w:t xml:space="preserve"> et maquettes</w:t>
-      </w:r>
-    </w:p>
-    <w:p>
-      <w:pPr>
-        <w:pStyle w:val="Paragraphedeliste"/>
-        <w:ind w:left="737"/>
-        <w:jc w:val="center"/>
-        <w:rPr>
-          <w:rFonts w:ascii="Century Gothic" w:hAnsi="Century Gothic" w:cs="Times New Roman"/>
-          <w:sz w:val="36"/>
-          <w:szCs w:val="36"/>
-        </w:rPr>
-      </w:pPr>
-    </w:p>
-    <w:p>
-      <w:pPr>
-        <w:pStyle w:val="Paragraphedeliste"/>
-        <w:ind w:left="737"/>
-        <w:jc w:val="center"/>
-        <w:rPr>
-          <w:rFonts w:ascii="Century Gothic" w:hAnsi="Century Gothic" w:cs="Times New Roman"/>
-          <w:sz w:val="36"/>
-          <w:szCs w:val="36"/>
-        </w:rPr>
-      </w:pPr>
-    </w:p>
-    <w:p>
-      <w:pPr>
-        <w:pStyle w:val="Paragraphedeliste"/>
-        <w:ind w:left="737"/>
-        <w:jc w:val="center"/>
-        <w:rPr>
-          <w:rFonts w:ascii="Century Gothic" w:hAnsi="Century Gothic" w:cs="Times New Roman"/>
-          <w:sz w:val="36"/>
-          <w:szCs w:val="36"/>
-        </w:rPr>
-      </w:pPr>
-    </w:p>
-    <w:p>
-      <w:pPr>
-        <w:pStyle w:val="Paragraphedeliste"/>
-        <w:ind w:left="737"/>
-        <w:jc w:val="center"/>
-        <w:rPr>
-          <w:rFonts w:ascii="Century Gothic" w:hAnsi="Century Gothic" w:cs="Times New Roman"/>
-          <w:sz w:val="36"/>
-          <w:szCs w:val="36"/>
-        </w:rPr>
-      </w:pPr>
+        <w:t>Palette de couleurs</w:t>
+      </w:r>
+    </w:p>
+    <w:p>
+      <w:pPr>
+        <w:rPr>
+          <w:rFonts w:ascii="Times New Roman" w:hAnsi="Times New Roman" w:cs="Times New Roman"/>
+          <w:sz w:val="28"/>
+          <w:szCs w:val="28"/>
+        </w:rPr>
+      </w:pPr>
+      <w:r>
+        <w:rPr>
+          <w:rFonts w:ascii="Times New Roman" w:hAnsi="Times New Roman" w:cs="Times New Roman"/>
+          <w:sz w:val="28"/>
+          <w:szCs w:val="28"/>
+        </w:rPr>
+        <w:t>[TODO insérer palette + Typo + tailles]</w:t>
+      </w:r>
+    </w:p>
+    <w:p>
+      <w:pPr>
+        <w:rPr>
+          <w:rFonts w:ascii="Times New Roman" w:hAnsi="Times New Roman" w:cs="Times New Roman"/>
+          <w:sz w:val="28"/>
+          <w:szCs w:val="28"/>
+        </w:rPr>
+      </w:pPr>
+      <w:r>
+        <w:rPr>
+          <w:rFonts w:ascii="Times New Roman" w:hAnsi="Times New Roman" w:cs="Times New Roman"/>
+          <w:sz w:val="28"/>
+          <w:szCs w:val="28"/>
+        </w:rPr>
+        <w:t>Wireframes et Maquettes :</w:t>
+      </w:r>
+    </w:p>
+    <w:p>
+      <w:pPr>
+        <w:rPr>
+          <w:rFonts w:ascii="Times New Roman" w:hAnsi="Times New Roman" w:cs="Times New Roman"/>
+          <w:sz w:val="28"/>
+          <w:szCs w:val="28"/>
+        </w:rPr>
+      </w:pPr>
+      <w:r>
+        <w:rPr>
+          <w:rFonts w:ascii="Times New Roman" w:hAnsi="Times New Roman" w:cs="Times New Roman"/>
+          <w:sz w:val="28"/>
+          <w:szCs w:val="28"/>
+        </w:rPr>
+        <w:t xml:space="preserve">Avec l’approche mobile first et d’accessibilité, j’ai conçu les wireframes et des maquettes sur Figma pour les versions mobile et desktop de l’application, ainsi qu’un prototype interactif permettant de représenter la navigation et l’expérience utilisateur lors d’un parcours complet à travers les différentes pages et fonctionnalités. </w:t>
+      </w:r>
+    </w:p>
+    <w:p>
+      <w:pPr>
+        <w:rPr>
+          <w:rFonts w:ascii="Times New Roman" w:hAnsi="Times New Roman" w:cs="Times New Roman"/>
+          <w:sz w:val="28"/>
+          <w:szCs w:val="28"/>
+        </w:rPr>
+      </w:pPr>
+      <w:r>
+        <w:rPr>
+          <w:rFonts w:ascii="Times New Roman" w:hAnsi="Times New Roman" w:cs="Times New Roman"/>
+          <w:sz w:val="28"/>
+          <w:szCs w:val="28"/>
+        </w:rPr>
+        <w:t>[</w:t>
+      </w:r>
+      <w:r>
+        <w:rPr>
+          <w:rFonts w:ascii="Times New Roman" w:hAnsi="Times New Roman" w:cs="Times New Roman"/>
+          <w:sz w:val="28"/>
+          <w:szCs w:val="28"/>
+        </w:rPr>
+        <w:t xml:space="preserve">TODO </w:t>
+      </w:r>
+      <w:r>
+        <w:rPr>
+          <w:rFonts w:ascii="Times New Roman" w:hAnsi="Times New Roman" w:cs="Times New Roman"/>
+          <w:sz w:val="28"/>
+          <w:szCs w:val="28"/>
+        </w:rPr>
+        <w:t>Insérer Wireframes et Maquettes]</w:t>
+      </w:r>
+    </w:p>
+    <w:p>
+      <w:pPr>
+        <w:rPr>
+          <w:rFonts w:ascii="Times New Roman" w:hAnsi="Times New Roman" w:cs="Times New Roman"/>
+          <w:sz w:val="28"/>
+          <w:szCs w:val="28"/>
+        </w:rPr>
+      </w:pPr>
+      <w:r>
+        <w:rPr>
+          <w:rFonts w:ascii="Times New Roman" w:hAnsi="Times New Roman" w:cs="Times New Roman"/>
+          <w:sz w:val="28"/>
+          <w:szCs w:val="28"/>
+        </w:rPr>
+        <w:t>OPT : Prototype</w:t>
+      </w:r>
     </w:p>
     <w:p>
       <w:pPr>
@@ -3319,9 +5303,562 @@
     <w:p>
       <w:pPr>
         <w:rPr>
-          <w:rFonts w:ascii="Times New Roman" w:hAnsi="Times New Roman" w:cs="Times New Roman"/>
-          <w:sz w:val="28"/>
-          <w:szCs w:val="28"/>
+          <w:rFonts w:ascii="Century Gothic" w:hAnsi="Century Gothic" w:cs="Times New Roman"/>
+          <w:sz w:val="36"/>
+          <w:szCs w:val="36"/>
+        </w:rPr>
+      </w:pPr>
+    </w:p>
+    <w:p>
+      <w:pPr>
+        <w:rPr>
+          <w:rFonts w:ascii="Century Gothic" w:hAnsi="Century Gothic" w:cs="Times New Roman"/>
+          <w:sz w:val="36"/>
+          <w:szCs w:val="36"/>
+        </w:rPr>
+      </w:pPr>
+    </w:p>
+    <w:p>
+      <w:pPr>
+        <w:rPr>
+          <w:rFonts w:ascii="Times New Roman" w:hAnsi="Times New Roman" w:cs="Times New Roman"/>
+          <w:sz w:val="28"/>
+          <w:szCs w:val="28"/>
+        </w:rPr>
+      </w:pPr>
+      <w:r>
+        <w:rPr>
+          <w:rFonts w:ascii="Times New Roman" w:hAnsi="Times New Roman" w:cs="Times New Roman"/>
+          <w:sz w:val="28"/>
+          <w:szCs w:val="28"/>
+        </w:rPr>
+        <w:lastRenderedPageBreak/>
+        <w:t>Backend</w:t>
+      </w:r>
+    </w:p>
+    <w:p>
+      <w:pPr>
+        <w:rPr>
+          <w:rFonts w:ascii="Century Gothic" w:hAnsi="Century Gothic" w:cs="Times New Roman"/>
+          <w:sz w:val="28"/>
+          <w:szCs w:val="28"/>
+        </w:rPr>
+      </w:pPr>
+      <w:r>
+        <w:rPr>
+          <w:rFonts w:ascii="Times New Roman" w:hAnsi="Times New Roman" w:cs="Times New Roman"/>
+          <w:sz w:val="28"/>
+          <w:szCs w:val="28"/>
+        </w:rPr>
+        <w:t>L’application City Care repose sur un environnement technique moderne construit avec Java et le framework Spring Boot pour le développement du backend. Spring Boot offre un écosystème complet qui facilite la configuration et développement d’applications web.</w:t>
+      </w:r>
+      <w:r>
+        <w:rPr>
+          <w:rFonts w:ascii="Century Gothic" w:hAnsi="Century Gothic" w:cs="Times New Roman"/>
+          <w:sz w:val="28"/>
+          <w:szCs w:val="28"/>
+        </w:rPr>
+        <w:t xml:space="preserve"> </w:t>
+      </w:r>
+    </w:p>
+    <w:p>
+      <w:pPr>
+        <w:rPr>
+          <w:rFonts w:ascii="Century Gothic" w:hAnsi="Century Gothic" w:cs="Times New Roman"/>
+          <w:sz w:val="28"/>
+          <w:szCs w:val="28"/>
+        </w:rPr>
+      </w:pPr>
+    </w:p>
+    <w:p>
+      <w:pPr>
+        <w:rPr>
+          <w:rFonts w:ascii="Century Gothic" w:hAnsi="Century Gothic" w:cs="Times New Roman"/>
+          <w:sz w:val="28"/>
+          <w:szCs w:val="28"/>
+        </w:rPr>
+      </w:pPr>
+      <w:r>
+        <w:rPr>
+          <w:rFonts w:ascii="Century Gothic" w:hAnsi="Century Gothic" w:cs="Times New Roman"/>
+          <w:sz w:val="28"/>
+          <w:szCs w:val="28"/>
+        </w:rPr>
+        <w:t>Les principaux avantages d’utiliser Spring Boot sont:</w:t>
+      </w:r>
+    </w:p>
+    <w:p>
+      <w:pPr>
+        <w:rPr>
+          <w:rFonts w:ascii="Times New Roman" w:hAnsi="Times New Roman" w:cs="Times New Roman"/>
+          <w:sz w:val="28"/>
+          <w:szCs w:val="28"/>
+        </w:rPr>
+      </w:pPr>
+      <w:r>
+        <w:rPr>
+          <w:rFonts w:ascii="Times New Roman" w:hAnsi="Times New Roman" w:cs="Times New Roman"/>
+          <w:sz w:val="28"/>
+          <w:szCs w:val="28"/>
+        </w:rPr>
+        <w:t>Serveur web embarqué (Apache Tomcat) Spring Boot intègre un serveur Tomcat embarqué, ce qui permet d’exécuter l’application sans configuration externe ni déploiement manuel sur un serveur d’application.</w:t>
+      </w:r>
+    </w:p>
+    <w:p>
+      <w:pPr>
+        <w:rPr>
+          <w:rFonts w:ascii="Times New Roman" w:hAnsi="Times New Roman" w:cs="Times New Roman"/>
+          <w:sz w:val="28"/>
+          <w:szCs w:val="28"/>
+        </w:rPr>
+      </w:pPr>
+    </w:p>
+    <w:p>
+      <w:pPr>
+        <w:rPr>
+          <w:rFonts w:ascii="Times New Roman" w:hAnsi="Times New Roman" w:cs="Times New Roman"/>
+          <w:sz w:val="28"/>
+          <w:szCs w:val="28"/>
+        </w:rPr>
+      </w:pPr>
+      <w:r>
+        <w:rPr>
+          <w:rFonts w:ascii="Times New Roman" w:hAnsi="Times New Roman" w:cs="Times New Roman"/>
+          <w:sz w:val="28"/>
+          <w:szCs w:val="28"/>
+        </w:rPr>
+        <w:t>Configuration automatisée</w:t>
+      </w:r>
+    </w:p>
+    <w:p>
+      <w:pPr>
+        <w:rPr>
+          <w:rFonts w:ascii="Times New Roman" w:hAnsi="Times New Roman" w:cs="Times New Roman"/>
+          <w:sz w:val="28"/>
+          <w:szCs w:val="28"/>
+        </w:rPr>
+      </w:pPr>
+      <w:r>
+        <w:rPr>
+          <w:rFonts w:ascii="Times New Roman" w:hAnsi="Times New Roman" w:cs="Times New Roman"/>
+          <w:sz w:val="28"/>
+          <w:szCs w:val="28"/>
+        </w:rPr>
+        <w:t>Spring Boot réduit considérablement la complexité de la configuration initiale et permet un déploiement simplifié via des fichiers JAR exécutables.</w:t>
+      </w:r>
+    </w:p>
+    <w:p>
+      <w:pPr>
+        <w:rPr>
+          <w:rFonts w:ascii="Times New Roman" w:hAnsi="Times New Roman" w:cs="Times New Roman"/>
+          <w:sz w:val="28"/>
+          <w:szCs w:val="28"/>
+        </w:rPr>
+      </w:pPr>
+    </w:p>
+    <w:p>
+      <w:pPr>
+        <w:rPr>
+          <w:rFonts w:ascii="Times New Roman" w:hAnsi="Times New Roman" w:cs="Times New Roman"/>
+          <w:sz w:val="28"/>
+          <w:szCs w:val="28"/>
+        </w:rPr>
+      </w:pPr>
+      <w:r>
+        <w:rPr>
+          <w:rFonts w:ascii="Times New Roman" w:hAnsi="Times New Roman" w:cs="Times New Roman"/>
+          <w:sz w:val="28"/>
+          <w:szCs w:val="28"/>
+        </w:rPr>
+        <w:t>Gestion simplifiée des composants avec les annotations</w:t>
+      </w:r>
+    </w:p>
+    <w:p>
+      <w:pPr>
+        <w:rPr>
+          <w:rFonts w:ascii="Times New Roman" w:hAnsi="Times New Roman" w:cs="Times New Roman"/>
+          <w:sz w:val="28"/>
+          <w:szCs w:val="28"/>
+        </w:rPr>
+      </w:pPr>
+      <w:r>
+        <w:rPr>
+          <w:rFonts w:ascii="Times New Roman" w:hAnsi="Times New Roman" w:cs="Times New Roman"/>
+          <w:sz w:val="28"/>
+          <w:szCs w:val="28"/>
+        </w:rPr>
+        <w:t>Les annotations telles que @RestController, @Service et @Repository facilitent la création et l’injection de dépendances des beans Spring, c’est-à-dire des objets gérés par le conteneur Spring. Lors du lancement de l’application, Spring Boot scanne les packages à la recherche de ces composants, les instancie et les enregistre dans le contexte d’application (Application Context), une sorte de bibliothèque interne qui centralise et gère leur cycle de vie — création, initialisation, injection et destruction. Cette gestion automatique permet de réduire le couplage entre les composants et de rendre le code plus clair.</w:t>
+      </w:r>
+    </w:p>
+    <w:p>
+      <w:pPr>
+        <w:rPr>
+          <w:rFonts w:ascii="Times New Roman" w:hAnsi="Times New Roman" w:cs="Times New Roman"/>
+          <w:sz w:val="28"/>
+          <w:szCs w:val="28"/>
+        </w:rPr>
+      </w:pPr>
+    </w:p>
+    <w:p>
+      <w:pPr>
+        <w:rPr>
+          <w:rFonts w:ascii="Times New Roman" w:hAnsi="Times New Roman" w:cs="Times New Roman"/>
+          <w:sz w:val="28"/>
+          <w:szCs w:val="28"/>
+        </w:rPr>
+      </w:pPr>
+      <w:r>
+        <w:rPr>
+          <w:rFonts w:ascii="Times New Roman" w:hAnsi="Times New Roman" w:cs="Times New Roman"/>
+          <w:sz w:val="28"/>
+          <w:szCs w:val="28"/>
+        </w:rPr>
+        <w:t>Accès aux données simplifié avec Spring Data JPA</w:t>
+      </w:r>
+    </w:p>
+    <w:p>
+      <w:pPr>
+        <w:rPr>
+          <w:rFonts w:ascii="Times New Roman" w:hAnsi="Times New Roman" w:cs="Times New Roman"/>
+          <w:sz w:val="28"/>
+          <w:szCs w:val="28"/>
+        </w:rPr>
+      </w:pPr>
+      <w:r>
+        <w:rPr>
+          <w:rFonts w:ascii="Times New Roman" w:hAnsi="Times New Roman" w:cs="Times New Roman"/>
+          <w:sz w:val="28"/>
+          <w:szCs w:val="28"/>
+        </w:rPr>
+        <w:t xml:space="preserve">Spring Boot intègre Spring Data JPA, qui simplifie les opérations CRUD et la communication avec les bases de données via Hibernate, un traducteur entre les objets Java et les tables de la base de données. Grâce à ce mécanisme d’ORM (Object Relational Mapping), le développeur peut manipuler les données sous </w:t>
+      </w:r>
+      <w:r>
+        <w:rPr>
+          <w:rFonts w:ascii="Times New Roman" w:hAnsi="Times New Roman" w:cs="Times New Roman"/>
+          <w:sz w:val="28"/>
+          <w:szCs w:val="28"/>
+        </w:rPr>
+        <w:lastRenderedPageBreak/>
+        <w:t>forme d’objets sans écrire directement de requêtes SQL, ce qui accélère le développement et réduit le risque d’erreurs.</w:t>
+      </w:r>
+    </w:p>
+    <w:p>
+      <w:pPr>
+        <w:rPr>
+          <w:rFonts w:ascii="Times New Roman" w:hAnsi="Times New Roman" w:cs="Times New Roman"/>
+          <w:sz w:val="28"/>
+          <w:szCs w:val="28"/>
+        </w:rPr>
+      </w:pPr>
+    </w:p>
+    <w:p>
+      <w:pPr>
+        <w:rPr>
+          <w:rFonts w:ascii="Times New Roman" w:hAnsi="Times New Roman" w:cs="Times New Roman"/>
+          <w:sz w:val="28"/>
+          <w:szCs w:val="28"/>
+        </w:rPr>
+      </w:pPr>
+      <w:r>
+        <w:rPr>
+          <w:rFonts w:ascii="Times New Roman" w:hAnsi="Times New Roman" w:cs="Times New Roman"/>
+          <w:sz w:val="28"/>
+          <w:szCs w:val="28"/>
+        </w:rPr>
+        <w:t>Le rôle de Maven</w:t>
+      </w:r>
+    </w:p>
+    <w:p>
+      <w:pPr>
+        <w:rPr>
+          <w:rFonts w:ascii="Times New Roman" w:hAnsi="Times New Roman" w:cs="Times New Roman"/>
+          <w:sz w:val="28"/>
+          <w:szCs w:val="28"/>
+        </w:rPr>
+      </w:pPr>
+      <w:r>
+        <w:rPr>
+          <w:rFonts w:ascii="Times New Roman" w:hAnsi="Times New Roman" w:cs="Times New Roman"/>
+          <w:sz w:val="28"/>
+          <w:szCs w:val="28"/>
+        </w:rPr>
+        <w:t>Maven est outil de gestion qui gère le cycle de vie d’un projet Java, les dépendances et la compilation. Le fichier pom.xml centralise toutes les informations relatives aux bibliothèques, plugins et configurations nécessaires au projet, ce qui permet de reproduire facilement l’environnement de développement et d’automatiser la construction, les tests et le déploiement. De plus, Maven impose une structure de projet standardisée, avec des dossiers dédiés: package ressources pour les fichiers de configuration et ressources statiques, et package test pour les tests unitaires et d’intégration.</w:t>
+      </w:r>
+    </w:p>
+    <w:p>
+      <w:pPr>
+        <w:rPr>
+          <w:rFonts w:ascii="Times New Roman" w:hAnsi="Times New Roman" w:cs="Times New Roman"/>
+          <w:sz w:val="28"/>
+          <w:szCs w:val="28"/>
+        </w:rPr>
+      </w:pPr>
+    </w:p>
+    <w:p>
+      <w:pPr>
+        <w:rPr>
+          <w:rFonts w:ascii="Times New Roman" w:hAnsi="Times New Roman" w:cs="Times New Roman"/>
+          <w:sz w:val="28"/>
+          <w:szCs w:val="28"/>
+        </w:rPr>
+      </w:pPr>
+      <w:r>
+        <w:rPr>
+          <w:rFonts w:ascii="Times New Roman" w:hAnsi="Times New Roman" w:cs="Times New Roman"/>
+          <w:sz w:val="28"/>
+          <w:szCs w:val="28"/>
+        </w:rPr>
+        <w:t>Base de données</w:t>
+      </w:r>
+    </w:p>
+    <w:p>
+      <w:pPr>
+        <w:rPr>
+          <w:rFonts w:ascii="Times New Roman" w:hAnsi="Times New Roman" w:cs="Times New Roman"/>
+          <w:sz w:val="28"/>
+          <w:szCs w:val="28"/>
+        </w:rPr>
+      </w:pPr>
+      <w:r>
+        <w:rPr>
+          <w:rFonts w:ascii="Times New Roman" w:hAnsi="Times New Roman" w:cs="Times New Roman"/>
+          <w:sz w:val="28"/>
+          <w:szCs w:val="28"/>
+        </w:rPr>
+        <w:t>Les données sont réparties entre MySQL, utilisé pour les entités structurées (utilisateurs, incidents, catégories, statuts…), et MongoDB, destiné au stockage des images et des données non structurées. Pour la gestion et la visualisation des bases de données, j’ai utilisé MySQL Workbench pour MySQL et MongoDB Compass pour MongoDB.</w:t>
+      </w:r>
+    </w:p>
+    <w:p>
+      <w:pPr>
+        <w:rPr>
+          <w:rFonts w:ascii="Times New Roman" w:hAnsi="Times New Roman" w:cs="Times New Roman"/>
+          <w:sz w:val="28"/>
+          <w:szCs w:val="28"/>
+        </w:rPr>
+      </w:pPr>
+    </w:p>
+    <w:p>
+      <w:pPr>
+        <w:rPr>
+          <w:rFonts w:ascii="Times New Roman" w:hAnsi="Times New Roman" w:cs="Times New Roman"/>
+          <w:sz w:val="28"/>
+          <w:szCs w:val="28"/>
+        </w:rPr>
+      </w:pPr>
+      <w:r>
+        <w:rPr>
+          <w:rFonts w:ascii="Times New Roman" w:hAnsi="Times New Roman" w:cs="Times New Roman"/>
+          <w:sz w:val="28"/>
+          <w:szCs w:val="28"/>
+        </w:rPr>
+        <w:t>Frontend</w:t>
+      </w:r>
+    </w:p>
+    <w:p>
+      <w:pPr>
+        <w:rPr>
+          <w:rFonts w:ascii="Times New Roman" w:hAnsi="Times New Roman" w:cs="Times New Roman"/>
+          <w:sz w:val="28"/>
+          <w:szCs w:val="28"/>
+        </w:rPr>
+      </w:pPr>
+      <w:r>
+        <w:rPr>
+          <w:rFonts w:ascii="Times New Roman" w:hAnsi="Times New Roman" w:cs="Times New Roman"/>
+          <w:sz w:val="28"/>
+          <w:szCs w:val="28"/>
+        </w:rPr>
+        <w:t>Pour le frontend, j’utilise Thymeleaf, un moteur de templates intégré à Spring Boot qui permet de générer des vues dynamiques directement à partir des données du backend. Il facilite la liaison entre les objets Java et les pages HTML, rendant possible l’affichage de contenu personnalisé selon le rôle ou les actions de l’utilisateur. Les pages sont construites avec HTML5 et CSS.</w:t>
+      </w:r>
+    </w:p>
+    <w:p>
+      <w:pPr>
+        <w:rPr>
+          <w:rFonts w:ascii="Times New Roman" w:hAnsi="Times New Roman" w:cs="Times New Roman"/>
+          <w:sz w:val="28"/>
+          <w:szCs w:val="28"/>
+        </w:rPr>
+      </w:pPr>
+    </w:p>
+    <w:p>
+      <w:pPr>
+        <w:rPr>
+          <w:rFonts w:ascii="Times New Roman" w:hAnsi="Times New Roman" w:cs="Times New Roman"/>
+          <w:sz w:val="28"/>
+          <w:szCs w:val="28"/>
+        </w:rPr>
+      </w:pPr>
+      <w:r>
+        <w:rPr>
+          <w:rFonts w:ascii="Times New Roman" w:hAnsi="Times New Roman" w:cs="Times New Roman"/>
+          <w:sz w:val="28"/>
+          <w:szCs w:val="28"/>
+        </w:rPr>
+        <w:t>TECHNOLOGIES UTILISÉES:</w:t>
+      </w:r>
+    </w:p>
+    <w:p>
+      <w:pPr>
+        <w:rPr>
+          <w:rFonts w:ascii="Times New Roman" w:hAnsi="Times New Roman" w:cs="Times New Roman"/>
+          <w:sz w:val="28"/>
+          <w:szCs w:val="28"/>
+        </w:rPr>
+      </w:pPr>
+      <w:r>
+        <w:rPr>
+          <w:rFonts w:ascii="Times New Roman" w:hAnsi="Times New Roman" w:cs="Times New Roman"/>
+          <w:sz w:val="28"/>
+          <w:szCs w:val="28"/>
+        </w:rPr>
+        <w:t>[Tableau à faire avec toutes les technos</w:t>
+      </w:r>
+      <w:r>
+        <w:rPr>
+          <w:rFonts w:ascii="Times New Roman" w:hAnsi="Times New Roman" w:cs="Times New Roman"/>
+          <w:sz w:val="28"/>
+          <w:szCs w:val="28"/>
+        </w:rPr>
+        <w:t>]</w:t>
+      </w:r>
+    </w:p>
+    <w:p>
+      <w:pPr>
+        <w:rPr>
+          <w:rFonts w:ascii="Times New Roman" w:hAnsi="Times New Roman" w:cs="Times New Roman"/>
+          <w:sz w:val="28"/>
+          <w:szCs w:val="28"/>
+        </w:rPr>
+      </w:pPr>
+    </w:p>
+    <w:p>
+      <w:pPr>
+        <w:rPr>
+          <w:rFonts w:ascii="Times New Roman" w:hAnsi="Times New Roman" w:cs="Times New Roman"/>
+          <w:sz w:val="28"/>
+          <w:szCs w:val="28"/>
+        </w:rPr>
+      </w:pPr>
+    </w:p>
+    <w:p>
+      <w:pPr>
+        <w:rPr>
+          <w:rFonts w:ascii="Times New Roman" w:hAnsi="Times New Roman" w:cs="Times New Roman"/>
+          <w:sz w:val="28"/>
+          <w:szCs w:val="28"/>
+        </w:rPr>
+      </w:pPr>
+      <w:r>
+        <w:rPr>
+          <w:rFonts w:ascii="Times New Roman" w:hAnsi="Times New Roman" w:cs="Times New Roman"/>
+          <w:sz w:val="28"/>
+          <w:szCs w:val="28"/>
+        </w:rPr>
+        <w:lastRenderedPageBreak/>
+        <w:t>MODÉLISATION ET CONCEPTION DE LA BASE DE DONNÉES</w:t>
+      </w:r>
+    </w:p>
+    <w:p>
+      <w:pPr>
+        <w:rPr>
+          <w:rFonts w:ascii="Times New Roman" w:hAnsi="Times New Roman" w:cs="Times New Roman"/>
+          <w:sz w:val="28"/>
+          <w:szCs w:val="28"/>
+          <w:lang w:val="en-GB"/>
+        </w:rPr>
+      </w:pPr>
+      <w:r>
+        <w:rPr>
+          <w:rFonts w:ascii="Times New Roman" w:hAnsi="Times New Roman" w:cs="Times New Roman"/>
+          <w:sz w:val="28"/>
+          <w:szCs w:val="28"/>
+          <w:lang w:val="en-GB"/>
+        </w:rPr>
+        <w:t>[TODO : BDD, MCD MLD M</w:t>
+      </w:r>
+      <w:r>
+        <w:rPr>
+          <w:rFonts w:ascii="Times New Roman" w:hAnsi="Times New Roman" w:cs="Times New Roman"/>
+          <w:sz w:val="28"/>
+          <w:szCs w:val="28"/>
+          <w:lang w:val="en-GB"/>
+        </w:rPr>
+        <w:t>PD + SCRIPTS]</w:t>
+      </w:r>
+    </w:p>
+    <w:p>
+      <w:pPr>
+        <w:rPr>
+          <w:rFonts w:ascii="Times New Roman" w:hAnsi="Times New Roman" w:cs="Times New Roman"/>
+          <w:sz w:val="28"/>
+          <w:szCs w:val="28"/>
+          <w:lang w:val="en-GB"/>
+        </w:rPr>
+      </w:pPr>
+      <w:r>
+        <w:rPr>
+          <w:rFonts w:ascii="Times New Roman" w:hAnsi="Times New Roman" w:cs="Times New Roman"/>
+          <w:sz w:val="28"/>
+          <w:szCs w:val="28"/>
+          <w:lang w:val="en-GB"/>
+        </w:rPr>
+        <w:t xml:space="preserve">+ Docker </w:t>
+      </w:r>
+    </w:p>
+    <w:p>
+      <w:pPr>
+        <w:rPr>
+          <w:rFonts w:ascii="Times New Roman" w:hAnsi="Times New Roman" w:cs="Times New Roman"/>
+          <w:sz w:val="28"/>
+          <w:szCs w:val="28"/>
+          <w:lang w:val="en-GB"/>
+        </w:rPr>
+      </w:pPr>
+      <w:r>
+        <w:rPr>
+          <w:rFonts w:ascii="Times New Roman" w:hAnsi="Times New Roman" w:cs="Times New Roman"/>
+          <w:sz w:val="28"/>
+          <w:szCs w:val="28"/>
+          <w:lang w:val="en-GB"/>
+        </w:rPr>
+        <w:t>+ rôles</w:t>
+      </w:r>
+    </w:p>
+    <w:p>
+      <w:pPr>
+        <w:rPr>
+          <w:rFonts w:ascii="Times New Roman" w:hAnsi="Times New Roman" w:cs="Times New Roman"/>
+          <w:sz w:val="28"/>
+          <w:szCs w:val="28"/>
+          <w:lang w:val="en-GB"/>
+        </w:rPr>
+      </w:pPr>
+      <w:r>
+        <w:rPr>
+          <w:rFonts w:ascii="Times New Roman" w:hAnsi="Times New Roman" w:cs="Times New Roman"/>
+          <w:sz w:val="28"/>
+          <w:szCs w:val="28"/>
+          <w:lang w:val="en-GB"/>
+        </w:rPr>
+        <w:t>+ Mong</w:t>
+      </w:r>
+      <w:r>
+        <w:rPr>
+          <w:rFonts w:ascii="Times New Roman" w:hAnsi="Times New Roman" w:cs="Times New Roman"/>
+          <w:sz w:val="28"/>
+          <w:szCs w:val="28"/>
+          <w:lang w:val="en-GB"/>
+        </w:rPr>
+        <w:t>o</w:t>
+      </w:r>
+    </w:p>
+    <w:p>
+      <w:pPr>
+        <w:rPr>
+          <w:rFonts w:ascii="Times New Roman" w:hAnsi="Times New Roman" w:cs="Times New Roman"/>
+          <w:sz w:val="28"/>
+          <w:szCs w:val="28"/>
+          <w:lang w:val="en-GB"/>
         </w:rPr>
       </w:pPr>
     </w:p>
@@ -3345,7 +5882,6 @@
           <w:sz w:val="36"/>
           <w:szCs w:val="36"/>
         </w:rPr>
-        <w:lastRenderedPageBreak/>
         <w:t>07 ARCHITECTURE DE L’APPLICATION</w:t>
       </w:r>
     </w:p>
@@ -3474,7 +6010,7 @@
       </w:pPr>
     </w:p>
     <w:sectPr>
-      <w:footerReference w:type="default" r:id="rId7"/>
+      <w:footerReference w:type="default" r:id="rId9"/>
       <w:pgSz w:w="11906" w:h="16838"/>
       <w:pgMar w:top="1417" w:right="1417" w:bottom="1417" w:left="1417" w:header="708" w:footer="708" w:gutter="0"/>
       <w:cols w:space="708"/>
@@ -4993,6 +7529,119 @@
     </w:lvl>
   </w:abstractNum>
   <w:abstractNum w:abstractNumId="11" w15:restartNumberingAfterBreak="0">
+    <w:nsid w:val="78A47506"/>
+    <w:multiLevelType w:val="hybridMultilevel"/>
+    <w:tmpl w:val="79426C36"/>
+    <w:lvl w:ilvl="0" w:tplc="040C0001">
+      <w:start w:val="1"/>
+      <w:numFmt w:val="bullet"/>
+      <w:lvlText w:val=""/>
+      <w:lvlJc w:val="left"/>
+      <w:pPr>
+        <w:ind w:left="720" w:hanging="360"/>
+      </w:pPr>
+      <w:rPr>
+        <w:rFonts w:ascii="Symbol" w:hAnsi="Symbol" w:hint="default"/>
+      </w:rPr>
+    </w:lvl>
+    <w:lvl w:ilvl="1" w:tplc="040C0003" w:tentative="1">
+      <w:start w:val="1"/>
+      <w:numFmt w:val="bullet"/>
+      <w:lvlText w:val="o"/>
+      <w:lvlJc w:val="left"/>
+      <w:pPr>
+        <w:ind w:left="1440" w:hanging="360"/>
+      </w:pPr>
+      <w:rPr>
+        <w:rFonts w:ascii="Courier New" w:hAnsi="Courier New" w:cs="Courier New" w:hint="default"/>
+      </w:rPr>
+    </w:lvl>
+    <w:lvl w:ilvl="2" w:tplc="040C0005" w:tentative="1">
+      <w:start w:val="1"/>
+      <w:numFmt w:val="bullet"/>
+      <w:lvlText w:val=""/>
+      <w:lvlJc w:val="left"/>
+      <w:pPr>
+        <w:ind w:left="2160" w:hanging="360"/>
+      </w:pPr>
+      <w:rPr>
+        <w:rFonts w:ascii="Wingdings" w:hAnsi="Wingdings" w:hint="default"/>
+      </w:rPr>
+    </w:lvl>
+    <w:lvl w:ilvl="3" w:tplc="040C0001" w:tentative="1">
+      <w:start w:val="1"/>
+      <w:numFmt w:val="bullet"/>
+      <w:lvlText w:val=""/>
+      <w:lvlJc w:val="left"/>
+      <w:pPr>
+        <w:ind w:left="2880" w:hanging="360"/>
+      </w:pPr>
+      <w:rPr>
+        <w:rFonts w:ascii="Symbol" w:hAnsi="Symbol" w:hint="default"/>
+      </w:rPr>
+    </w:lvl>
+    <w:lvl w:ilvl="4" w:tplc="040C0003" w:tentative="1">
+      <w:start w:val="1"/>
+      <w:numFmt w:val="bullet"/>
+      <w:lvlText w:val="o"/>
+      <w:lvlJc w:val="left"/>
+      <w:pPr>
+        <w:ind w:left="3600" w:hanging="360"/>
+      </w:pPr>
+      <w:rPr>
+        <w:rFonts w:ascii="Courier New" w:hAnsi="Courier New" w:cs="Courier New" w:hint="default"/>
+      </w:rPr>
+    </w:lvl>
+    <w:lvl w:ilvl="5" w:tplc="040C0005" w:tentative="1">
+      <w:start w:val="1"/>
+      <w:numFmt w:val="bullet"/>
+      <w:lvlText w:val=""/>
+      <w:lvlJc w:val="left"/>
+      <w:pPr>
+        <w:ind w:left="4320" w:hanging="360"/>
+      </w:pPr>
+      <w:rPr>
+        <w:rFonts w:ascii="Wingdings" w:hAnsi="Wingdings" w:hint="default"/>
+      </w:rPr>
+    </w:lvl>
+    <w:lvl w:ilvl="6" w:tplc="040C0001" w:tentative="1">
+      <w:start w:val="1"/>
+      <w:numFmt w:val="bullet"/>
+      <w:lvlText w:val=""/>
+      <w:lvlJc w:val="left"/>
+      <w:pPr>
+        <w:ind w:left="5040" w:hanging="360"/>
+      </w:pPr>
+      <w:rPr>
+        <w:rFonts w:ascii="Symbol" w:hAnsi="Symbol" w:hint="default"/>
+      </w:rPr>
+    </w:lvl>
+    <w:lvl w:ilvl="7" w:tplc="040C0003" w:tentative="1">
+      <w:start w:val="1"/>
+      <w:numFmt w:val="bullet"/>
+      <w:lvlText w:val="o"/>
+      <w:lvlJc w:val="left"/>
+      <w:pPr>
+        <w:ind w:left="5760" w:hanging="360"/>
+      </w:pPr>
+      <w:rPr>
+        <w:rFonts w:ascii="Courier New" w:hAnsi="Courier New" w:cs="Courier New" w:hint="default"/>
+      </w:rPr>
+    </w:lvl>
+    <w:lvl w:ilvl="8" w:tplc="040C0005" w:tentative="1">
+      <w:start w:val="1"/>
+      <w:numFmt w:val="bullet"/>
+      <w:lvlText w:val=""/>
+      <w:lvlJc w:val="left"/>
+      <w:pPr>
+        <w:ind w:left="6480" w:hanging="360"/>
+      </w:pPr>
+      <w:rPr>
+        <w:rFonts w:ascii="Wingdings" w:hAnsi="Wingdings" w:hint="default"/>
+      </w:rPr>
+    </w:lvl>
+  </w:abstractNum>
+  <w:abstractNum w:abstractNumId="12" w15:restartNumberingAfterBreak="0">
     <w:nsid w:val="7A211345"/>
     <w:multiLevelType w:val="hybridMultilevel"/>
     <w:tmpl w:val="F6E2C418"/>
@@ -5105,7 +7754,7 @@
       </w:rPr>
     </w:lvl>
   </w:abstractNum>
-  <w:abstractNum w:abstractNumId="12" w15:restartNumberingAfterBreak="0">
+  <w:abstractNum w:abstractNumId="13" w15:restartNumberingAfterBreak="0">
     <w:nsid w:val="7AC4089E"/>
     <w:multiLevelType w:val="hybridMultilevel"/>
     <w:tmpl w:val="A8A68D22"/>
@@ -5204,13 +7853,13 @@
     <w:abstractNumId w:val="10"/>
   </w:num>
   <w:num w:numId="4" w16cid:durableId="1483041501">
-    <w:abstractNumId w:val="12"/>
+    <w:abstractNumId w:val="13"/>
   </w:num>
   <w:num w:numId="5" w16cid:durableId="1950894688">
     <w:abstractNumId w:val="0"/>
   </w:num>
   <w:num w:numId="6" w16cid:durableId="1242330103">
-    <w:abstractNumId w:val="11"/>
+    <w:abstractNumId w:val="12"/>
   </w:num>
   <w:num w:numId="7" w16cid:durableId="985931835">
     <w:abstractNumId w:val="5"/>
@@ -5232,6 +7881,9 @@
   </w:num>
   <w:num w:numId="13" w16cid:durableId="1744184974">
     <w:abstractNumId w:val="2"/>
+  </w:num>
+  <w:num w:numId="14" w16cid:durableId="1496916770">
+    <w:abstractNumId w:val="11"/>
   </w:num>
 </w:numbering>
 </file>
@@ -6226,6 +8878,25 @@
       <w14:ligatures w14:val="none"/>
     </w:rPr>
   </w:style>
+  <w:style w:type="table" w:styleId="Grilledutableau">
+    <w:name w:val="Table Grid"/>
+    <w:basedOn w:val="TableauNormal"/>
+    <w:uiPriority w:val="39"/>
+    <w:rsid w:val="00777F63"/>
+    <w:pPr>
+      <w:spacing w:after="0" w:line="240" w:lineRule="auto"/>
+    </w:pPr>
+    <w:tblPr>
+      <w:tblBorders>
+        <w:top w:val="single" w:sz="4" w:space="0" w:color="auto"/>
+        <w:left w:val="single" w:sz="4" w:space="0" w:color="auto"/>
+        <w:bottom w:val="single" w:sz="4" w:space="0" w:color="auto"/>
+        <w:right w:val="single" w:sz="4" w:space="0" w:color="auto"/>
+        <w:insideH w:val="single" w:sz="4" w:space="0" w:color="auto"/>
+        <w:insideV w:val="single" w:sz="4" w:space="0" w:color="auto"/>
+      </w:tblBorders>
+    </w:tblPr>
+  </w:style>
 </w:styles>
 </file>
 
@@ -6542,4 +9213,16 @@
     </a:ext>
   </a:extLst>
 </a:theme>
+</file>
+
+<file path=customXml/item1.xml><?xml version="1.0" encoding="utf-8"?>
+<b:Sources xmlns:b="http://schemas.openxmlformats.org/officeDocument/2006/bibliography" xmlns="http://schemas.openxmlformats.org/officeDocument/2006/bibliography" SelectedStyle="\APASixthEditionOfficeOnline.xsl" StyleName="APA" Version="6"/>
+</file>
+
+<file path=customXml/itemProps1.xml><?xml version="1.0" encoding="utf-8"?>
+<ds:datastoreItem xmlns:ds="http://schemas.openxmlformats.org/officeDocument/2006/customXml" ds:itemID="{EAA69AB2-7859-423E-85CB-3E7CEA65F93D}">
+  <ds:schemaRefs>
+    <ds:schemaRef ds:uri="http://schemas.openxmlformats.org/officeDocument/2006/bibliography"/>
+  </ds:schemaRefs>
+</ds:datastoreItem>
 </file>
--- a/Viti-Theo-dossier-projet.docx
+++ b/Viti-Theo-dossier-projet.docx
@@ -5861,6 +5861,25 @@
           <w:lang w:val="en-GB"/>
         </w:rPr>
       </w:pPr>
+      <w:r>
+        <w:rPr>
+          <w:rFonts w:ascii="Times New Roman" w:hAnsi="Times New Roman" w:cs="Times New Roman"/>
+          <w:sz w:val="28"/>
+          <w:szCs w:val="28"/>
+          <w:lang w:val="en-GB"/>
+        </w:rPr>
+        <w:t>[big partie ]</w:t>
+      </w:r>
+    </w:p>
+    <w:p>
+      <w:pPr>
+        <w:rPr>
+          <w:rFonts w:ascii="Times New Roman" w:hAnsi="Times New Roman" w:cs="Times New Roman"/>
+          <w:sz w:val="28"/>
+          <w:szCs w:val="28"/>
+          <w:lang w:val="en-GB"/>
+        </w:rPr>
+      </w:pPr>
     </w:p>
     <w:p>
       <w:pPr>
@@ -5884,6 +5903,32 @@
         </w:rPr>
         <w:t>07 ARCHITECTURE DE L’APPLICATION</w:t>
       </w:r>
+    </w:p>
+    <w:p>
+      <w:pPr>
+        <w:rPr>
+          <w:rFonts w:ascii="Century Gothic" w:hAnsi="Century Gothic"/>
+          <w:sz w:val="36"/>
+          <w:szCs w:val="36"/>
+        </w:rPr>
+      </w:pPr>
+      <w:r>
+        <w:rPr>
+          <w:rFonts w:ascii="Century Gothic" w:hAnsi="Century Gothic"/>
+          <w:sz w:val="36"/>
+          <w:szCs w:val="36"/>
+        </w:rPr>
+        <w:t>Quasi cop</w:t>
+      </w:r>
+    </w:p>
+    <w:p>
+      <w:pPr>
+        <w:rPr>
+          <w:rFonts w:ascii="Century Gothic" w:hAnsi="Century Gothic"/>
+          <w:sz w:val="36"/>
+          <w:szCs w:val="36"/>
+        </w:rPr>
+      </w:pPr>
     </w:p>
     <w:p>
       <w:pPr>
